--- a/SIQ and SIQPlotteR User guide.docx
+++ b/SIQ and SIQPlotteR User guide.docx
@@ -1,6 +1,6 @@
 
 <file path=word/document.xml><?xml version="1.0" encoding="utf-8"?>
-<w:document xmlns:wpc="http://schemas.microsoft.com/office/word/2010/wordprocessingCanvas" xmlns:cx="http://schemas.microsoft.com/office/drawing/2014/chartex" xmlns:cx1="http://schemas.microsoft.com/office/drawing/2015/9/8/chartex" xmlns:cx2="http://schemas.microsoft.com/office/drawing/2015/10/21/chartex" xmlns:cx3="http://schemas.microsoft.com/office/drawing/2016/5/9/chartex" xmlns:cx4="http://schemas.microsoft.com/office/drawing/2016/5/10/chartex" xmlns:cx5="http://schemas.microsoft.com/office/drawing/2016/5/11/chartex" xmlns:cx6="http://schemas.microsoft.com/office/drawing/2016/5/12/chartex" xmlns:cx7="http://schemas.microsoft.com/office/drawing/2016/5/13/chartex" xmlns:cx8="http://schemas.microsoft.com/office/drawing/2016/5/14/chartex" xmlns:mc="http://schemas.openxmlformats.org/markup-compatibility/2006" xmlns:aink="http://schemas.microsoft.com/office/drawing/2016/ink" xmlns:am3d="http://schemas.microsoft.com/office/drawing/2017/model3d" xmlns:o="urn:schemas-microsoft-com:office:office" xmlns:r="http://schemas.openxmlformats.org/officeDocument/2006/relationships" xmlns:m="http://schemas.openxmlformats.org/officeDocument/2006/math" xmlns:v="urn:schemas-microsoft-com:vml" xmlns:wp14="http://schemas.microsoft.com/office/word/2010/wordprocessingDrawing" xmlns:wp="http://schemas.openxmlformats.org/drawingml/2006/wordprocessingDrawing" xmlns:w10="urn:schemas-microsoft-com:office:word" xmlns:w="http://schemas.openxmlformats.org/wordprocessingml/2006/main" xmlns:w14="http://schemas.microsoft.com/office/word/2010/wordml" xmlns:w15="http://schemas.microsoft.com/office/word/2012/wordml" xmlns:w16cex="http://schemas.microsoft.com/office/word/2018/wordml/cex" xmlns:w16cid="http://schemas.microsoft.com/office/word/2016/wordml/cid" xmlns:w16="http://schemas.microsoft.com/office/word/2018/wordml" xmlns:w16sdtdh="http://schemas.microsoft.com/office/word/2020/wordml/sdtdatahash" xmlns:w16se="http://schemas.microsoft.com/office/word/2015/wordml/symex" xmlns:wpg="http://schemas.microsoft.com/office/word/2010/wordprocessingGroup" xmlns:wpi="http://schemas.microsoft.com/office/word/2010/wordprocessingInk" xmlns:wne="http://schemas.microsoft.com/office/word/2006/wordml" xmlns:wps="http://schemas.microsoft.com/office/word/2010/wordprocessingShape" mc:Ignorable="w14 w15 w16se w16cid w16 w16cex w16sdtdh wp14">
+<w:document xmlns:wpc="http://schemas.microsoft.com/office/word/2010/wordprocessingCanvas" xmlns:cx="http://schemas.microsoft.com/office/drawing/2014/chartex" xmlns:cx1="http://schemas.microsoft.com/office/drawing/2015/9/8/chartex" xmlns:cx2="http://schemas.microsoft.com/office/drawing/2015/10/21/chartex" xmlns:cx3="http://schemas.microsoft.com/office/drawing/2016/5/9/chartex" xmlns:cx4="http://schemas.microsoft.com/office/drawing/2016/5/10/chartex" xmlns:cx5="http://schemas.microsoft.com/office/drawing/2016/5/11/chartex" xmlns:cx6="http://schemas.microsoft.com/office/drawing/2016/5/12/chartex" xmlns:cx7="http://schemas.microsoft.com/office/drawing/2016/5/13/chartex" xmlns:cx8="http://schemas.microsoft.com/office/drawing/2016/5/14/chartex" xmlns:mc="http://schemas.openxmlformats.org/markup-compatibility/2006" xmlns:aink="http://schemas.microsoft.com/office/drawing/2016/ink" xmlns:am3d="http://schemas.microsoft.com/office/drawing/2017/model3d" xmlns:o="urn:schemas-microsoft-com:office:office" xmlns:oel="http://schemas.microsoft.com/office/2019/extlst" xmlns:r="http://schemas.openxmlformats.org/officeDocument/2006/relationships" xmlns:m="http://schemas.openxmlformats.org/officeDocument/2006/math" xmlns:v="urn:schemas-microsoft-com:vml" xmlns:wp14="http://schemas.microsoft.com/office/word/2010/wordprocessingDrawing" xmlns:wp="http://schemas.openxmlformats.org/drawingml/2006/wordprocessingDrawing" xmlns:w10="urn:schemas-microsoft-com:office:word" xmlns:w="http://schemas.openxmlformats.org/wordprocessingml/2006/main" xmlns:w14="http://schemas.microsoft.com/office/word/2010/wordml" xmlns:w15="http://schemas.microsoft.com/office/word/2012/wordml" xmlns:w16cex="http://schemas.microsoft.com/office/word/2018/wordml/cex" xmlns:w16cid="http://schemas.microsoft.com/office/word/2016/wordml/cid" xmlns:w16="http://schemas.microsoft.com/office/word/2018/wordml" xmlns:w16du="http://schemas.microsoft.com/office/word/2023/wordml/word16du" xmlns:w16sdtdh="http://schemas.microsoft.com/office/word/2020/wordml/sdtdatahash" xmlns:w16sdtfl="http://schemas.microsoft.com/office/word/2024/wordml/sdtformatlock" xmlns:w16se="http://schemas.microsoft.com/office/word/2015/wordml/symex" xmlns:wpg="http://schemas.microsoft.com/office/word/2010/wordprocessingGroup" xmlns:wpi="http://schemas.microsoft.com/office/word/2010/wordprocessingInk" xmlns:wne="http://schemas.microsoft.com/office/word/2006/wordml" xmlns:wps="http://schemas.microsoft.com/office/word/2010/wordprocessingShape" mc:Ignorable="w14 w15 w16se w16cid w16 w16cex w16sdtdh w16sdtfl w16du wp14">
   <w:body>
     <w:p>
       <w:pPr>
@@ -26,13 +26,13 @@
         <w:t xml:space="preserve">Date: </w:t>
       </w:r>
       <w:r>
-        <w:t>13</w:t>
-      </w:r>
-      <w:r>
-        <w:t xml:space="preserve"> Ju</w:t>
-      </w:r>
-      <w:r>
-        <w:t>ly</w:t>
+        <w:t>28</w:t>
+      </w:r>
+      <w:r>
+        <w:t xml:space="preserve"> </w:t>
+      </w:r>
+      <w:r>
+        <w:t>May</w:t>
       </w:r>
       <w:r>
         <w:t xml:space="preserve"> 2022</w:t>
@@ -63,31 +63,7 @@
         <w:t xml:space="preserve">; </w:t>
       </w:r>
       <w:r>
-        <w:t>I-</w:t>
-      </w:r>
-      <w:proofErr w:type="spellStart"/>
-      <w:r>
-        <w:t>SceI</w:t>
-      </w:r>
-      <w:proofErr w:type="spellEnd"/>
-      <w:r>
-        <w:t xml:space="preserve">, </w:t>
-      </w:r>
-      <w:proofErr w:type="spellStart"/>
-      <w:r>
-        <w:t>Talens</w:t>
-      </w:r>
-      <w:proofErr w:type="spellEnd"/>
-      <w:r>
-        <w:t xml:space="preserve">, ZNFs and CRISPR </w:t>
-      </w:r>
-      <w:proofErr w:type="spellStart"/>
-      <w:r>
-        <w:t>nickase</w:t>
-      </w:r>
-      <w:proofErr w:type="spellEnd"/>
-      <w:r>
-        <w:t xml:space="preserve"> experiments can also be </w:t>
+        <w:t xml:space="preserve">I-SceI, Talens, ZNFs and CRISPR nickase experiments can also be </w:t>
       </w:r>
       <w:r>
         <w:t>analysed</w:t>
@@ -176,14 +152,27 @@
       <w:r>
         <w:t xml:space="preserve">Figure </w:t>
       </w:r>
-      <w:fldSimple w:instr=" SEQ Figure \* ARABIC ">
-        <w:r>
-          <w:rPr>
-            <w:noProof/>
-          </w:rPr>
-          <w:t>1</w:t>
-        </w:r>
-      </w:fldSimple>
+      <w:r>
+        <w:fldChar w:fldCharType="begin"/>
+      </w:r>
+      <w:r>
+        <w:instrText xml:space="preserve"> SEQ Figure \* ARABIC </w:instrText>
+      </w:r>
+      <w:r>
+        <w:fldChar w:fldCharType="separate"/>
+      </w:r>
+      <w:r>
+        <w:rPr>
+          <w:noProof/>
+        </w:rPr>
+        <w:t>1</w:t>
+      </w:r>
+      <w:r>
+        <w:rPr>
+          <w:noProof/>
+        </w:rPr>
+        <w:fldChar w:fldCharType="end"/>
+      </w:r>
       <w:bookmarkEnd w:id="0"/>
       <w:r>
         <w:t xml:space="preserve"> Illustration of how to specify flanks and primers</w:t>
@@ -231,19 +220,7 @@
           <w:rPr>
             <w:rStyle w:val="Hyperlink"/>
           </w:rPr>
-          <w:t>Dow</w:t>
-        </w:r>
-        <w:r>
-          <w:rPr>
-            <w:rStyle w:val="Hyperlink"/>
-          </w:rPr>
-          <w:t>n</w:t>
-        </w:r>
-        <w:r>
-          <w:rPr>
-            <w:rStyle w:val="Hyperlink"/>
-          </w:rPr>
-          <w:t>load</w:t>
+          <w:t>Download</w:t>
         </w:r>
       </w:hyperlink>
       <w:r>
@@ -295,34 +272,14 @@
     </w:p>
     <w:p>
       <w:r>
-        <w:t xml:space="preserve">We have also created Video Tutorials which should help you to install &amp; run SIQ and to analyse your data using </w:t>
-      </w:r>
-      <w:proofErr w:type="spellStart"/>
-      <w:r>
-        <w:t>SIQPlotteR</w:t>
-      </w:r>
-      <w:proofErr w:type="spellEnd"/>
-      <w:r>
-        <w:t xml:space="preserve">. The Video Tutorials can be found </w:t>
+        <w:t xml:space="preserve">We have also created Video Tutorials which should help you to install &amp; run SIQ and to analyse your data using SIQPlotteR. The Video Tutorials can be found </w:t>
       </w:r>
       <w:hyperlink r:id="rId10" w:anchor="video-tutorials" w:history="1">
         <w:r>
           <w:rPr>
             <w:rStyle w:val="Hyperlink"/>
           </w:rPr>
-          <w:t>he</w:t>
-        </w:r>
-        <w:r>
-          <w:rPr>
-            <w:rStyle w:val="Hyperlink"/>
-          </w:rPr>
-          <w:t>r</w:t>
-        </w:r>
-        <w:r>
-          <w:rPr>
-            <w:rStyle w:val="Hyperlink"/>
-          </w:rPr>
-          <w:t>e</w:t>
+          <w:t>here</w:t>
         </w:r>
       </w:hyperlink>
       <w:r>
@@ -2855,7 +2812,13 @@
         </w:r>
       </w:hyperlink>
       <w:r>
-        <w:t>. For example the file SIQ_1.1.jar</w:t>
+        <w:t>. For example the file SIQ_</w:t>
+      </w:r>
+      <w:r>
+        <w:t>2</w:t>
+      </w:r>
+      <w:r>
+        <w:t>.1.jar</w:t>
       </w:r>
     </w:p>
     <w:p>
@@ -2941,14 +2904,27 @@
       <w:r>
         <w:t xml:space="preserve">Figure </w:t>
       </w:r>
-      <w:fldSimple w:instr=" SEQ Figure \* ARABIC ">
-        <w:r>
-          <w:rPr>
-            <w:noProof/>
-          </w:rPr>
-          <w:t>2</w:t>
-        </w:r>
-      </w:fldSimple>
+      <w:r>
+        <w:fldChar w:fldCharType="begin"/>
+      </w:r>
+      <w:r>
+        <w:instrText xml:space="preserve"> SEQ Figure \* ARABIC </w:instrText>
+      </w:r>
+      <w:r>
+        <w:fldChar w:fldCharType="separate"/>
+      </w:r>
+      <w:r>
+        <w:rPr>
+          <w:noProof/>
+        </w:rPr>
+        <w:t>2</w:t>
+      </w:r>
+      <w:r>
+        <w:rPr>
+          <w:noProof/>
+        </w:rPr>
+        <w:fldChar w:fldCharType="end"/>
+      </w:r>
       <w:r>
         <w:t xml:space="preserve"> Windows screenshot of where jar file</w:t>
       </w:r>
@@ -3026,14 +3002,27 @@
       <w:r>
         <w:t xml:space="preserve">Figure </w:t>
       </w:r>
-      <w:fldSimple w:instr=" SEQ Figure \* ARABIC ">
-        <w:r>
-          <w:rPr>
-            <w:noProof/>
-          </w:rPr>
-          <w:t>3</w:t>
-        </w:r>
-      </w:fldSimple>
+      <w:r>
+        <w:fldChar w:fldCharType="begin"/>
+      </w:r>
+      <w:r>
+        <w:instrText xml:space="preserve"> SEQ Figure \* ARABIC </w:instrText>
+      </w:r>
+      <w:r>
+        <w:fldChar w:fldCharType="separate"/>
+      </w:r>
+      <w:r>
+        <w:rPr>
+          <w:noProof/>
+        </w:rPr>
+        <w:t>3</w:t>
+      </w:r>
+      <w:r>
+        <w:rPr>
+          <w:noProof/>
+        </w:rPr>
+        <w:fldChar w:fldCharType="end"/>
+      </w:r>
       <w:r>
         <w:t xml:space="preserve"> Java is not installed</w:t>
       </w:r>
@@ -3131,14 +3120,27 @@
       <w:r>
         <w:t xml:space="preserve">Figure </w:t>
       </w:r>
-      <w:fldSimple w:instr=" SEQ Figure \* ARABIC ">
-        <w:r>
-          <w:rPr>
-            <w:noProof/>
-          </w:rPr>
-          <w:t>4</w:t>
-        </w:r>
-      </w:fldSimple>
+      <w:r>
+        <w:fldChar w:fldCharType="begin"/>
+      </w:r>
+      <w:r>
+        <w:instrText xml:space="preserve"> SEQ Figure \* ARABIC </w:instrText>
+      </w:r>
+      <w:r>
+        <w:fldChar w:fldCharType="separate"/>
+      </w:r>
+      <w:r>
+        <w:rPr>
+          <w:noProof/>
+        </w:rPr>
+        <w:t>4</w:t>
+      </w:r>
+      <w:r>
+        <w:rPr>
+          <w:noProof/>
+        </w:rPr>
+        <w:fldChar w:fldCharType="end"/>
+      </w:r>
       <w:r>
         <w:t xml:space="preserve"> Java 1.8 is correctly installed</w:t>
       </w:r>
@@ -3206,14 +3208,27 @@
       <w:r>
         <w:t xml:space="preserve">Figure </w:t>
       </w:r>
-      <w:fldSimple w:instr=" SEQ Figure \* ARABIC ">
-        <w:r>
-          <w:rPr>
-            <w:noProof/>
-          </w:rPr>
-          <w:t>5</w:t>
-        </w:r>
-      </w:fldSimple>
+      <w:r>
+        <w:fldChar w:fldCharType="begin"/>
+      </w:r>
+      <w:r>
+        <w:instrText xml:space="preserve"> SEQ Figure \* ARABIC </w:instrText>
+      </w:r>
+      <w:r>
+        <w:fldChar w:fldCharType="separate"/>
+      </w:r>
+      <w:r>
+        <w:rPr>
+          <w:noProof/>
+        </w:rPr>
+        <w:t>5</w:t>
+      </w:r>
+      <w:r>
+        <w:rPr>
+          <w:noProof/>
+        </w:rPr>
+        <w:fldChar w:fldCharType="end"/>
+      </w:r>
       <w:r>
         <w:t xml:space="preserve"> SIQ is ready to run</w:t>
       </w:r>
@@ -3233,37 +3248,12 @@
           <w:lang w:val="nl-NL"/>
         </w:rPr>
       </w:pPr>
-      <w:proofErr w:type="spellStart"/>
       <w:r>
         <w:rPr>
           <w:rFonts w:ascii="Courier New" w:hAnsi="Courier New" w:cs="Courier New"/>
           <w:lang w:val="nl-NL"/>
         </w:rPr>
-        <w:t>java</w:t>
-      </w:r>
-      <w:proofErr w:type="spellEnd"/>
-      <w:r>
-        <w:rPr>
-          <w:rFonts w:ascii="Courier New" w:hAnsi="Courier New" w:cs="Courier New"/>
-          <w:lang w:val="nl-NL"/>
-        </w:rPr>
-        <w:t xml:space="preserve"> -</w:t>
-      </w:r>
-      <w:proofErr w:type="spellStart"/>
-      <w:r>
-        <w:rPr>
-          <w:rFonts w:ascii="Courier New" w:hAnsi="Courier New" w:cs="Courier New"/>
-          <w:lang w:val="nl-NL"/>
-        </w:rPr>
-        <w:t>jar</w:t>
-      </w:r>
-      <w:proofErr w:type="spellEnd"/>
-      <w:r>
-        <w:rPr>
-          <w:rFonts w:ascii="Courier New" w:hAnsi="Courier New" w:cs="Courier New"/>
-          <w:lang w:val="nl-NL"/>
-        </w:rPr>
-        <w:t xml:space="preserve"> C:\SIQ\SIQ_1.1.jar</w:t>
+        <w:t>java -jar C:\SIQ\SIQ_1.1.jar</w:t>
       </w:r>
     </w:p>
     <w:p>
@@ -3429,14 +3419,27 @@
       <w:r>
         <w:t xml:space="preserve">Figure </w:t>
       </w:r>
-      <w:fldSimple w:instr=" SEQ Figure \* ARABIC ">
-        <w:r>
-          <w:rPr>
-            <w:noProof/>
-          </w:rPr>
-          <w:t>6</w:t>
-        </w:r>
-      </w:fldSimple>
+      <w:r>
+        <w:fldChar w:fldCharType="begin"/>
+      </w:r>
+      <w:r>
+        <w:instrText xml:space="preserve"> SEQ Figure \* ARABIC </w:instrText>
+      </w:r>
+      <w:r>
+        <w:fldChar w:fldCharType="separate"/>
+      </w:r>
+      <w:r>
+        <w:rPr>
+          <w:noProof/>
+        </w:rPr>
+        <w:t>6</w:t>
+      </w:r>
+      <w:r>
+        <w:rPr>
+          <w:noProof/>
+        </w:rPr>
+        <w:fldChar w:fldCharType="end"/>
+      </w:r>
       <w:r>
         <w:t xml:space="preserve"> Exampl</w:t>
       </w:r>
@@ -3687,14 +3690,27 @@
       <w:r>
         <w:t xml:space="preserve">Figure </w:t>
       </w:r>
-      <w:fldSimple w:instr=" SEQ Figure \* ARABIC ">
-        <w:r>
-          <w:rPr>
-            <w:noProof/>
-          </w:rPr>
-          <w:t>7</w:t>
-        </w:r>
-      </w:fldSimple>
+      <w:r>
+        <w:fldChar w:fldCharType="begin"/>
+      </w:r>
+      <w:r>
+        <w:instrText xml:space="preserve"> SEQ Figure \* ARABIC </w:instrText>
+      </w:r>
+      <w:r>
+        <w:fldChar w:fldCharType="separate"/>
+      </w:r>
+      <w:r>
+        <w:rPr>
+          <w:noProof/>
+        </w:rPr>
+        <w:t>7</w:t>
+      </w:r>
+      <w:r>
+        <w:rPr>
+          <w:noProof/>
+        </w:rPr>
+        <w:fldChar w:fldCharType="end"/>
+      </w:r>
       <w:r>
         <w:t xml:space="preserve"> Terminal screenshot showing </w:t>
       </w:r>
@@ -3783,14 +3799,27 @@
       <w:r>
         <w:t xml:space="preserve">Figure </w:t>
       </w:r>
-      <w:fldSimple w:instr=" SEQ Figure \* ARABIC ">
-        <w:r>
-          <w:rPr>
-            <w:noProof/>
-          </w:rPr>
-          <w:t>8</w:t>
-        </w:r>
-      </w:fldSimple>
+      <w:r>
+        <w:fldChar w:fldCharType="begin"/>
+      </w:r>
+      <w:r>
+        <w:instrText xml:space="preserve"> SEQ Figure \* ARABIC </w:instrText>
+      </w:r>
+      <w:r>
+        <w:fldChar w:fldCharType="separate"/>
+      </w:r>
+      <w:r>
+        <w:rPr>
+          <w:noProof/>
+        </w:rPr>
+        <w:t>8</w:t>
+      </w:r>
+      <w:r>
+        <w:rPr>
+          <w:noProof/>
+        </w:rPr>
+        <w:fldChar w:fldCharType="end"/>
+      </w:r>
       <w:r>
         <w:t xml:space="preserve"> MacOS warning that SIQ cannot be started</w:t>
       </w:r>
@@ -3882,14 +3911,27 @@
       <w:r>
         <w:t xml:space="preserve">Figure </w:t>
       </w:r>
-      <w:fldSimple w:instr=" SEQ Figure \* ARABIC ">
-        <w:r>
-          <w:rPr>
-            <w:noProof/>
-          </w:rPr>
-          <w:t>9</w:t>
-        </w:r>
-      </w:fldSimple>
+      <w:r>
+        <w:fldChar w:fldCharType="begin"/>
+      </w:r>
+      <w:r>
+        <w:instrText xml:space="preserve"> SEQ Figure \* ARABIC </w:instrText>
+      </w:r>
+      <w:r>
+        <w:fldChar w:fldCharType="separate"/>
+      </w:r>
+      <w:r>
+        <w:rPr>
+          <w:noProof/>
+        </w:rPr>
+        <w:t>9</w:t>
+      </w:r>
+      <w:r>
+        <w:rPr>
+          <w:noProof/>
+        </w:rPr>
+        <w:fldChar w:fldCharType="end"/>
+      </w:r>
       <w:r>
         <w:t xml:space="preserve"> MacOS warning which allows you to open SIQ</w:t>
       </w:r>
@@ -3979,14 +4021,27 @@
       <w:r>
         <w:t xml:space="preserve">Figure </w:t>
       </w:r>
-      <w:fldSimple w:instr=" SEQ Figure \* ARABIC ">
-        <w:r>
-          <w:rPr>
-            <w:noProof/>
-          </w:rPr>
-          <w:t>10</w:t>
-        </w:r>
-      </w:fldSimple>
+      <w:r>
+        <w:fldChar w:fldCharType="begin"/>
+      </w:r>
+      <w:r>
+        <w:instrText xml:space="preserve"> SEQ Figure \* ARABIC </w:instrText>
+      </w:r>
+      <w:r>
+        <w:fldChar w:fldCharType="separate"/>
+      </w:r>
+      <w:r>
+        <w:rPr>
+          <w:noProof/>
+        </w:rPr>
+        <w:t>10</w:t>
+      </w:r>
+      <w:r>
+        <w:rPr>
+          <w:noProof/>
+        </w:rPr>
+        <w:fldChar w:fldCharType="end"/>
+      </w:r>
       <w:r>
         <w:t xml:space="preserve"> SIQ is running on MacOS</w:t>
       </w:r>
@@ -4074,15 +4129,7 @@
         <w:t>a single mutation</w:t>
       </w:r>
       <w:r>
-        <w:t xml:space="preserve"> can be </w:t>
-      </w:r>
-      <w:proofErr w:type="spellStart"/>
-      <w:r>
-        <w:t>analyzed</w:t>
-      </w:r>
-      <w:proofErr w:type="spellEnd"/>
-      <w:r>
-        <w:t xml:space="preserve">. SIQ does not decompose Sanger sequences containing multiple mutations. If you require such an analysis, please use another tool such as Tide, ICE or DECODR. For information on analysing Sanger sequences, please take a look at </w:t>
+        <w:t xml:space="preserve"> can be analyzed. SIQ does not decompose Sanger sequences containing multiple mutations. If you require such an analysis, please use another tool such as Tide, ICE or DECODR. For information on analysing Sanger sequences, please take a look at </w:t>
       </w:r>
       <w:r>
         <w:t>this</w:t>
@@ -4104,28 +4151,12 @@
     </w:p>
     <w:p>
       <w:r>
-        <w:t>* Illumina single-end and paired-end sequence data (.</w:t>
-      </w:r>
-      <w:proofErr w:type="spellStart"/>
-      <w:r>
-        <w:t>fastq</w:t>
-      </w:r>
-      <w:proofErr w:type="spellEnd"/>
-      <w:r>
-        <w:t xml:space="preserve"> or .fastq.gz files)</w:t>
-      </w:r>
-    </w:p>
-    <w:p>
-      <w:r>
-        <w:t>* PacBio data (.</w:t>
-      </w:r>
-      <w:proofErr w:type="spellStart"/>
-      <w:r>
-        <w:t>fastq</w:t>
-      </w:r>
-      <w:proofErr w:type="spellEnd"/>
-      <w:r>
-        <w:t xml:space="preserve"> or .fastq.gz files)</w:t>
+        <w:t>* Illumina single-end and paired-end sequence data (.fastq or .fastq.gz files)</w:t>
+      </w:r>
+    </w:p>
+    <w:p>
+      <w:r>
+        <w:t>* PacBio data (.fastq or .fastq.gz files)</w:t>
       </w:r>
     </w:p>
     <w:p>
@@ -4208,14 +4239,27 @@
       <w:r>
         <w:t xml:space="preserve">Figure </w:t>
       </w:r>
-      <w:fldSimple w:instr=" SEQ Figure \* ARABIC ">
-        <w:r>
-          <w:rPr>
-            <w:noProof/>
-          </w:rPr>
-          <w:t>11</w:t>
-        </w:r>
-      </w:fldSimple>
+      <w:r>
+        <w:fldChar w:fldCharType="begin"/>
+      </w:r>
+      <w:r>
+        <w:instrText xml:space="preserve"> SEQ Figure \* ARABIC </w:instrText>
+      </w:r>
+      <w:r>
+        <w:fldChar w:fldCharType="separate"/>
+      </w:r>
+      <w:r>
+        <w:rPr>
+          <w:noProof/>
+        </w:rPr>
+        <w:t>11</w:t>
+      </w:r>
+      <w:r>
+        <w:rPr>
+          <w:noProof/>
+        </w:rPr>
+        <w:fldChar w:fldCharType="end"/>
+      </w:r>
       <w:r>
         <w:t xml:space="preserve"> SIQ after clicking 'load example data'</w:t>
       </w:r>
@@ -4277,14 +4321,27 @@
       <w:r>
         <w:t xml:space="preserve">Figure </w:t>
       </w:r>
-      <w:fldSimple w:instr=" SEQ Figure \* ARABIC ">
-        <w:r>
-          <w:rPr>
-            <w:noProof/>
-          </w:rPr>
-          <w:t>12</w:t>
-        </w:r>
-      </w:fldSimple>
+      <w:r>
+        <w:fldChar w:fldCharType="begin"/>
+      </w:r>
+      <w:r>
+        <w:instrText xml:space="preserve"> SEQ Figure \* ARABIC </w:instrText>
+      </w:r>
+      <w:r>
+        <w:fldChar w:fldCharType="separate"/>
+      </w:r>
+      <w:r>
+        <w:rPr>
+          <w:noProof/>
+        </w:rPr>
+        <w:t>12</w:t>
+      </w:r>
+      <w:r>
+        <w:rPr>
+          <w:noProof/>
+        </w:rPr>
+        <w:fldChar w:fldCharType="end"/>
+      </w:r>
       <w:r>
         <w:t xml:space="preserve"> Output location options</w:t>
       </w:r>
@@ -4347,14 +4404,27 @@
       <w:r>
         <w:t xml:space="preserve">Figure </w:t>
       </w:r>
-      <w:fldSimple w:instr=" SEQ Figure \* ARABIC ">
-        <w:r>
-          <w:rPr>
-            <w:noProof/>
-          </w:rPr>
-          <w:t>13</w:t>
-        </w:r>
-      </w:fldSimple>
+      <w:r>
+        <w:fldChar w:fldCharType="begin"/>
+      </w:r>
+      <w:r>
+        <w:instrText xml:space="preserve"> SEQ Figure \* ARABIC </w:instrText>
+      </w:r>
+      <w:r>
+        <w:fldChar w:fldCharType="separate"/>
+      </w:r>
+      <w:r>
+        <w:rPr>
+          <w:noProof/>
+        </w:rPr>
+        <w:t>13</w:t>
+      </w:r>
+      <w:r>
+        <w:rPr>
+          <w:noProof/>
+        </w:rPr>
+        <w:fldChar w:fldCharType="end"/>
+      </w:r>
       <w:r>
         <w:t xml:space="preserve"> SIQ is running on example data</w:t>
       </w:r>
@@ -4416,14 +4486,27 @@
       <w:r>
         <w:t xml:space="preserve">Figure </w:t>
       </w:r>
-      <w:fldSimple w:instr=" SEQ Figure \* ARABIC ">
-        <w:r>
-          <w:rPr>
-            <w:noProof/>
-          </w:rPr>
-          <w:t>14</w:t>
-        </w:r>
-      </w:fldSimple>
+      <w:r>
+        <w:fldChar w:fldCharType="begin"/>
+      </w:r>
+      <w:r>
+        <w:instrText xml:space="preserve"> SEQ Figure \* ARABIC </w:instrText>
+      </w:r>
+      <w:r>
+        <w:fldChar w:fldCharType="separate"/>
+      </w:r>
+      <w:r>
+        <w:rPr>
+          <w:noProof/>
+        </w:rPr>
+        <w:t>14</w:t>
+      </w:r>
+      <w:r>
+        <w:rPr>
+          <w:noProof/>
+        </w:rPr>
+        <w:fldChar w:fldCharType="end"/>
+      </w:r>
       <w:r>
         <w:t xml:space="preserve"> SIQ output folder with Excel file</w:t>
       </w:r>
@@ -4433,25 +4516,15 @@
         <w:t xml:space="preserve">You can analyse the Excel file manually or, which is the recommended option, analyse it with </w:t>
       </w:r>
       <w:hyperlink r:id="rId32" w:history="1">
-        <w:proofErr w:type="spellStart"/>
         <w:r>
           <w:rPr>
             <w:rStyle w:val="Hyperlink"/>
           </w:rPr>
           <w:t>SIQPlotteR</w:t>
         </w:r>
-        <w:proofErr w:type="spellEnd"/>
       </w:hyperlink>
       <w:r>
-        <w:t xml:space="preserve">. For a detailed instruction on how to use </w:t>
-      </w:r>
-      <w:proofErr w:type="spellStart"/>
-      <w:r>
-        <w:t>SIQplotteR</w:t>
-      </w:r>
-      <w:proofErr w:type="spellEnd"/>
-      <w:r>
-        <w:t xml:space="preserve">, please go </w:t>
+        <w:t xml:space="preserve">. For a detailed instruction on how to use SIQplotteR, please go </w:t>
       </w:r>
       <w:hyperlink w:anchor="_###_SIQPlotteR" w:history="1">
         <w:r>
@@ -4504,15 +4577,7 @@
         <w:t>R1</w:t>
       </w:r>
       <w:r>
-        <w:t xml:space="preserve"> - sequencing file (required). This needs to be in either </w:t>
-      </w:r>
-      <w:proofErr w:type="spellStart"/>
-      <w:r>
-        <w:t>fastq</w:t>
-      </w:r>
-      <w:proofErr w:type="spellEnd"/>
-      <w:r>
-        <w:t xml:space="preserve"> or fastq.gz format.</w:t>
+        <w:t xml:space="preserve"> - sequencing file (required). This needs to be in either fastq or fastq.gz format.</w:t>
       </w:r>
       <w:r>
         <w:t xml:space="preserve"> The full path is required, so if the file myR1.fastq.gz is location in C:\raw\myR1.fastq.gz then you need to fill in: </w:t>
@@ -4541,15 +4606,7 @@
         <w:t>R2</w:t>
       </w:r>
       <w:r>
-        <w:t xml:space="preserve"> - paired end sequencing file. If provided SIQ will merge R1 and R2 using FLASH (optional). R2 needs to be also in </w:t>
-      </w:r>
-      <w:proofErr w:type="spellStart"/>
-      <w:r>
-        <w:t>fastq</w:t>
-      </w:r>
-      <w:proofErr w:type="spellEnd"/>
-      <w:r>
-        <w:t xml:space="preserve"> or fastq.gz format, similar to R1.</w:t>
+        <w:t xml:space="preserve"> - paired end sequencing file. If provided SIQ will merge R1 and R2 using FLASH (optional). R2 needs to be also in fastq or fastq.gz format, similar to R1.</w:t>
       </w:r>
       <w:r>
         <w:t xml:space="preserve"> The full path is required, so if the file myR2.fastq.gz is location in C:\raw\myR2.fastq.gz then you need to fill in: </w:t>
@@ -4643,23 +4700,7 @@
         <w:t>:</w:t>
       </w:r>
       <w:r>
-        <w:t xml:space="preserve"> </w:t>
-      </w:r>
-      <w:proofErr w:type="spellStart"/>
-      <w:r>
-        <w:t>refDNA</w:t>
-      </w:r>
-      <w:proofErr w:type="spellEnd"/>
-      <w:r>
-        <w:t xml:space="preserve">) will be used as a Target name in </w:t>
-      </w:r>
-      <w:proofErr w:type="spellStart"/>
-      <w:r>
-        <w:t>SIQPlotteR</w:t>
-      </w:r>
-      <w:proofErr w:type="spellEnd"/>
-      <w:r>
-        <w:t>.</w:t>
+        <w:t xml:space="preserve"> refDNA) will be used as a Target name in SIQPlotteR.</w:t>
       </w:r>
     </w:p>
     <w:p>
@@ -4674,16 +4715,8 @@
         <w:rPr>
           <w:rFonts w:ascii="Courier New" w:hAnsi="Courier New" w:cs="Courier New"/>
         </w:rPr>
-        <w:t>&gt;</w:t>
-      </w:r>
-      <w:proofErr w:type="spellStart"/>
-      <w:r>
-        <w:rPr>
-          <w:rFonts w:ascii="Courier New" w:hAnsi="Courier New" w:cs="Courier New"/>
-        </w:rPr>
-        <w:t>refDNA</w:t>
-      </w:r>
-      <w:proofErr w:type="spellEnd"/>
+        <w:t>&gt;refDNA</w:t>
+      </w:r>
     </w:p>
     <w:p>
       <w:pPr>
@@ -4716,13 +4749,8 @@
         <w:t>alias</w:t>
       </w:r>
       <w:r>
-        <w:t xml:space="preserve"> - sample name (required). If you have files that use the same sample name these will be merged by </w:t>
-      </w:r>
-      <w:proofErr w:type="spellStart"/>
-      <w:r>
-        <w:t>SIQPlotteR</w:t>
-      </w:r>
-      <w:proofErr w:type="spellEnd"/>
+        <w:t xml:space="preserve"> - sample name (required). If you have files that use the same sample name these will be merged by SIQPlotteR</w:t>
+      </w:r>
       <w:r>
         <w:t xml:space="preserve"> later</w:t>
       </w:r>
@@ -4864,15 +4892,13 @@
         <w:fldChar w:fldCharType="end"/>
       </w:r>
       <w:r>
-        <w:t xml:space="preserve"> for a graphical example. In the case of for example Cas9 </w:t>
-      </w:r>
-      <w:proofErr w:type="spellStart"/>
-      <w:r>
-        <w:t>nickases</w:t>
-      </w:r>
-      <w:proofErr w:type="spellEnd"/>
-      <w:r>
-        <w:t xml:space="preserve"> this can designate the second sgRNA target site (recommended).</w:t>
+        <w:t xml:space="preserve"> for a graphical example. In the case of for example Cas9 nickases this can designate the second sgRNA target site</w:t>
+      </w:r>
+      <w:r>
+        <w:t>. The left and right flank can be specified as distant from each other as required</w:t>
+      </w:r>
+      <w:r>
+        <w:t xml:space="preserve"> (recommended).</w:t>
       </w:r>
     </w:p>
     <w:p>
@@ -4968,16 +4994,8 @@
         <w:rPr>
           <w:rFonts w:ascii="Courier New" w:hAnsi="Courier New" w:cs="Courier New"/>
         </w:rPr>
-        <w:t>&gt;</w:t>
-      </w:r>
-      <w:proofErr w:type="spellStart"/>
-      <w:r>
-        <w:rPr>
-          <w:rFonts w:ascii="Courier New" w:hAnsi="Courier New" w:cs="Courier New"/>
-        </w:rPr>
-        <w:t>hdrDNA</w:t>
-      </w:r>
-      <w:proofErr w:type="spellEnd"/>
+        <w:t>&gt;hdrDNA</w:t>
+      </w:r>
     </w:p>
     <w:p>
       <w:pPr>
@@ -5135,24 +5153,29 @@
       <w:r>
         <w:t xml:space="preserve">Figure </w:t>
       </w:r>
-      <w:fldSimple w:instr=" SEQ Figure \* ARABIC ">
-        <w:r>
-          <w:rPr>
-            <w:noProof/>
-          </w:rPr>
-          <w:t>15</w:t>
-        </w:r>
-      </w:fldSimple>
-      <w:r>
-        <w:t xml:space="preserve"> SIQ is ready to start </w:t>
-      </w:r>
-      <w:proofErr w:type="spellStart"/>
-      <w:r>
-        <w:t>analyzing</w:t>
-      </w:r>
-      <w:proofErr w:type="spellEnd"/>
-      <w:r>
-        <w:t xml:space="preserve"> 3 samples</w:t>
+      <w:r>
+        <w:fldChar w:fldCharType="begin"/>
+      </w:r>
+      <w:r>
+        <w:instrText xml:space="preserve"> SEQ Figure \* ARABIC </w:instrText>
+      </w:r>
+      <w:r>
+        <w:fldChar w:fldCharType="separate"/>
+      </w:r>
+      <w:r>
+        <w:rPr>
+          <w:noProof/>
+        </w:rPr>
+        <w:t>15</w:t>
+      </w:r>
+      <w:r>
+        <w:rPr>
+          <w:noProof/>
+        </w:rPr>
+        <w:fldChar w:fldCharType="end"/>
+      </w:r>
+      <w:r>
+        <w:t xml:space="preserve"> SIQ is ready to start analyzing 3 samples</w:t>
       </w:r>
     </w:p>
     <w:p>
@@ -5165,14 +5188,12 @@
         <w:t xml:space="preserve">The resulting Excel file can be analysed by </w:t>
       </w:r>
       <w:hyperlink w:anchor="_SIQPlotteR" w:history="1">
-        <w:proofErr w:type="spellStart"/>
         <w:r>
           <w:rPr>
             <w:rStyle w:val="Hyperlink"/>
           </w:rPr>
           <w:t>SIQPlotteR</w:t>
         </w:r>
-        <w:proofErr w:type="spellEnd"/>
       </w:hyperlink>
       <w:r>
         <w:t>.</w:t>
@@ -5202,15 +5223,7 @@
         </w:numPr>
       </w:pPr>
       <w:r>
-        <w:t xml:space="preserve">R1 - sequencing file (required). This needs to be in either </w:t>
-      </w:r>
-      <w:proofErr w:type="spellStart"/>
-      <w:r>
-        <w:t>fastq</w:t>
-      </w:r>
-      <w:proofErr w:type="spellEnd"/>
-      <w:r>
-        <w:t xml:space="preserve"> or fastq.gz format.</w:t>
+        <w:t>R1 - sequencing file (required). This needs to be in either fastq or fastq.gz format.</w:t>
       </w:r>
     </w:p>
     <w:p>
@@ -5255,16 +5268,8 @@
         <w:rPr>
           <w:rFonts w:ascii="Courier New" w:hAnsi="Courier New" w:cs="Courier New"/>
         </w:rPr>
-        <w:t>&gt;</w:t>
-      </w:r>
-      <w:proofErr w:type="spellStart"/>
-      <w:r>
-        <w:rPr>
-          <w:rFonts w:ascii="Courier New" w:hAnsi="Courier New" w:cs="Courier New"/>
-        </w:rPr>
-        <w:t>refDNA</w:t>
-      </w:r>
-      <w:proofErr w:type="spellEnd"/>
+        <w:t>&gt;refDNA</w:t>
+      </w:r>
     </w:p>
     <w:p>
       <w:pPr>
@@ -5290,15 +5295,7 @@
         </w:numPr>
       </w:pPr>
       <w:r>
-        <w:t xml:space="preserve">alias - sample name (required). If you have files that use the same sample name these will be merged by </w:t>
-      </w:r>
-      <w:proofErr w:type="spellStart"/>
-      <w:r>
-        <w:t>SIQPlotteR</w:t>
-      </w:r>
-      <w:proofErr w:type="spellEnd"/>
-      <w:r>
-        <w:t>. So ensure you use unique names for different samples.</w:t>
+        <w:t>alias - sample name (required). If you have files that use the same sample name these will be merged by SIQPlotteR. So ensure you use unique names for different samples.</w:t>
       </w:r>
     </w:p>
     <w:p>
@@ -5560,24 +5557,29 @@
       <w:r>
         <w:t xml:space="preserve">Figure </w:t>
       </w:r>
-      <w:fldSimple w:instr=" SEQ Figure \* ARABIC ">
-        <w:r>
-          <w:rPr>
-            <w:noProof/>
-          </w:rPr>
-          <w:t>16</w:t>
-        </w:r>
-      </w:fldSimple>
-      <w:r>
-        <w:t xml:space="preserve"> Example of PacBio data </w:t>
-      </w:r>
-      <w:proofErr w:type="spellStart"/>
-      <w:r>
-        <w:t>analyzed</w:t>
-      </w:r>
-      <w:proofErr w:type="spellEnd"/>
-      <w:r>
-        <w:t xml:space="preserve"> by SIQ</w:t>
+      <w:r>
+        <w:fldChar w:fldCharType="begin"/>
+      </w:r>
+      <w:r>
+        <w:instrText xml:space="preserve"> SEQ Figure \* ARABIC </w:instrText>
+      </w:r>
+      <w:r>
+        <w:fldChar w:fldCharType="separate"/>
+      </w:r>
+      <w:r>
+        <w:rPr>
+          <w:noProof/>
+        </w:rPr>
+        <w:t>16</w:t>
+      </w:r>
+      <w:r>
+        <w:rPr>
+          <w:noProof/>
+        </w:rPr>
+        <w:fldChar w:fldCharType="end"/>
+      </w:r>
+      <w:r>
+        <w:t xml:space="preserve"> Example of PacBio data analyzed by SIQ</w:t>
       </w:r>
     </w:p>
     <w:p>
@@ -5638,14 +5640,27 @@
       <w:r>
         <w:t xml:space="preserve">Figure </w:t>
       </w:r>
-      <w:fldSimple w:instr=" SEQ Figure \* ARABIC ">
-        <w:r>
-          <w:rPr>
-            <w:noProof/>
-          </w:rPr>
-          <w:t>17</w:t>
-        </w:r>
-      </w:fldSimple>
+      <w:r>
+        <w:fldChar w:fldCharType="begin"/>
+      </w:r>
+      <w:r>
+        <w:instrText xml:space="preserve"> SEQ Figure \* ARABIC </w:instrText>
+      </w:r>
+      <w:r>
+        <w:fldChar w:fldCharType="separate"/>
+      </w:r>
+      <w:r>
+        <w:rPr>
+          <w:noProof/>
+        </w:rPr>
+        <w:t>17</w:t>
+      </w:r>
+      <w:r>
+        <w:rPr>
+          <w:noProof/>
+        </w:rPr>
+        <w:fldChar w:fldCharType="end"/>
+      </w:r>
       <w:r>
         <w:t xml:space="preserve"> Illumina and PacBio files ready to be analysed</w:t>
       </w:r>
@@ -5818,14 +5833,27 @@
       <w:r>
         <w:t xml:space="preserve">Figure </w:t>
       </w:r>
-      <w:fldSimple w:instr=" SEQ Figure \* ARABIC ">
-        <w:r>
-          <w:rPr>
-            <w:noProof/>
-          </w:rPr>
-          <w:t>18</w:t>
-        </w:r>
-      </w:fldSimple>
+      <w:r>
+        <w:fldChar w:fldCharType="begin"/>
+      </w:r>
+      <w:r>
+        <w:instrText xml:space="preserve"> SEQ Figure \* ARABIC </w:instrText>
+      </w:r>
+      <w:r>
+        <w:fldChar w:fldCharType="separate"/>
+      </w:r>
+      <w:r>
+        <w:rPr>
+          <w:noProof/>
+        </w:rPr>
+        <w:t>18</w:t>
+      </w:r>
+      <w:r>
+        <w:rPr>
+          <w:noProof/>
+        </w:rPr>
+        <w:fldChar w:fldCharType="end"/>
+      </w:r>
       <w:r>
         <w:t xml:space="preserve"> Go to Sanger functionality by pressing 'Switch to Sanger Mode'</w:t>
       </w:r>
@@ -5882,14 +5910,27 @@
       <w:r>
         <w:t xml:space="preserve">Figure </w:t>
       </w:r>
-      <w:fldSimple w:instr=" SEQ Figure \* ARABIC ">
-        <w:r>
-          <w:rPr>
-            <w:noProof/>
-          </w:rPr>
-          <w:t>19</w:t>
-        </w:r>
-      </w:fldSimple>
+      <w:r>
+        <w:fldChar w:fldCharType="begin"/>
+      </w:r>
+      <w:r>
+        <w:instrText xml:space="preserve"> SEQ Figure \* ARABIC </w:instrText>
+      </w:r>
+      <w:r>
+        <w:fldChar w:fldCharType="separate"/>
+      </w:r>
+      <w:r>
+        <w:rPr>
+          <w:noProof/>
+        </w:rPr>
+        <w:t>19</w:t>
+      </w:r>
+      <w:r>
+        <w:rPr>
+          <w:noProof/>
+        </w:rPr>
+        <w:fldChar w:fldCharType="end"/>
+      </w:r>
       <w:r>
         <w:t xml:space="preserve"> SIQ in Sanger mode</w:t>
       </w:r>
@@ -6037,14 +6078,27 @@
       <w:r>
         <w:t xml:space="preserve">Figure </w:t>
       </w:r>
-      <w:fldSimple w:instr=" SEQ Figure \* ARABIC ">
-        <w:r>
-          <w:rPr>
-            <w:noProof/>
-          </w:rPr>
-          <w:t>20</w:t>
-        </w:r>
-      </w:fldSimple>
+      <w:r>
+        <w:fldChar w:fldCharType="begin"/>
+      </w:r>
+      <w:r>
+        <w:instrText xml:space="preserve"> SEQ Figure \* ARABIC </w:instrText>
+      </w:r>
+      <w:r>
+        <w:fldChar w:fldCharType="separate"/>
+      </w:r>
+      <w:r>
+        <w:rPr>
+          <w:noProof/>
+        </w:rPr>
+        <w:t>20</w:t>
+      </w:r>
+      <w:r>
+        <w:rPr>
+          <w:noProof/>
+        </w:rPr>
+        <w:fldChar w:fldCharType="end"/>
+      </w:r>
       <w:r>
         <w:t xml:space="preserve"> SIQ Sanger analysis is ready to run</w:t>
       </w:r>
@@ -6107,14 +6161,27 @@
       <w:r>
         <w:t xml:space="preserve">Figure </w:t>
       </w:r>
-      <w:fldSimple w:instr=" SEQ Figure \* ARABIC ">
-        <w:r>
-          <w:rPr>
-            <w:noProof/>
-          </w:rPr>
-          <w:t>21</w:t>
-        </w:r>
-      </w:fldSimple>
+      <w:r>
+        <w:fldChar w:fldCharType="begin"/>
+      </w:r>
+      <w:r>
+        <w:instrText xml:space="preserve"> SEQ Figure \* ARABIC </w:instrText>
+      </w:r>
+      <w:r>
+        <w:fldChar w:fldCharType="separate"/>
+      </w:r>
+      <w:r>
+        <w:rPr>
+          <w:noProof/>
+        </w:rPr>
+        <w:t>21</w:t>
+      </w:r>
+      <w:r>
+        <w:rPr>
+          <w:noProof/>
+        </w:rPr>
+        <w:fldChar w:fldCharType="end"/>
+      </w:r>
       <w:r>
         <w:t xml:space="preserve"> SIQ Sanger analysis complete</w:t>
       </w:r>
@@ -6127,28 +6194,12 @@
         <w:t xml:space="preserve"> or</w:t>
       </w:r>
       <w:r>
-        <w:t xml:space="preserve"> too short sequence. You can now export all data to Excel and then analyse all data in </w:t>
-      </w:r>
-      <w:proofErr w:type="spellStart"/>
-      <w:r>
-        <w:t>SIQPlotteR</w:t>
-      </w:r>
-      <w:proofErr w:type="spellEnd"/>
-      <w:r>
-        <w:t xml:space="preserve">. </w:t>
-      </w:r>
-    </w:p>
-    <w:p>
-      <w:r>
-        <w:t xml:space="preserve">Note: in order for </w:t>
-      </w:r>
-      <w:proofErr w:type="spellStart"/>
-      <w:r>
-        <w:t>SIQPlotteR</w:t>
-      </w:r>
-      <w:proofErr w:type="spellEnd"/>
-      <w:r>
-        <w:t xml:space="preserve"> to group all sequences together </w:t>
+        <w:t xml:space="preserve"> too short sequence. You can now export all data to Excel and then analyse all data in SIQPlotteR. </w:t>
+      </w:r>
+    </w:p>
+    <w:p>
+      <w:r>
+        <w:t xml:space="preserve">Note: in order for SIQPlotteR to group all sequences together </w:t>
       </w:r>
       <w:r>
         <w:t>it is recommended to change the Alias column to contain the same value for each related experiment/genotype. In our case we would change it to ‘N2’</w:t>
@@ -6229,29 +6280,34 @@
       <w:r>
         <w:t xml:space="preserve">Figure </w:t>
       </w:r>
-      <w:fldSimple w:instr=" SEQ Figure \* ARABIC ">
-        <w:r>
-          <w:rPr>
-            <w:noProof/>
-          </w:rPr>
-          <w:t>22</w:t>
-        </w:r>
-      </w:fldSimple>
+      <w:r>
+        <w:fldChar w:fldCharType="begin"/>
+      </w:r>
+      <w:r>
+        <w:instrText xml:space="preserve"> SEQ Figure \* ARABIC </w:instrText>
+      </w:r>
+      <w:r>
+        <w:fldChar w:fldCharType="separate"/>
+      </w:r>
+      <w:r>
+        <w:rPr>
+          <w:noProof/>
+        </w:rPr>
+        <w:t>22</w:t>
+      </w:r>
+      <w:r>
+        <w:rPr>
+          <w:noProof/>
+        </w:rPr>
+        <w:fldChar w:fldCharType="end"/>
+      </w:r>
       <w:r>
         <w:t xml:space="preserve"> Alias column changed to 'N2'</w:t>
       </w:r>
     </w:p>
     <w:p>
       <w:r>
-        <w:t xml:space="preserve">Next we can view the data in </w:t>
-      </w:r>
-      <w:proofErr w:type="spellStart"/>
-      <w:r>
-        <w:t>SIQPlotteR</w:t>
-      </w:r>
-      <w:proofErr w:type="spellEnd"/>
-      <w:r>
-        <w:t>:</w:t>
+        <w:t>Next we can view the data in SIQPlotteR:</w:t>
       </w:r>
     </w:p>
     <w:p>
@@ -6307,14 +6363,27 @@
       <w:r>
         <w:t xml:space="preserve">Figure </w:t>
       </w:r>
-      <w:fldSimple w:instr=" SEQ Figure \* ARABIC ">
-        <w:r>
-          <w:rPr>
-            <w:noProof/>
-          </w:rPr>
-          <w:t>23</w:t>
-        </w:r>
-      </w:fldSimple>
+      <w:r>
+        <w:fldChar w:fldCharType="begin"/>
+      </w:r>
+      <w:r>
+        <w:instrText xml:space="preserve"> SEQ Figure \* ARABIC </w:instrText>
+      </w:r>
+      <w:r>
+        <w:fldChar w:fldCharType="separate"/>
+      </w:r>
+      <w:r>
+        <w:rPr>
+          <w:noProof/>
+        </w:rPr>
+        <w:t>23</w:t>
+      </w:r>
+      <w:r>
+        <w:rPr>
+          <w:noProof/>
+        </w:rPr>
+        <w:fldChar w:fldCharType="end"/>
+      </w:r>
       <w:r>
         <w:t xml:space="preserve"> </w:t>
       </w:r>
@@ -6334,25 +6403,12 @@
         <w:t>s</w:t>
       </w:r>
       <w:r>
-        <w:t xml:space="preserve">hown in </w:t>
-      </w:r>
-      <w:proofErr w:type="spellStart"/>
-      <w:r>
-        <w:t>SIQPlotteR</w:t>
-      </w:r>
-      <w:proofErr w:type="spellEnd"/>
-    </w:p>
-    <w:p>
-      <w:r>
-        <w:t xml:space="preserve">Note: all rows that have an entry in the Remarks column are excluded by </w:t>
-      </w:r>
-      <w:proofErr w:type="spellStart"/>
-      <w:r>
-        <w:t>SIQPlotteR</w:t>
-      </w:r>
-      <w:proofErr w:type="spellEnd"/>
-      <w:r>
-        <w:t>.</w:t>
+        <w:t>hown in SIQPlotteR</w:t>
+      </w:r>
+    </w:p>
+    <w:p>
+      <w:r>
+        <w:t>Note: all rows that have an entry in the Remarks column are excluded by SIQPlotteR.</w:t>
       </w:r>
     </w:p>
     <w:p>
@@ -6504,15 +6560,7 @@
         <w:t>Max base error</w:t>
       </w:r>
       <w:r>
-        <w:t xml:space="preserve"> - the maximum per base error that is allowed in a read to be </w:t>
-      </w:r>
-      <w:proofErr w:type="spellStart"/>
-      <w:r>
-        <w:t>analyzed</w:t>
-      </w:r>
-      <w:proofErr w:type="spellEnd"/>
-      <w:r>
-        <w:t xml:space="preserve"> (default: 0.0</w:t>
+        <w:t xml:space="preserve"> - the maximum per base error that is allowed in a read to be analyzed (default: 0.0</w:t>
       </w:r>
       <w:r>
         <w:t>8</w:t>
@@ -6548,15 +6596,7 @@
         </w:numPr>
       </w:pPr>
       <w:r>
-        <w:t xml:space="preserve">Max </w:t>
-      </w:r>
-      <w:proofErr w:type="spellStart"/>
-      <w:r>
-        <w:t>cpus</w:t>
-      </w:r>
-      <w:proofErr w:type="spellEnd"/>
-      <w:r>
-        <w:t xml:space="preserve"> - the maximum number of CPUs SIQ can use at any given time. Note that SIQ uses a maximum of 1 CPU per </w:t>
+        <w:t xml:space="preserve">Max cpus - the maximum number of CPUs SIQ can use at any given time. Note that SIQ uses a maximum of 1 CPU per </w:t>
       </w:r>
       <w:r>
         <w:t xml:space="preserve">NGS </w:t>
@@ -6609,14 +6649,12 @@
         <w:t xml:space="preserve">Once SIQ successfully completes it will create an Excel file with the combined analysis. If you do not particularly care about the SIQ output, but want to directly visualize mutation outcomes, please upload the Excel file in </w:t>
       </w:r>
       <w:hyperlink w:anchor="_SIQPlotteR_1" w:history="1">
-        <w:proofErr w:type="spellStart"/>
         <w:r>
           <w:rPr>
             <w:rStyle w:val="Hyperlink"/>
           </w:rPr>
           <w:t>SIQPlotteR</w:t>
         </w:r>
-        <w:proofErr w:type="spellEnd"/>
       </w:hyperlink>
       <w:r>
         <w:t xml:space="preserve">. </w:t>
@@ -6634,12 +6672,10 @@
       <w:bookmarkStart w:id="23" w:name="_rawData"/>
       <w:bookmarkStart w:id="24" w:name="_Toc107830739"/>
       <w:bookmarkEnd w:id="23"/>
-      <w:proofErr w:type="spellStart"/>
       <w:r>
         <w:t>rawData</w:t>
       </w:r>
       <w:bookmarkEnd w:id="24"/>
-      <w:proofErr w:type="spellEnd"/>
     </w:p>
     <w:p>
       <w:r>
@@ -6682,7 +6718,6 @@
           <w:iCs/>
         </w:rPr>
       </w:pPr>
-      <w:proofErr w:type="spellStart"/>
       <w:r>
         <w:rPr>
           <w:i/>
@@ -6690,7 +6725,6 @@
         </w:rPr>
         <w:t>countEvents</w:t>
       </w:r>
-      <w:proofErr w:type="spellEnd"/>
       <w:r>
         <w:t>: the number of reads that support this event</w:t>
       </w:r>
@@ -6895,15 +6929,7 @@
         <w:t>nd</w:t>
       </w:r>
       <w:r>
-        <w:t xml:space="preserve"> Subject are combined by </w:t>
-      </w:r>
-      <w:proofErr w:type="spellStart"/>
-      <w:r>
-        <w:t>SIQPlotteR</w:t>
-      </w:r>
-      <w:proofErr w:type="spellEnd"/>
-      <w:r>
-        <w:t>. The same Alias with a different Subject is not merged</w:t>
+        <w:t xml:space="preserve"> Subject are combined by SIQPlotteR. The same Alias with a different Subject is not merged</w:t>
       </w:r>
     </w:p>
     <w:p>
@@ -6914,7 +6940,6 @@
           <w:numId w:val="12"/>
         </w:numPr>
       </w:pPr>
-      <w:proofErr w:type="spellStart"/>
       <w:r>
         <w:rPr>
           <w:i/>
@@ -6922,7 +6947,6 @@
         </w:rPr>
         <w:t>possibleDouble</w:t>
       </w:r>
-      <w:proofErr w:type="spellEnd"/>
       <w:r>
         <w:t>:</w:t>
       </w:r>
@@ -6961,15 +6985,7 @@
         <w:t>:</w:t>
       </w:r>
       <w:r>
-        <w:t xml:space="preserve"> the reference DNA name, which is the first word behind ‘&gt;’ in the provided </w:t>
-      </w:r>
-      <w:proofErr w:type="spellStart"/>
-      <w:r>
-        <w:t>fasta</w:t>
-      </w:r>
-      <w:proofErr w:type="spellEnd"/>
-      <w:r>
-        <w:t xml:space="preserve"> file (see</w:t>
+        <w:t xml:space="preserve"> the reference DNA name, which is the first word behind ‘&gt;’ in the provided fasta file (see</w:t>
       </w:r>
       <w:r>
         <w:t xml:space="preserve"> </w:t>
@@ -7002,7 +7018,6 @@
           <w:lang w:val="en-US" w:eastAsia="nl-NL"/>
         </w:rPr>
       </w:pPr>
-      <w:proofErr w:type="spellStart"/>
       <w:r>
         <w:rPr>
           <w:rFonts w:ascii="Calibri" w:eastAsia="Times New Roman" w:hAnsi="Calibri" w:cs="Calibri"/>
@@ -7011,18 +7026,7 @@
           <w:color w:val="000000"/>
           <w:lang w:val="en-US" w:eastAsia="nl-NL"/>
         </w:rPr>
-        <w:t>getSubjectComments</w:t>
-      </w:r>
-      <w:proofErr w:type="spellEnd"/>
-      <w:r>
-        <w:rPr>
-          <w:rFonts w:ascii="Calibri" w:eastAsia="Times New Roman" w:hAnsi="Calibri" w:cs="Calibri"/>
-          <w:i/>
-          <w:iCs/>
-          <w:color w:val="000000"/>
-          <w:lang w:val="en-US" w:eastAsia="nl-NL"/>
-        </w:rPr>
-        <w:t xml:space="preserve">: </w:t>
+        <w:t xml:space="preserve">getSubjectComments: </w:t>
       </w:r>
       <w:r>
         <w:rPr>
@@ -7056,35 +7060,258 @@
           <w:color w:val="000000"/>
           <w:lang w:val="en-US" w:eastAsia="nl-NL"/>
         </w:rPr>
-        <w:t xml:space="preserve"> to the provided reference </w:t>
-      </w:r>
-      <w:proofErr w:type="spellStart"/>
-      <w:r>
+        <w:t xml:space="preserve"> to the provided reference fasta file:</w:t>
+      </w:r>
+    </w:p>
+    <w:p>
+      <w:pPr>
+        <w:pStyle w:val="ListParagraph"/>
+        <w:numPr>
+          <w:ilvl w:val="1"/>
+          <w:numId w:val="12"/>
+        </w:numPr>
+        <w:spacing w:after="0" w:line="240" w:lineRule="auto"/>
+        <w:rPr>
+          <w:rFonts w:ascii="Calibri" w:eastAsia="Times New Roman" w:hAnsi="Calibri" w:cs="Calibri"/>
+          <w:i/>
+          <w:iCs/>
+          <w:color w:val="000000"/>
+          <w:lang w:val="en-US" w:eastAsia="nl-NL"/>
+        </w:rPr>
+      </w:pPr>
+      <w:r>
+        <w:rPr>
+          <w:rFonts w:ascii="Calibri" w:eastAsia="Times New Roman" w:hAnsi="Calibri" w:cs="Calibri"/>
+          <w:i/>
+          <w:iCs/>
+          <w:color w:val="000000"/>
+          <w:lang w:val="en-US" w:eastAsia="nl-NL"/>
+        </w:rPr>
+        <w:t>&gt;Subject Subject_Comment</w:t>
+      </w:r>
+    </w:p>
+    <w:p>
+      <w:pPr>
+        <w:pStyle w:val="ListParagraph"/>
+        <w:numPr>
+          <w:ilvl w:val="0"/>
+          <w:numId w:val="12"/>
+        </w:numPr>
+        <w:rPr>
+          <w:i/>
+          <w:iCs/>
+        </w:rPr>
+      </w:pPr>
+      <w:r>
+        <w:rPr>
+          <w:i/>
+          <w:iCs/>
+        </w:rPr>
+        <w:t>Raw</w:t>
+      </w:r>
+      <w:r>
+        <w:rPr>
+          <w:i/>
+          <w:iCs/>
+        </w:rPr>
+        <w:t xml:space="preserve">: </w:t>
+      </w:r>
+      <w:r>
+        <w:t>the entire sequence read. If multiple reads contain the same event SIQ will show the largest read here</w:t>
+      </w:r>
+    </w:p>
+    <w:p>
+      <w:pPr>
+        <w:pStyle w:val="ListParagraph"/>
+        <w:numPr>
+          <w:ilvl w:val="0"/>
+          <w:numId w:val="12"/>
+        </w:numPr>
+        <w:rPr>
+          <w:i/>
+          <w:iCs/>
+        </w:rPr>
+      </w:pPr>
+      <w:r>
+        <w:rPr>
+          <w:i/>
+          <w:iCs/>
+        </w:rPr>
+        <w:t xml:space="preserve">leftFlank: </w:t>
+      </w:r>
+      <w:r>
+        <w:t xml:space="preserve">15 bp of the left </w:t>
+      </w:r>
+      <w:r>
+        <w:t xml:space="preserve">part of the event </w:t>
+      </w:r>
+      <w:r>
+        <w:t>junction</w:t>
+      </w:r>
+    </w:p>
+    <w:p>
+      <w:pPr>
+        <w:pStyle w:val="ListParagraph"/>
+        <w:numPr>
+          <w:ilvl w:val="0"/>
+          <w:numId w:val="12"/>
+        </w:numPr>
+        <w:rPr>
+          <w:i/>
+          <w:iCs/>
+        </w:rPr>
+      </w:pPr>
+      <w:r>
+        <w:rPr>
+          <w:i/>
+          <w:iCs/>
+        </w:rPr>
+        <w:t xml:space="preserve">del: </w:t>
+      </w:r>
+      <w:r>
+        <w:t>th</w:t>
+      </w:r>
+      <w:r>
+        <w:t>e deleted piece of the reference, if found</w:t>
+      </w:r>
+    </w:p>
+    <w:p>
+      <w:pPr>
+        <w:pStyle w:val="ListParagraph"/>
+        <w:numPr>
+          <w:ilvl w:val="0"/>
+          <w:numId w:val="12"/>
+        </w:numPr>
+        <w:rPr>
+          <w:i/>
+          <w:iCs/>
+        </w:rPr>
+      </w:pPr>
+      <w:r>
+        <w:rPr>
+          <w:i/>
+          <w:iCs/>
+        </w:rPr>
+        <w:t xml:space="preserve">rightFlank: </w:t>
+      </w:r>
+      <w:r>
+        <w:t>15</w:t>
+      </w:r>
+      <w:r>
+        <w:t xml:space="preserve"> bp on the right part of the event junction</w:t>
+      </w:r>
+    </w:p>
+    <w:p>
+      <w:pPr>
+        <w:pStyle w:val="ListParagraph"/>
+        <w:numPr>
+          <w:ilvl w:val="0"/>
+          <w:numId w:val="12"/>
+        </w:numPr>
+        <w:rPr>
+          <w:i/>
+          <w:iCs/>
+        </w:rPr>
+      </w:pPr>
+      <w:r>
+        <w:rPr>
+          <w:i/>
+          <w:iCs/>
+        </w:rPr>
+        <w:t xml:space="preserve">delStart, delEnd: </w:t>
+      </w:r>
+      <w:r>
+        <w:t>the start and end location of the event. The start of the DNA reference is at 0.</w:t>
+      </w:r>
+    </w:p>
+    <w:p>
+      <w:pPr>
+        <w:pStyle w:val="ListParagraph"/>
+        <w:numPr>
+          <w:ilvl w:val="0"/>
+          <w:numId w:val="12"/>
+        </w:numPr>
+        <w:rPr>
+          <w:i/>
+          <w:iCs/>
+        </w:rPr>
+      </w:pPr>
+      <w:r>
+        <w:rPr>
+          <w:i/>
+          <w:iCs/>
+        </w:rPr>
+        <w:t xml:space="preserve">delRelativeStart, delRelativeEnd: </w:t>
+      </w:r>
+      <w:r>
+        <w:t xml:space="preserve">the </w:t>
+      </w:r>
+      <w:r>
+        <w:t>start and end location of the event, but now relative to the flanks set for the analysis. The location is relative to the end of the chosen leftFlank</w:t>
+      </w:r>
+      <w:r>
+        <w:t>.</w:t>
+      </w:r>
+    </w:p>
+    <w:p>
+      <w:pPr>
+        <w:pStyle w:val="ListParagraph"/>
+        <w:numPr>
+          <w:ilvl w:val="0"/>
+          <w:numId w:val="12"/>
+        </w:numPr>
+        <w:spacing w:after="0" w:line="240" w:lineRule="auto"/>
         <w:rPr>
           <w:rFonts w:ascii="Calibri" w:eastAsia="Times New Roman" w:hAnsi="Calibri" w:cs="Calibri"/>
           <w:color w:val="000000"/>
           <w:lang w:val="en-US" w:eastAsia="nl-NL"/>
         </w:rPr>
-        <w:t>fasta</w:t>
-      </w:r>
-      <w:proofErr w:type="spellEnd"/>
-      <w:r>
+      </w:pPr>
+      <w:r>
+        <w:rPr>
+          <w:i/>
+          <w:iCs/>
+        </w:rPr>
+        <w:lastRenderedPageBreak/>
+        <w:t xml:space="preserve">delRelativeStartRight, delRelativeEndRight: </w:t>
+      </w:r>
+      <w:r>
+        <w:t xml:space="preserve">the </w:t>
+      </w:r>
+      <w:r>
+        <w:t xml:space="preserve">start and end location of the event, but now </w:t>
+      </w:r>
+      <w:r>
+        <w:t xml:space="preserve">to </w:t>
+      </w:r>
+      <w:r>
+        <w:t xml:space="preserve">relative the flanks set for the analysis. The location is relative to the </w:t>
+      </w:r>
+      <w:r>
+        <w:t>start</w:t>
+      </w:r>
+      <w:r>
+        <w:t xml:space="preserve"> of the chosen </w:t>
+      </w:r>
+      <w:r>
+        <w:t>rightFlank. Only if two target sites are set (for example with two nickases) these values differ from delRelativeStart and delRelativeEnd.</w:t>
+      </w:r>
+    </w:p>
+    <w:p>
+      <w:pPr>
+        <w:pStyle w:val="ListParagraph"/>
+        <w:numPr>
+          <w:ilvl w:val="0"/>
+          <w:numId w:val="12"/>
+        </w:numPr>
+        <w:spacing w:after="0" w:line="240" w:lineRule="auto"/>
         <w:rPr>
           <w:rFonts w:ascii="Calibri" w:eastAsia="Times New Roman" w:hAnsi="Calibri" w:cs="Calibri"/>
           <w:color w:val="000000"/>
           <w:lang w:val="en-US" w:eastAsia="nl-NL"/>
         </w:rPr>
-        <w:t xml:space="preserve"> file:</w:t>
-      </w:r>
-    </w:p>
-    <w:p>
-      <w:pPr>
-        <w:pStyle w:val="ListParagraph"/>
-        <w:numPr>
-          <w:ilvl w:val="1"/>
-          <w:numId w:val="12"/>
-        </w:numPr>
-        <w:spacing w:after="0" w:line="240" w:lineRule="auto"/>
+      </w:pPr>
+      <w:r>
         <w:rPr>
           <w:rFonts w:ascii="Calibri" w:eastAsia="Times New Roman" w:hAnsi="Calibri" w:cs="Calibri"/>
           <w:i/>
@@ -7092,417 +7319,39 @@
           <w:color w:val="000000"/>
           <w:lang w:val="en-US" w:eastAsia="nl-NL"/>
         </w:rPr>
-      </w:pPr>
-      <w:r>
-        <w:rPr>
-          <w:rFonts w:ascii="Calibri" w:eastAsia="Times New Roman" w:hAnsi="Calibri" w:cs="Calibri"/>
-          <w:i/>
-          <w:iCs/>
-          <w:color w:val="000000"/>
-          <w:lang w:val="en-US" w:eastAsia="nl-NL"/>
-        </w:rPr>
-        <w:t xml:space="preserve">&gt;Subject </w:t>
-      </w:r>
-      <w:proofErr w:type="spellStart"/>
-      <w:r>
-        <w:rPr>
-          <w:rFonts w:ascii="Calibri" w:eastAsia="Times New Roman" w:hAnsi="Calibri" w:cs="Calibri"/>
-          <w:i/>
-          <w:iCs/>
-          <w:color w:val="000000"/>
-          <w:lang w:val="en-US" w:eastAsia="nl-NL"/>
-        </w:rPr>
-        <w:t>Subject_Comment</w:t>
-      </w:r>
-      <w:proofErr w:type="spellEnd"/>
-    </w:p>
-    <w:p>
-      <w:pPr>
-        <w:pStyle w:val="ListParagraph"/>
-        <w:numPr>
-          <w:ilvl w:val="0"/>
-          <w:numId w:val="12"/>
-        </w:numPr>
-        <w:rPr>
-          <w:i/>
-          <w:iCs/>
-        </w:rPr>
-      </w:pPr>
-      <w:r>
-        <w:rPr>
-          <w:i/>
-          <w:iCs/>
-        </w:rPr>
-        <w:t>Raw</w:t>
-      </w:r>
-      <w:r>
-        <w:rPr>
-          <w:i/>
-          <w:iCs/>
-        </w:rPr>
-        <w:t xml:space="preserve">: </w:t>
-      </w:r>
-      <w:r>
-        <w:t>the entire sequence read. If multiple reads contain the same event SIQ will show the largest read here</w:t>
-      </w:r>
-    </w:p>
-    <w:p>
-      <w:pPr>
-        <w:pStyle w:val="ListParagraph"/>
-        <w:numPr>
-          <w:ilvl w:val="0"/>
-          <w:numId w:val="12"/>
-        </w:numPr>
-        <w:rPr>
-          <w:i/>
-          <w:iCs/>
-        </w:rPr>
-      </w:pPr>
-      <w:proofErr w:type="spellStart"/>
-      <w:r>
-        <w:rPr>
-          <w:i/>
-          <w:iCs/>
-        </w:rPr>
-        <w:t>leftFlank</w:t>
-      </w:r>
-      <w:proofErr w:type="spellEnd"/>
-      <w:r>
-        <w:rPr>
-          <w:i/>
-          <w:iCs/>
-        </w:rPr>
-        <w:t xml:space="preserve">: </w:t>
-      </w:r>
-      <w:r>
-        <w:t xml:space="preserve">15 bp of the left </w:t>
-      </w:r>
-      <w:r>
-        <w:t xml:space="preserve">part of the event </w:t>
-      </w:r>
-      <w:r>
-        <w:t>junction</w:t>
-      </w:r>
-    </w:p>
-    <w:p>
-      <w:pPr>
-        <w:pStyle w:val="ListParagraph"/>
-        <w:numPr>
-          <w:ilvl w:val="0"/>
-          <w:numId w:val="12"/>
-        </w:numPr>
-        <w:rPr>
-          <w:i/>
-          <w:iCs/>
-        </w:rPr>
-      </w:pPr>
-      <w:r>
-        <w:rPr>
-          <w:i/>
-          <w:iCs/>
-        </w:rPr>
-        <w:t xml:space="preserve">del: </w:t>
-      </w:r>
-      <w:r>
-        <w:t>th</w:t>
-      </w:r>
-      <w:r>
-        <w:t>e deleted piece of the reference, if found</w:t>
-      </w:r>
-    </w:p>
-    <w:p>
-      <w:pPr>
-        <w:pStyle w:val="ListParagraph"/>
-        <w:numPr>
-          <w:ilvl w:val="0"/>
-          <w:numId w:val="12"/>
-        </w:numPr>
-        <w:rPr>
-          <w:i/>
-          <w:iCs/>
-        </w:rPr>
-      </w:pPr>
-      <w:proofErr w:type="spellStart"/>
-      <w:r>
-        <w:rPr>
-          <w:i/>
-          <w:iCs/>
-        </w:rPr>
-        <w:t>rightFlank</w:t>
-      </w:r>
-      <w:proofErr w:type="spellEnd"/>
-      <w:r>
-        <w:rPr>
-          <w:i/>
-          <w:iCs/>
-        </w:rPr>
-        <w:t xml:space="preserve">: </w:t>
-      </w:r>
-      <w:r>
-        <w:t>15</w:t>
-      </w:r>
-      <w:r>
-        <w:t xml:space="preserve"> bp on the right part of the event junction</w:t>
-      </w:r>
-    </w:p>
-    <w:p>
-      <w:pPr>
-        <w:pStyle w:val="ListParagraph"/>
-        <w:numPr>
-          <w:ilvl w:val="0"/>
-          <w:numId w:val="12"/>
-        </w:numPr>
-        <w:rPr>
-          <w:i/>
-          <w:iCs/>
-        </w:rPr>
-      </w:pPr>
-      <w:proofErr w:type="spellStart"/>
-      <w:r>
-        <w:rPr>
-          <w:i/>
-          <w:iCs/>
-        </w:rPr>
-        <w:t>delStart</w:t>
-      </w:r>
-      <w:proofErr w:type="spellEnd"/>
-      <w:r>
-        <w:rPr>
-          <w:i/>
-          <w:iCs/>
-        </w:rPr>
-        <w:t xml:space="preserve">, </w:t>
-      </w:r>
-      <w:proofErr w:type="spellStart"/>
-      <w:r>
-        <w:rPr>
-          <w:i/>
-          <w:iCs/>
-        </w:rPr>
-        <w:t>delEnd</w:t>
-      </w:r>
-      <w:proofErr w:type="spellEnd"/>
-      <w:r>
-        <w:rPr>
-          <w:i/>
-          <w:iCs/>
-        </w:rPr>
-        <w:t xml:space="preserve">: </w:t>
-      </w:r>
-      <w:r>
-        <w:t>the start and end location of the event. The start of the DNA reference is at 0.</w:t>
-      </w:r>
-    </w:p>
-    <w:p>
-      <w:pPr>
-        <w:pStyle w:val="ListParagraph"/>
-        <w:numPr>
-          <w:ilvl w:val="0"/>
-          <w:numId w:val="12"/>
-        </w:numPr>
-        <w:rPr>
-          <w:i/>
-          <w:iCs/>
-        </w:rPr>
-      </w:pPr>
-      <w:proofErr w:type="spellStart"/>
-      <w:r>
-        <w:rPr>
-          <w:i/>
-          <w:iCs/>
-        </w:rPr>
-        <w:t>delRelativeStart</w:t>
-      </w:r>
-      <w:proofErr w:type="spellEnd"/>
-      <w:r>
-        <w:rPr>
-          <w:i/>
-          <w:iCs/>
-        </w:rPr>
-        <w:t xml:space="preserve">, </w:t>
-      </w:r>
-      <w:proofErr w:type="spellStart"/>
-      <w:r>
-        <w:rPr>
-          <w:i/>
-          <w:iCs/>
-        </w:rPr>
-        <w:t>delRelativeEnd</w:t>
-      </w:r>
-      <w:proofErr w:type="spellEnd"/>
-      <w:r>
-        <w:rPr>
-          <w:i/>
-          <w:iCs/>
-        </w:rPr>
-        <w:t xml:space="preserve">: </w:t>
-      </w:r>
-      <w:r>
-        <w:t xml:space="preserve">the </w:t>
-      </w:r>
-      <w:r>
-        <w:t xml:space="preserve">start and end location of the event, but now relative to the flanks set for the analysis. The location is relative to the end of the chosen </w:t>
-      </w:r>
-      <w:proofErr w:type="spellStart"/>
-      <w:r>
-        <w:t>leftFlank</w:t>
-      </w:r>
-      <w:proofErr w:type="spellEnd"/>
-      <w:r>
-        <w:t>.</w:t>
-      </w:r>
-    </w:p>
-    <w:p>
-      <w:pPr>
-        <w:pStyle w:val="ListParagraph"/>
-        <w:numPr>
-          <w:ilvl w:val="0"/>
-          <w:numId w:val="12"/>
-        </w:numPr>
-        <w:spacing w:after="0" w:line="240" w:lineRule="auto"/>
+        <w:t xml:space="preserve">delRelativeStartTD, </w:t>
+      </w:r>
+      <w:r>
         <w:rPr>
           <w:rFonts w:ascii="Calibri" w:eastAsia="Times New Roman" w:hAnsi="Calibri" w:cs="Calibri"/>
           <w:color w:val="000000"/>
           <w:lang w:val="en-US" w:eastAsia="nl-NL"/>
         </w:rPr>
-      </w:pPr>
-      <w:proofErr w:type="spellStart"/>
-      <w:r>
-        <w:rPr>
-          <w:i/>
-          <w:iCs/>
-        </w:rPr>
-        <w:lastRenderedPageBreak/>
-        <w:t>delRelativeStartRight</w:t>
-      </w:r>
-      <w:proofErr w:type="spellEnd"/>
-      <w:r>
-        <w:rPr>
-          <w:i/>
-          <w:iCs/>
-        </w:rPr>
-        <w:t xml:space="preserve">, </w:t>
-      </w:r>
-      <w:proofErr w:type="spellStart"/>
-      <w:r>
-        <w:rPr>
-          <w:i/>
-          <w:iCs/>
-        </w:rPr>
-        <w:t>delRelativeEndRight</w:t>
-      </w:r>
-      <w:proofErr w:type="spellEnd"/>
-      <w:r>
-        <w:rPr>
-          <w:i/>
-          <w:iCs/>
-        </w:rPr>
-        <w:t xml:space="preserve">: </w:t>
-      </w:r>
-      <w:r>
-        <w:t xml:space="preserve">the </w:t>
-      </w:r>
-      <w:r>
-        <w:t xml:space="preserve">start and end location of the event, but now </w:t>
-      </w:r>
-      <w:r>
-        <w:t xml:space="preserve">to </w:t>
-      </w:r>
-      <w:r>
-        <w:t xml:space="preserve">relative the flanks set for the analysis. The location is relative to the </w:t>
-      </w:r>
-      <w:r>
-        <w:t>start</w:t>
-      </w:r>
-      <w:r>
-        <w:t xml:space="preserve"> of the chosen </w:t>
-      </w:r>
-      <w:proofErr w:type="spellStart"/>
-      <w:r>
-        <w:t>rightFlank</w:t>
-      </w:r>
-      <w:proofErr w:type="spellEnd"/>
-      <w:r>
-        <w:t xml:space="preserve">. Only if two target sites are set (for example with two </w:t>
-      </w:r>
-      <w:proofErr w:type="spellStart"/>
-      <w:r>
-        <w:t>nickases</w:t>
-      </w:r>
-      <w:proofErr w:type="spellEnd"/>
-      <w:r>
-        <w:t xml:space="preserve">) these values differ from </w:t>
-      </w:r>
-      <w:proofErr w:type="spellStart"/>
-      <w:r>
-        <w:t>delRelativeStart</w:t>
-      </w:r>
-      <w:proofErr w:type="spellEnd"/>
-      <w:r>
-        <w:t xml:space="preserve"> and </w:t>
-      </w:r>
-      <w:proofErr w:type="spellStart"/>
-      <w:r>
-        <w:t>delRelativeEnd</w:t>
-      </w:r>
-      <w:proofErr w:type="spellEnd"/>
-      <w:r>
-        <w:t>.</w:t>
-      </w:r>
-    </w:p>
-    <w:p>
-      <w:pPr>
-        <w:pStyle w:val="ListParagraph"/>
-        <w:numPr>
-          <w:ilvl w:val="0"/>
-          <w:numId w:val="12"/>
-        </w:numPr>
-        <w:spacing w:after="0" w:line="240" w:lineRule="auto"/>
+        <w:t xml:space="preserve">delRelativeEndTD: for </w:t>
+      </w:r>
+      <w:r>
         <w:rPr>
           <w:rFonts w:ascii="Calibri" w:eastAsia="Times New Roman" w:hAnsi="Calibri" w:cs="Calibri"/>
           <w:color w:val="000000"/>
           <w:lang w:val="en-US" w:eastAsia="nl-NL"/>
         </w:rPr>
-      </w:pPr>
-      <w:proofErr w:type="spellStart"/>
-      <w:r>
-        <w:rPr>
-          <w:rFonts w:ascii="Calibri" w:eastAsia="Times New Roman" w:hAnsi="Calibri" w:cs="Calibri"/>
-          <w:i/>
-          <w:iCs/>
-          <w:color w:val="000000"/>
-          <w:lang w:val="en-US" w:eastAsia="nl-NL"/>
-        </w:rPr>
-        <w:t>delRelativeStartTD</w:t>
-      </w:r>
-      <w:proofErr w:type="spellEnd"/>
-      <w:r>
-        <w:rPr>
-          <w:rFonts w:ascii="Calibri" w:eastAsia="Times New Roman" w:hAnsi="Calibri" w:cs="Calibri"/>
-          <w:i/>
-          <w:iCs/>
-          <w:color w:val="000000"/>
-          <w:lang w:val="en-US" w:eastAsia="nl-NL"/>
-        </w:rPr>
-        <w:t xml:space="preserve">, </w:t>
-      </w:r>
-      <w:proofErr w:type="spellStart"/>
+        <w:t xml:space="preserve">plotting purposed the </w:t>
+      </w:r>
       <w:r>
         <w:rPr>
           <w:rFonts w:ascii="Calibri" w:eastAsia="Times New Roman" w:hAnsi="Calibri" w:cs="Calibri"/>
           <w:color w:val="000000"/>
           <w:lang w:val="en-US" w:eastAsia="nl-NL"/>
         </w:rPr>
-        <w:t>delRelativeEndTD</w:t>
-      </w:r>
-      <w:proofErr w:type="spellEnd"/>
+        <w:t>TDs the</w:t>
+      </w:r>
       <w:r>
         <w:rPr>
           <w:rFonts w:ascii="Calibri" w:eastAsia="Times New Roman" w:hAnsi="Calibri" w:cs="Calibri"/>
           <w:color w:val="000000"/>
           <w:lang w:val="en-US" w:eastAsia="nl-NL"/>
         </w:rPr>
-        <w:t xml:space="preserve">: for </w:t>
+        <w:t xml:space="preserve"> values are set </w:t>
       </w:r>
       <w:r>
         <w:rPr>
@@ -7510,23 +7359,205 @@
           <w:color w:val="000000"/>
           <w:lang w:val="en-US" w:eastAsia="nl-NL"/>
         </w:rPr>
-        <w:t xml:space="preserve">plotting purposed the </w:t>
-      </w:r>
-      <w:r>
+        <w:t>here relative to the TD detected</w:t>
+      </w:r>
+    </w:p>
+    <w:p>
+      <w:pPr>
+        <w:pStyle w:val="ListParagraph"/>
+        <w:numPr>
+          <w:ilvl w:val="0"/>
+          <w:numId w:val="12"/>
+        </w:numPr>
+        <w:rPr>
+          <w:i/>
+          <w:iCs/>
+        </w:rPr>
+      </w:pPr>
+      <w:r>
+        <w:rPr>
+          <w:i/>
+          <w:iCs/>
+        </w:rPr>
+        <w:t xml:space="preserve">getHomologyColor: </w:t>
+      </w:r>
+      <w:r>
+        <w:t>initial coloring, but is overwritten by SIQPlotteR later</w:t>
+      </w:r>
+    </w:p>
+    <w:p>
+      <w:pPr>
+        <w:pStyle w:val="ListParagraph"/>
+        <w:numPr>
+          <w:ilvl w:val="0"/>
+          <w:numId w:val="12"/>
+        </w:numPr>
+        <w:rPr>
+          <w:i/>
+          <w:iCs/>
+        </w:rPr>
+      </w:pPr>
+      <w:r>
+        <w:rPr>
+          <w:i/>
+          <w:iCs/>
+        </w:rPr>
+        <w:t>homology</w:t>
+      </w:r>
+      <w:r>
+        <w:rPr>
+          <w:i/>
+          <w:iCs/>
+        </w:rPr>
+        <w:t xml:space="preserve">: </w:t>
+      </w:r>
+      <w:r>
+        <w:t>homology found between the junctions. Homology is only searched in Deletions and TDs</w:t>
+      </w:r>
+    </w:p>
+    <w:p>
+      <w:pPr>
+        <w:pStyle w:val="ListParagraph"/>
+        <w:numPr>
+          <w:ilvl w:val="0"/>
+          <w:numId w:val="12"/>
+        </w:numPr>
+        <w:rPr>
+          <w:i/>
+          <w:iCs/>
+        </w:rPr>
+      </w:pPr>
+      <w:r>
+        <w:rPr>
+          <w:i/>
+          <w:iCs/>
+        </w:rPr>
+        <w:t xml:space="preserve">homologyLength: </w:t>
+      </w:r>
+      <w:r>
+        <w:t>le</w:t>
+      </w:r>
+      <w:r>
+        <w:t>ngth of the homology</w:t>
+      </w:r>
+    </w:p>
+    <w:p>
+      <w:pPr>
+        <w:pStyle w:val="ListParagraph"/>
+        <w:numPr>
+          <w:ilvl w:val="0"/>
+          <w:numId w:val="12"/>
+        </w:numPr>
+        <w:rPr>
+          <w:i/>
+          <w:iCs/>
+        </w:rPr>
+      </w:pPr>
+      <w:r>
+        <w:rPr>
+          <w:i/>
+          <w:iCs/>
+        </w:rPr>
+        <w:t xml:space="preserve">homologyMismatch10%: </w:t>
+      </w:r>
+      <w:r>
+        <w:t xml:space="preserve">the </w:t>
+      </w:r>
+      <w:r>
+        <w:t>homology if we allow 10% of mismatches in the homology. Only useful for large stretches of homology</w:t>
+      </w:r>
+    </w:p>
+    <w:p>
+      <w:pPr>
+        <w:pStyle w:val="ListParagraph"/>
+        <w:numPr>
+          <w:ilvl w:val="0"/>
+          <w:numId w:val="12"/>
+        </w:numPr>
+        <w:spacing w:after="0" w:line="240" w:lineRule="auto"/>
         <w:rPr>
           <w:rFonts w:ascii="Calibri" w:eastAsia="Times New Roman" w:hAnsi="Calibri" w:cs="Calibri"/>
           <w:color w:val="000000"/>
           <w:lang w:val="en-US" w:eastAsia="nl-NL"/>
         </w:rPr>
-        <w:t>TDs the</w:t>
-      </w:r>
-      <w:r>
+      </w:pPr>
+      <w:r>
+        <w:rPr>
+          <w:i/>
+          <w:iCs/>
+        </w:rPr>
+        <w:t xml:space="preserve">homologyLengthMismatch10: </w:t>
+      </w:r>
+      <w:r>
+        <w:t>the</w:t>
+      </w:r>
+      <w:r>
+        <w:t xml:space="preserve"> homology length for </w:t>
+      </w:r>
+      <w:r>
+        <w:rPr>
+          <w:i/>
+          <w:iCs/>
+        </w:rPr>
+        <w:t>homologyMismatch10%</w:t>
+      </w:r>
+    </w:p>
+    <w:p>
+      <w:pPr>
+        <w:pStyle w:val="ListParagraph"/>
+        <w:numPr>
+          <w:ilvl w:val="0"/>
+          <w:numId w:val="12"/>
+        </w:numPr>
+        <w:spacing w:after="0" w:line="240" w:lineRule="auto"/>
         <w:rPr>
           <w:rFonts w:ascii="Calibri" w:eastAsia="Times New Roman" w:hAnsi="Calibri" w:cs="Calibri"/>
           <w:color w:val="000000"/>
           <w:lang w:val="en-US" w:eastAsia="nl-NL"/>
         </w:rPr>
-        <w:t xml:space="preserve"> values are set </w:t>
+      </w:pPr>
+      <w:r>
+        <w:rPr>
+          <w:rFonts w:ascii="Calibri" w:eastAsia="Times New Roman" w:hAnsi="Calibri" w:cs="Calibri"/>
+          <w:i/>
+          <w:iCs/>
+          <w:color w:val="000000"/>
+          <w:lang w:val="en-US" w:eastAsia="nl-NL"/>
+        </w:rPr>
+        <w:t xml:space="preserve">homologyMismatch10%ref: </w:t>
+      </w:r>
+      <w:r>
+        <w:t xml:space="preserve">the </w:t>
+      </w:r>
+      <w:r>
+        <w:t>homology if we allow 10% of mismatches in the homology. Only useful for large stretches of homology. The homology is based on the reference, which might be different from using the read.</w:t>
+      </w:r>
+    </w:p>
+    <w:p>
+      <w:pPr>
+        <w:pStyle w:val="ListParagraph"/>
+        <w:numPr>
+          <w:ilvl w:val="0"/>
+          <w:numId w:val="12"/>
+        </w:numPr>
+        <w:spacing w:after="0" w:line="240" w:lineRule="auto"/>
+        <w:rPr>
+          <w:rFonts w:ascii="Calibri" w:eastAsia="Times New Roman" w:hAnsi="Calibri" w:cs="Calibri"/>
+          <w:i/>
+          <w:iCs/>
+          <w:color w:val="000000"/>
+          <w:lang w:val="en-US" w:eastAsia="nl-NL"/>
+        </w:rPr>
+      </w:pPr>
+      <w:r>
+        <w:rPr>
+          <w:rFonts w:ascii="Calibri" w:eastAsia="Times New Roman" w:hAnsi="Calibri" w:cs="Calibri"/>
+          <w:i/>
+          <w:iCs/>
+          <w:color w:val="000000"/>
+          <w:lang w:val="en-US" w:eastAsia="nl-NL"/>
+        </w:rPr>
+        <w:t xml:space="preserve">homologyLengthMismatch10%ref: </w:t>
       </w:r>
       <w:r>
         <w:rPr>
@@ -7534,181 +7565,126 @@
           <w:color w:val="000000"/>
           <w:lang w:val="en-US" w:eastAsia="nl-NL"/>
         </w:rPr>
-        <w:t>here relative to the TD detected</w:t>
-      </w:r>
-    </w:p>
-    <w:p>
-      <w:pPr>
-        <w:pStyle w:val="ListParagraph"/>
-        <w:numPr>
-          <w:ilvl w:val="0"/>
-          <w:numId w:val="12"/>
-        </w:numPr>
-        <w:rPr>
-          <w:i/>
-          <w:iCs/>
-        </w:rPr>
-      </w:pPr>
-      <w:proofErr w:type="spellStart"/>
-      <w:r>
-        <w:rPr>
-          <w:i/>
-          <w:iCs/>
-        </w:rPr>
-        <w:t>getHomologyColor</w:t>
-      </w:r>
-      <w:proofErr w:type="spellEnd"/>
-      <w:r>
-        <w:rPr>
-          <w:i/>
-          <w:iCs/>
-        </w:rPr>
-        <w:t xml:space="preserve">: </w:t>
-      </w:r>
-      <w:r>
-        <w:t xml:space="preserve">initial </w:t>
-      </w:r>
-      <w:proofErr w:type="spellStart"/>
-      <w:r>
-        <w:t>coloring</w:t>
-      </w:r>
-      <w:proofErr w:type="spellEnd"/>
-      <w:r>
-        <w:t xml:space="preserve">, but is overwritten by </w:t>
-      </w:r>
-      <w:proofErr w:type="spellStart"/>
-      <w:r>
-        <w:t>SIQPlotteR</w:t>
-      </w:r>
-      <w:proofErr w:type="spellEnd"/>
-      <w:r>
-        <w:t xml:space="preserve"> later</w:t>
-      </w:r>
-    </w:p>
-    <w:p>
-      <w:pPr>
-        <w:pStyle w:val="ListParagraph"/>
-        <w:numPr>
-          <w:ilvl w:val="0"/>
-          <w:numId w:val="12"/>
-        </w:numPr>
-        <w:rPr>
-          <w:i/>
-          <w:iCs/>
-        </w:rPr>
-      </w:pPr>
-      <w:r>
-        <w:rPr>
-          <w:i/>
-          <w:iCs/>
-        </w:rPr>
-        <w:t>homology</w:t>
-      </w:r>
-      <w:r>
-        <w:rPr>
-          <w:i/>
-          <w:iCs/>
-        </w:rPr>
-        <w:t xml:space="preserve">: </w:t>
-      </w:r>
-      <w:r>
-        <w:t>homology found between the junctions. Homology is only searched in Deletions and TDs</w:t>
-      </w:r>
-    </w:p>
-    <w:p>
-      <w:pPr>
-        <w:pStyle w:val="ListParagraph"/>
-        <w:numPr>
-          <w:ilvl w:val="0"/>
-          <w:numId w:val="12"/>
-        </w:numPr>
-        <w:rPr>
-          <w:i/>
-          <w:iCs/>
-        </w:rPr>
-      </w:pPr>
-      <w:proofErr w:type="spellStart"/>
-      <w:r>
-        <w:rPr>
-          <w:i/>
-          <w:iCs/>
-        </w:rPr>
-        <w:t>homologyLength</w:t>
-      </w:r>
-      <w:proofErr w:type="spellEnd"/>
-      <w:r>
-        <w:rPr>
-          <w:i/>
-          <w:iCs/>
-        </w:rPr>
-        <w:t xml:space="preserve">: </w:t>
-      </w:r>
-      <w:r>
-        <w:t>le</w:t>
-      </w:r>
-      <w:r>
-        <w:t>ngth of the homology</w:t>
-      </w:r>
-    </w:p>
-    <w:p>
-      <w:pPr>
-        <w:pStyle w:val="ListParagraph"/>
-        <w:numPr>
-          <w:ilvl w:val="0"/>
-          <w:numId w:val="12"/>
-        </w:numPr>
-        <w:rPr>
-          <w:i/>
-          <w:iCs/>
-        </w:rPr>
-      </w:pPr>
-      <w:r>
-        <w:rPr>
-          <w:i/>
-          <w:iCs/>
-        </w:rPr>
-        <w:t xml:space="preserve">homologyMismatch10%: </w:t>
-      </w:r>
-      <w:r>
-        <w:t xml:space="preserve">the </w:t>
-      </w:r>
-      <w:r>
-        <w:t>homology if we allow 10% of mismatches in the homology. Only useful for large stretches of homology</w:t>
-      </w:r>
-    </w:p>
-    <w:p>
-      <w:pPr>
-        <w:pStyle w:val="ListParagraph"/>
-        <w:numPr>
-          <w:ilvl w:val="0"/>
-          <w:numId w:val="12"/>
-        </w:numPr>
-        <w:spacing w:after="0" w:line="240" w:lineRule="auto"/>
+        <w:t xml:space="preserve">the length </w:t>
+      </w:r>
+      <w:r>
         <w:rPr>
           <w:rFonts w:ascii="Calibri" w:eastAsia="Times New Roman" w:hAnsi="Calibri" w:cs="Calibri"/>
           <w:color w:val="000000"/>
           <w:lang w:val="en-US" w:eastAsia="nl-NL"/>
         </w:rPr>
-      </w:pPr>
-      <w:r>
-        <w:rPr>
-          <w:i/>
-          <w:iCs/>
-        </w:rPr>
-        <w:t xml:space="preserve">homologyLengthMismatch10: </w:t>
+        <w:t xml:space="preserve">for </w:t>
+      </w:r>
+      <w:r>
+        <w:rPr>
+          <w:rFonts w:ascii="Calibri" w:eastAsia="Times New Roman" w:hAnsi="Calibri" w:cs="Calibri"/>
+          <w:i/>
+          <w:iCs/>
+          <w:color w:val="000000"/>
+          <w:lang w:val="en-US" w:eastAsia="nl-NL"/>
+        </w:rPr>
+        <w:t>homologyMismatch10%ref</w:t>
+      </w:r>
+    </w:p>
+    <w:p>
+      <w:pPr>
+        <w:pStyle w:val="ListParagraph"/>
+        <w:numPr>
+          <w:ilvl w:val="0"/>
+          <w:numId w:val="12"/>
+        </w:numPr>
+        <w:rPr>
+          <w:i/>
+          <w:iCs/>
+        </w:rPr>
+      </w:pPr>
+      <w:r>
+        <w:rPr>
+          <w:i/>
+          <w:iCs/>
+        </w:rPr>
+        <w:t xml:space="preserve">delSize: </w:t>
+      </w:r>
+      <w:r>
+        <w:t xml:space="preserve">the </w:t>
+      </w:r>
+      <w:r>
+        <w:t>deletion size of the event</w:t>
+      </w:r>
+    </w:p>
+    <w:p>
+      <w:pPr>
+        <w:pStyle w:val="ListParagraph"/>
+        <w:numPr>
+          <w:ilvl w:val="0"/>
+          <w:numId w:val="12"/>
+        </w:numPr>
+        <w:rPr>
+          <w:i/>
+          <w:iCs/>
+        </w:rPr>
+      </w:pPr>
+      <w:r>
+        <w:rPr>
+          <w:i/>
+          <w:iCs/>
+        </w:rPr>
+        <w:t xml:space="preserve">insSize: </w:t>
       </w:r>
       <w:r>
         <w:t>the</w:t>
       </w:r>
       <w:r>
-        <w:t xml:space="preserve"> homology length for </w:t>
-      </w:r>
-      <w:r>
-        <w:rPr>
-          <w:i/>
-          <w:iCs/>
-        </w:rPr>
-        <w:t>homologyMismatch10%</w:t>
+        <w:t xml:space="preserve"> insert size of the event</w:t>
+      </w:r>
+    </w:p>
+    <w:p>
+      <w:pPr>
+        <w:pStyle w:val="ListParagraph"/>
+        <w:numPr>
+          <w:ilvl w:val="0"/>
+          <w:numId w:val="12"/>
+        </w:numPr>
+        <w:rPr>
+          <w:i/>
+          <w:iCs/>
+        </w:rPr>
+      </w:pPr>
+      <w:r>
+        <w:rPr>
+          <w:i/>
+          <w:iCs/>
+        </w:rPr>
+        <w:t xml:space="preserve">Mod3: </w:t>
+      </w:r>
+      <w:r>
+        <w:t>is this</w:t>
+      </w:r>
+      <w:r>
+        <w:t xml:space="preserve"> event dividable by 3? If so, this number is 0. If not it will be 1 or 2. 1 or 2 indicates a frameshift. Note that SIQ is not aware of introns so if your target site overlaps or is in an intron this information is less useful</w:t>
+      </w:r>
+    </w:p>
+    <w:p>
+      <w:pPr>
+        <w:pStyle w:val="ListParagraph"/>
+        <w:numPr>
+          <w:ilvl w:val="0"/>
+          <w:numId w:val="12"/>
+        </w:numPr>
+        <w:rPr>
+          <w:i/>
+          <w:iCs/>
+        </w:rPr>
+      </w:pPr>
+      <w:r>
+        <w:rPr>
+          <w:i/>
+          <w:iCs/>
+        </w:rPr>
+        <w:t xml:space="preserve">SNVMutation: </w:t>
+      </w:r>
+      <w:r>
+        <w:t>if the event type is SNV (delSize = 1, insSize = 1) the mutation is presented here</w:t>
       </w:r>
     </w:p>
     <w:p>
@@ -7727,19 +7703,37 @@
       </w:pPr>
       <w:r>
         <w:rPr>
-          <w:rFonts w:ascii="Calibri" w:eastAsia="Times New Roman" w:hAnsi="Calibri" w:cs="Calibri"/>
-          <w:i/>
-          <w:iCs/>
-          <w:color w:val="000000"/>
-          <w:lang w:val="en-US" w:eastAsia="nl-NL"/>
-        </w:rPr>
-        <w:t xml:space="preserve">homologyMismatch10%ref: </w:t>
-      </w:r>
-      <w:r>
-        <w:t xml:space="preserve">the </w:t>
-      </w:r>
-      <w:r>
-        <w:t>homology if we allow 10% of mismatches in the homology. Only useful for large stretches of homology. The homology is based on the reference, which might be different from using the read.</w:t>
+          <w:i/>
+          <w:iCs/>
+        </w:rPr>
+        <w:t xml:space="preserve">Type: </w:t>
+      </w:r>
+      <w:r>
+        <w:t>SIQ discriminates between the following types: WT (wild-type), DELETION, DELINS (deletions with an insertion), INSERTION</w:t>
+      </w:r>
+      <w:r>
+        <w:t>, TANDEMDUPLICATION, TANDEMDUPLICATION_COMPOUN</w:t>
+      </w:r>
+      <w:r>
+        <w:t>D</w:t>
+      </w:r>
+      <w:r>
+        <w:t xml:space="preserve"> (a TD with some additional inserted sequence), SNV (1bp substitution), TINS (templated insertion: a deletion with an insertion where the insert is copied from the flank)</w:t>
+      </w:r>
+      <w:r>
+        <w:t>, HDR (homology directed repair event), HDR_1MM (HDR event with 1 indel or mismatch</w:t>
+      </w:r>
+      <w:r>
+        <w:t xml:space="preserve"> which is frequently the result of sequencing errors</w:t>
+      </w:r>
+      <w:r>
+        <w:t>).</w:t>
+      </w:r>
+      <w:r>
+        <w:t xml:space="preserve"> Note that HDR and HDR_1MM are only called if a HDR reference was supplied</w:t>
+      </w:r>
+      <w:r>
+        <w:t>.</w:t>
       </w:r>
     </w:p>
     <w:p>
@@ -7750,31 +7744,21 @@
           <w:numId w:val="12"/>
         </w:numPr>
         <w:spacing w:after="0" w:line="240" w:lineRule="auto"/>
-        <w:rPr>
-          <w:rFonts w:ascii="Calibri" w:eastAsia="Times New Roman" w:hAnsi="Calibri" w:cs="Calibri"/>
-          <w:i/>
-          <w:iCs/>
-          <w:color w:val="000000"/>
-          <w:lang w:val="en-US" w:eastAsia="nl-NL"/>
-        </w:rPr>
-      </w:pPr>
-      <w:r>
-        <w:rPr>
-          <w:rFonts w:ascii="Calibri" w:eastAsia="Times New Roman" w:hAnsi="Calibri" w:cs="Calibri"/>
-          <w:i/>
-          <w:iCs/>
-          <w:color w:val="000000"/>
-          <w:lang w:val="en-US" w:eastAsia="nl-NL"/>
-        </w:rPr>
-        <w:t xml:space="preserve">homologyLengthMismatch10%ref: </w:t>
-      </w:r>
-      <w:r>
         <w:rPr>
           <w:rFonts w:ascii="Calibri" w:eastAsia="Times New Roman" w:hAnsi="Calibri" w:cs="Calibri"/>
           <w:color w:val="000000"/>
           <w:lang w:val="en-US" w:eastAsia="nl-NL"/>
         </w:rPr>
-        <w:t xml:space="preserve">the length </w:t>
+      </w:pPr>
+      <w:r>
+        <w:rPr>
+          <w:rFonts w:ascii="Calibri" w:eastAsia="Times New Roman" w:hAnsi="Calibri" w:cs="Calibri"/>
+          <w:i/>
+          <w:iCs/>
+          <w:color w:val="000000"/>
+          <w:lang w:val="en-US" w:eastAsia="nl-NL"/>
+        </w:rPr>
+        <w:t>SecondaryType</w:t>
       </w:r>
       <w:r>
         <w:rPr>
@@ -7782,9 +7766,17 @@
           <w:color w:val="000000"/>
           <w:lang w:val="en-US" w:eastAsia="nl-NL"/>
         </w:rPr>
-        <w:t xml:space="preserve">for </w:t>
-      </w:r>
-      <w:r>
+        <w:t>: some Types have a subdivision. This is experimental and not used by SIQPlotteR at the moment.</w:t>
+      </w:r>
+    </w:p>
+    <w:p>
+      <w:pPr>
+        <w:pStyle w:val="ListParagraph"/>
+        <w:numPr>
+          <w:ilvl w:val="0"/>
+          <w:numId w:val="12"/>
+        </w:numPr>
+        <w:spacing w:after="0" w:line="240" w:lineRule="auto"/>
         <w:rPr>
           <w:rFonts w:ascii="Calibri" w:eastAsia="Times New Roman" w:hAnsi="Calibri" w:cs="Calibri"/>
           <w:i/>
@@ -7792,253 +7784,356 @@
           <w:color w:val="000000"/>
           <w:lang w:val="en-US" w:eastAsia="nl-NL"/>
         </w:rPr>
-        <w:t>homologyMismatch10%ref</w:t>
-      </w:r>
-    </w:p>
-    <w:p>
-      <w:pPr>
-        <w:pStyle w:val="ListParagraph"/>
-        <w:numPr>
-          <w:ilvl w:val="0"/>
-          <w:numId w:val="12"/>
-        </w:numPr>
-        <w:rPr>
-          <w:i/>
-          <w:iCs/>
-        </w:rPr>
-      </w:pPr>
-      <w:proofErr w:type="spellStart"/>
-      <w:r>
-        <w:rPr>
-          <w:i/>
-          <w:iCs/>
-        </w:rPr>
-        <w:t>delSize</w:t>
-      </w:r>
-      <w:proofErr w:type="spellEnd"/>
-      <w:r>
-        <w:rPr>
-          <w:i/>
-          <w:iCs/>
-        </w:rPr>
-        <w:t xml:space="preserve">: </w:t>
-      </w:r>
-      <w:r>
-        <w:t xml:space="preserve">the </w:t>
-      </w:r>
-      <w:r>
-        <w:t>deletion size of the event</w:t>
-      </w:r>
-    </w:p>
-    <w:p>
-      <w:pPr>
-        <w:pStyle w:val="ListParagraph"/>
-        <w:numPr>
-          <w:ilvl w:val="0"/>
-          <w:numId w:val="12"/>
-        </w:numPr>
-        <w:rPr>
-          <w:i/>
-          <w:iCs/>
-        </w:rPr>
-      </w:pPr>
-      <w:proofErr w:type="spellStart"/>
-      <w:r>
-        <w:rPr>
-          <w:i/>
-          <w:iCs/>
-        </w:rPr>
-        <w:t>insSize</w:t>
-      </w:r>
-      <w:proofErr w:type="spellEnd"/>
-      <w:r>
-        <w:rPr>
-          <w:i/>
-          <w:iCs/>
-        </w:rPr>
-        <w:t xml:space="preserve">: </w:t>
-      </w:r>
-      <w:r>
-        <w:t>the</w:t>
-      </w:r>
-      <w:r>
-        <w:t xml:space="preserve"> insert size of the event</w:t>
-      </w:r>
-    </w:p>
-    <w:p>
-      <w:pPr>
-        <w:pStyle w:val="ListParagraph"/>
-        <w:numPr>
-          <w:ilvl w:val="0"/>
-          <w:numId w:val="12"/>
-        </w:numPr>
-        <w:rPr>
-          <w:i/>
-          <w:iCs/>
-        </w:rPr>
-      </w:pPr>
-      <w:r>
-        <w:rPr>
-          <w:i/>
-          <w:iCs/>
-        </w:rPr>
-        <w:t xml:space="preserve">Mod3: </w:t>
-      </w:r>
-      <w:r>
-        <w:t>is this</w:t>
-      </w:r>
-      <w:r>
-        <w:t xml:space="preserve"> event dividable by 3? If so, this number is 0. If not it will be 1 or 2. 1 or 2 indicates a frameshift. Note that SIQ is not aware of introns so if your target site overlaps or is in an intron this information is less useful</w:t>
-      </w:r>
-    </w:p>
-    <w:p>
-      <w:pPr>
-        <w:pStyle w:val="ListParagraph"/>
-        <w:numPr>
-          <w:ilvl w:val="0"/>
-          <w:numId w:val="12"/>
-        </w:numPr>
-        <w:rPr>
-          <w:i/>
-          <w:iCs/>
-        </w:rPr>
-      </w:pPr>
-      <w:proofErr w:type="spellStart"/>
-      <w:r>
-        <w:rPr>
-          <w:i/>
-          <w:iCs/>
-        </w:rPr>
-        <w:t>SNVMutation</w:t>
-      </w:r>
-      <w:proofErr w:type="spellEnd"/>
-      <w:r>
-        <w:rPr>
-          <w:i/>
-          <w:iCs/>
-        </w:rPr>
-        <w:t xml:space="preserve">: </w:t>
-      </w:r>
-      <w:r>
-        <w:t>if the event type is SNV (</w:t>
-      </w:r>
-      <w:proofErr w:type="spellStart"/>
-      <w:r>
-        <w:t>delSize</w:t>
-      </w:r>
-      <w:proofErr w:type="spellEnd"/>
-      <w:r>
-        <w:t xml:space="preserve"> = 1, </w:t>
-      </w:r>
-      <w:proofErr w:type="spellStart"/>
-      <w:r>
-        <w:t>insSize</w:t>
-      </w:r>
-      <w:proofErr w:type="spellEnd"/>
-      <w:r>
-        <w:t xml:space="preserve"> = 1) the mutation is presented here</w:t>
-      </w:r>
-    </w:p>
-    <w:p>
-      <w:pPr>
-        <w:pStyle w:val="ListParagraph"/>
-        <w:numPr>
-          <w:ilvl w:val="0"/>
-          <w:numId w:val="12"/>
-        </w:numPr>
-        <w:spacing w:after="0" w:line="240" w:lineRule="auto"/>
+      </w:pPr>
+      <w:r>
+        <w:rPr>
+          <w:rFonts w:ascii="Calibri" w:eastAsia="Times New Roman" w:hAnsi="Calibri" w:cs="Calibri"/>
+          <w:i/>
+          <w:iCs/>
+          <w:color w:val="000000"/>
+          <w:lang w:val="en-US" w:eastAsia="nl-NL"/>
+        </w:rPr>
+        <w:t>isFlankInsert:</w:t>
+      </w:r>
+      <w:r>
         <w:rPr>
           <w:rFonts w:ascii="Calibri" w:eastAsia="Times New Roman" w:hAnsi="Calibri" w:cs="Calibri"/>
           <w:color w:val="000000"/>
           <w:lang w:val="en-US" w:eastAsia="nl-NL"/>
         </w:rPr>
-      </w:pPr>
-      <w:r>
-        <w:rPr>
-          <w:i/>
-          <w:iCs/>
-        </w:rPr>
-        <w:t xml:space="preserve">Type: </w:t>
-      </w:r>
-      <w:r>
-        <w:t>SIQ discriminates between the following types: WT (wild-type), DELETION, DELINS (deletions with an insertion), INSERTION</w:t>
-      </w:r>
-      <w:r>
-        <w:t>, TANDEMDUPLICATION, TANDEMDUPLICATION_COMPOUN</w:t>
-      </w:r>
-      <w:r>
-        <w:t>D</w:t>
-      </w:r>
-      <w:r>
-        <w:t xml:space="preserve"> (a TD with some additional inserted sequence), SNV (1bp substitution), TINS (templated insertion: a deletion with an insertion where the insert is copied from the flank)</w:t>
-      </w:r>
-      <w:r>
-        <w:t>, HDR (homology directed repair event), HDR_1MM (HDR event with 1 indel or mismatch</w:t>
-      </w:r>
-      <w:r>
-        <w:t xml:space="preserve"> which is frequently the result of sequencing errors</w:t>
-      </w:r>
-      <w:r>
-        <w:t>).</w:t>
-      </w:r>
-      <w:r>
-        <w:t xml:space="preserve"> Note that HDR and HDR_1MM are only called if a HDR reference was supplied</w:t>
-      </w:r>
-      <w:r>
-        <w:t>.</w:t>
-      </w:r>
-    </w:p>
-    <w:p>
-      <w:pPr>
-        <w:pStyle w:val="ListParagraph"/>
-        <w:numPr>
-          <w:ilvl w:val="0"/>
-          <w:numId w:val="12"/>
-        </w:numPr>
-        <w:spacing w:after="0" w:line="240" w:lineRule="auto"/>
+        <w:t xml:space="preserve"> can the insert b</w:t>
+      </w:r>
+      <w:r>
         <w:rPr>
           <w:rFonts w:ascii="Calibri" w:eastAsia="Times New Roman" w:hAnsi="Calibri" w:cs="Calibri"/>
           <w:color w:val="000000"/>
           <w:lang w:val="en-US" w:eastAsia="nl-NL"/>
         </w:rPr>
-      </w:pPr>
-      <w:proofErr w:type="spellStart"/>
-      <w:r>
-        <w:rPr>
-          <w:rFonts w:ascii="Calibri" w:eastAsia="Times New Roman" w:hAnsi="Calibri" w:cs="Calibri"/>
-          <w:i/>
-          <w:iCs/>
-          <w:color w:val="000000"/>
-          <w:lang w:val="en-US" w:eastAsia="nl-NL"/>
-        </w:rPr>
-        <w:t>SecondaryType</w:t>
-      </w:r>
-      <w:proofErr w:type="spellEnd"/>
+        <w:t>e reliably found around the event junction</w:t>
+      </w:r>
       <w:r>
         <w:rPr>
           <w:rFonts w:ascii="Calibri" w:eastAsia="Times New Roman" w:hAnsi="Calibri" w:cs="Calibri"/>
           <w:color w:val="000000"/>
           <w:lang w:val="en-US" w:eastAsia="nl-NL"/>
         </w:rPr>
-        <w:t xml:space="preserve">: some Types have a subdivision. This is experimental and not used by </w:t>
-      </w:r>
-      <w:proofErr w:type="spellStart"/>
+        <w:t>?</w:t>
+      </w:r>
       <w:r>
         <w:rPr>
           <w:rFonts w:ascii="Calibri" w:eastAsia="Times New Roman" w:hAnsi="Calibri" w:cs="Calibri"/>
           <w:color w:val="000000"/>
           <w:lang w:val="en-US" w:eastAsia="nl-NL"/>
         </w:rPr>
-        <w:t>SIQPlotteR</w:t>
-      </w:r>
-      <w:proofErr w:type="spellEnd"/>
+        <w:t xml:space="preserve"> The region around the left and right junction is searched in both forward and reverse complement orientation. Only if the insert is large enough (typically &gt;5) and a large enough match is found this value becomes TRUE.</w:t>
+      </w:r>
+    </w:p>
+    <w:p>
+      <w:pPr>
+        <w:pStyle w:val="ListParagraph"/>
+        <w:numPr>
+          <w:ilvl w:val="0"/>
+          <w:numId w:val="12"/>
+        </w:numPr>
+        <w:rPr>
+          <w:i/>
+          <w:iCs/>
+        </w:rPr>
+      </w:pPr>
+      <w:r>
+        <w:rPr>
+          <w:i/>
+          <w:iCs/>
+        </w:rPr>
+        <w:t xml:space="preserve">Ranges: </w:t>
+      </w:r>
+      <w:r>
+        <w:t>only used for Sanger analysis and represents the subpart of the Sanger reads that is used for event calling</w:t>
+      </w:r>
+    </w:p>
+    <w:p>
+      <w:pPr>
+        <w:pStyle w:val="ListParagraph"/>
+        <w:numPr>
+          <w:ilvl w:val="0"/>
+          <w:numId w:val="12"/>
+        </w:numPr>
+        <w:rPr>
+          <w:i/>
+          <w:iCs/>
+        </w:rPr>
+      </w:pPr>
+      <w:r>
+        <w:rPr>
+          <w:i/>
+          <w:iCs/>
+        </w:rPr>
+        <w:t>Masked:</w:t>
+      </w:r>
+      <w:r>
+        <w:t xml:space="preserve"> only high quality read parts are used and masking of nucleotides is performed that have low base quality. This value should be TRUE.</w:t>
+      </w:r>
+    </w:p>
+    <w:p>
+      <w:pPr>
+        <w:pStyle w:val="ListParagraph"/>
+        <w:numPr>
+          <w:ilvl w:val="0"/>
+          <w:numId w:val="12"/>
+        </w:numPr>
+        <w:rPr>
+          <w:i/>
+          <w:iCs/>
+        </w:rPr>
+      </w:pPr>
+      <w:r>
+        <w:rPr>
+          <w:i/>
+          <w:iCs/>
+        </w:rPr>
+        <w:t xml:space="preserve">Remarks: </w:t>
+      </w:r>
+      <w:r>
+        <w:t>any problems found with this event are written here. Note that for NGS analyses only events without a remark are part of the output. For Sanger sequences there can be an indication of a problem. Any event with a remark should be excluded from further analysis as many fields are not correct.</w:t>
+      </w:r>
+    </w:p>
+    <w:p>
+      <w:pPr>
+        <w:pStyle w:val="ListParagraph"/>
+        <w:numPr>
+          <w:ilvl w:val="0"/>
+          <w:numId w:val="12"/>
+        </w:numPr>
+        <w:rPr>
+          <w:i/>
+          <w:iCs/>
+        </w:rPr>
+      </w:pPr>
+      <w:r>
+        <w:rPr>
+          <w:i/>
+          <w:iCs/>
+        </w:rPr>
+        <w:t xml:space="preserve">Classname: </w:t>
+      </w:r>
+      <w:r>
+        <w:t xml:space="preserve">a </w:t>
+      </w:r>
+      <w:r>
+        <w:t>short notation of this event</w:t>
+      </w:r>
+      <w:r>
+        <w:t>. Not used by SIQPlotteR at the moment.</w:t>
+      </w:r>
+    </w:p>
+    <w:p>
+      <w:pPr>
+        <w:pStyle w:val="ListParagraph"/>
+        <w:numPr>
+          <w:ilvl w:val="0"/>
+          <w:numId w:val="12"/>
+        </w:numPr>
+        <w:rPr>
+          <w:i/>
+          <w:iCs/>
+        </w:rPr>
+      </w:pPr>
+      <w:r>
+        <w:rPr>
+          <w:i/>
+          <w:iCs/>
+        </w:rPr>
+        <w:t xml:space="preserve">InZone: </w:t>
+      </w:r>
+      <w:r>
+        <w:t>Experimental column, will likely disappear from subsequent versions</w:t>
+      </w:r>
+    </w:p>
+    <w:p>
+      <w:pPr>
+        <w:pStyle w:val="ListParagraph"/>
+        <w:numPr>
+          <w:ilvl w:val="0"/>
+          <w:numId w:val="12"/>
+        </w:numPr>
+        <w:rPr>
+          <w:i/>
+          <w:iCs/>
+        </w:rPr>
+      </w:pPr>
+      <w:r>
+        <w:rPr>
+          <w:i/>
+          <w:iCs/>
+        </w:rPr>
+        <w:lastRenderedPageBreak/>
+        <w:t xml:space="preserve">leftFlankMatch: </w:t>
+      </w:r>
+      <w:r>
+        <w:t>which part of the raw read matches the reference DNA to the left side of the junction.</w:t>
+      </w:r>
+    </w:p>
+    <w:p>
+      <w:pPr>
+        <w:pStyle w:val="ListParagraph"/>
+        <w:numPr>
+          <w:ilvl w:val="0"/>
+          <w:numId w:val="12"/>
+        </w:numPr>
+        <w:rPr>
+          <w:i/>
+          <w:iCs/>
+        </w:rPr>
+      </w:pPr>
+      <w:r>
+        <w:rPr>
+          <w:i/>
+          <w:iCs/>
+        </w:rPr>
+        <w:t xml:space="preserve">rightFlankMatch: </w:t>
+      </w:r>
+      <w:r>
+        <w:t>which part of the raw read matches the reference DNA to the right side of the junction.</w:t>
+      </w:r>
+    </w:p>
+    <w:p>
+      <w:pPr>
+        <w:pStyle w:val="ListParagraph"/>
+        <w:numPr>
+          <w:ilvl w:val="0"/>
+          <w:numId w:val="12"/>
+        </w:numPr>
+        <w:rPr>
+          <w:i/>
+          <w:iCs/>
+        </w:rPr>
+      </w:pPr>
+      <w:r>
+        <w:rPr>
+          <w:i/>
+          <w:iCs/>
+        </w:rPr>
+        <w:t xml:space="preserve">matchStart: </w:t>
+      </w:r>
+      <w:r>
+        <w:t>the start locat</w:t>
+      </w:r>
+      <w:r>
+        <w:t>ion of the read in the reference DNA</w:t>
+      </w:r>
+    </w:p>
+    <w:p>
+      <w:pPr>
+        <w:pStyle w:val="ListParagraph"/>
+        <w:numPr>
+          <w:ilvl w:val="0"/>
+          <w:numId w:val="12"/>
+        </w:numPr>
+        <w:rPr>
+          <w:i/>
+          <w:iCs/>
+        </w:rPr>
+      </w:pPr>
+      <w:r>
+        <w:rPr>
+          <w:i/>
+          <w:iCs/>
+        </w:rPr>
+        <w:t xml:space="preserve">matchEnd: </w:t>
+      </w:r>
+      <w:r>
+        <w:t>the end location of the read in the reference DNA</w:t>
+      </w:r>
+    </w:p>
+    <w:p>
+      <w:pPr>
+        <w:pStyle w:val="ListParagraph"/>
+        <w:numPr>
+          <w:ilvl w:val="0"/>
+          <w:numId w:val="12"/>
+        </w:numPr>
+        <w:rPr>
+          <w:i/>
+          <w:iCs/>
+        </w:rPr>
+      </w:pPr>
+      <w:r>
+        <w:rPr>
+          <w:i/>
+          <w:iCs/>
+        </w:rPr>
+        <w:t xml:space="preserve">jumpedLeft, jumpedRight: </w:t>
+      </w:r>
+      <w:r>
+        <w:t>PacBio and Sanger reads are generally so long that they will always contain a difference with the reference sequence. Therefore SIQ jumps over these variations as long as they are not in the vicinity of the specified target site.</w:t>
+      </w:r>
+    </w:p>
+    <w:p>
+      <w:pPr>
+        <w:pStyle w:val="ListParagraph"/>
+        <w:numPr>
+          <w:ilvl w:val="0"/>
+          <w:numId w:val="12"/>
+        </w:numPr>
+        <w:rPr>
+          <w:i/>
+          <w:iCs/>
+        </w:rPr>
+      </w:pPr>
+      <w:r>
+        <w:rPr>
+          <w:i/>
+          <w:iCs/>
+        </w:rPr>
+        <w:t xml:space="preserve">entireQueryused: </w:t>
+      </w:r>
+      <w:r>
+        <w:t>column currently not in use</w:t>
+      </w:r>
+    </w:p>
+    <w:p>
+      <w:pPr>
+        <w:ind w:left="360"/>
+      </w:pPr>
+      <w:r>
+        <w:t>The remaining</w:t>
+      </w:r>
+      <w:r>
+        <w:t xml:space="preserve"> columns are only there to give information on the presence of an insert and how much of that can be found back in the reference DNA</w:t>
+      </w:r>
+    </w:p>
+    <w:p>
+      <w:pPr>
+        <w:pStyle w:val="ListParagraph"/>
+        <w:numPr>
+          <w:ilvl w:val="0"/>
+          <w:numId w:val="13"/>
+        </w:numPr>
+        <w:rPr>
+          <w:rFonts w:ascii="Calibri" w:eastAsia="Times New Roman" w:hAnsi="Calibri" w:cs="Calibri"/>
+          <w:i/>
+          <w:iCs/>
+          <w:color w:val="000000"/>
+          <w:lang w:val="en-US" w:eastAsia="nl-NL"/>
+        </w:rPr>
+      </w:pPr>
+      <w:r>
+        <w:rPr>
+          <w:rFonts w:ascii="Calibri" w:eastAsia="Times New Roman" w:hAnsi="Calibri" w:cs="Calibri"/>
+          <w:i/>
+          <w:iCs/>
+          <w:color w:val="000000"/>
+          <w:lang w:val="en-US" w:eastAsia="nl-NL"/>
+        </w:rPr>
+        <w:t>isGetLargestMatch</w:t>
+      </w:r>
       <w:r>
         <w:rPr>
           <w:rFonts w:ascii="Calibri" w:eastAsia="Times New Roman" w:hAnsi="Calibri" w:cs="Calibri"/>
           <w:color w:val="000000"/>
           <w:lang w:val="en-US" w:eastAsia="nl-NL"/>
         </w:rPr>
-        <w:t xml:space="preserve"> at the moment.</w:t>
+        <w:t>: size of largest match of the detected insert in the reference sequence</w:t>
       </w:r>
     </w:p>
     <w:p>
@@ -8046,9 +8141,8 @@
         <w:pStyle w:val="ListParagraph"/>
         <w:numPr>
           <w:ilvl w:val="0"/>
-          <w:numId w:val="12"/>
-        </w:numPr>
-        <w:spacing w:after="0" w:line="240" w:lineRule="auto"/>
+          <w:numId w:val="13"/>
+        </w:numPr>
         <w:rPr>
           <w:rFonts w:ascii="Calibri" w:eastAsia="Times New Roman" w:hAnsi="Calibri" w:cs="Calibri"/>
           <w:i/>
@@ -8057,7 +8151,6 @@
           <w:lang w:val="en-US" w:eastAsia="nl-NL"/>
         </w:rPr>
       </w:pPr>
-      <w:proofErr w:type="spellStart"/>
       <w:r>
         <w:rPr>
           <w:rFonts w:ascii="Calibri" w:eastAsia="Times New Roman" w:hAnsi="Calibri" w:cs="Calibri"/>
@@ -8066,9 +8159,8 @@
           <w:color w:val="000000"/>
           <w:lang w:val="en-US" w:eastAsia="nl-NL"/>
         </w:rPr>
-        <w:t>isFlankInsert</w:t>
-      </w:r>
-      <w:proofErr w:type="spellEnd"/>
+        <w:t>isGetLargestMatchString</w:t>
+      </w:r>
       <w:r>
         <w:rPr>
           <w:rFonts w:ascii="Calibri" w:eastAsia="Times New Roman" w:hAnsi="Calibri" w:cs="Calibri"/>
@@ -8077,7 +8169,7 @@
           <w:color w:val="000000"/>
           <w:lang w:val="en-US" w:eastAsia="nl-NL"/>
         </w:rPr>
-        <w:t>:</w:t>
+        <w:t xml:space="preserve">: </w:t>
       </w:r>
       <w:r>
         <w:rPr>
@@ -8085,7 +8177,7 @@
           <w:color w:val="000000"/>
           <w:lang w:val="en-US" w:eastAsia="nl-NL"/>
         </w:rPr>
-        <w:t xml:space="preserve"> can the insert b</w:t>
+        <w:t xml:space="preserve">the </w:t>
       </w:r>
       <w:r>
         <w:rPr>
@@ -8093,7 +8185,43 @@
           <w:color w:val="000000"/>
           <w:lang w:val="en-US" w:eastAsia="nl-NL"/>
         </w:rPr>
-        <w:t>e reliably found around the event junction</w:t>
+        <w:t>largest matching DNA</w:t>
+      </w:r>
+    </w:p>
+    <w:p>
+      <w:pPr>
+        <w:pStyle w:val="ListParagraph"/>
+        <w:numPr>
+          <w:ilvl w:val="0"/>
+          <w:numId w:val="13"/>
+        </w:numPr>
+        <w:rPr>
+          <w:rFonts w:ascii="Calibri" w:eastAsia="Times New Roman" w:hAnsi="Calibri" w:cs="Calibri"/>
+          <w:i/>
+          <w:iCs/>
+          <w:color w:val="000000"/>
+          <w:lang w:val="en-US" w:eastAsia="nl-NL"/>
+        </w:rPr>
+      </w:pPr>
+      <w:r>
+        <w:rPr>
+          <w:rFonts w:ascii="Calibri" w:eastAsia="Times New Roman" w:hAnsi="Calibri" w:cs="Calibri"/>
+          <w:i/>
+          <w:iCs/>
+          <w:color w:val="000000"/>
+          <w:lang w:val="en-US" w:eastAsia="nl-NL"/>
+        </w:rPr>
+        <w:t>isGetSubS</w:t>
+      </w:r>
+      <w:r>
+        <w:rPr>
+          <w:rFonts w:ascii="Calibri" w:eastAsia="Times New Roman" w:hAnsi="Calibri" w:cs="Calibri"/>
+          <w:i/>
+          <w:iCs/>
+          <w:color w:val="000000"/>
+          <w:lang w:val="en-US" w:eastAsia="nl-NL"/>
+        </w:rPr>
+        <w:t xml:space="preserve">: </w:t>
       </w:r>
       <w:r>
         <w:rPr>
@@ -8101,7 +8229,7 @@
           <w:color w:val="000000"/>
           <w:lang w:val="en-US" w:eastAsia="nl-NL"/>
         </w:rPr>
-        <w:t>?</w:t>
+        <w:t xml:space="preserve">This </w:t>
       </w:r>
       <w:r>
         <w:rPr>
@@ -8109,451 +8237,15 @@
           <w:color w:val="000000"/>
           <w:lang w:val="en-US" w:eastAsia="nl-NL"/>
         </w:rPr>
-        <w:t xml:space="preserve"> The region around the left and right junction is searched in both forward and reverse complement orientation. Only if the insert is large enough (typically &gt;5) and a large enough match is found this value becomes TRUE.</w:t>
-      </w:r>
-    </w:p>
-    <w:p>
-      <w:pPr>
-        <w:pStyle w:val="ListParagraph"/>
-        <w:numPr>
-          <w:ilvl w:val="0"/>
-          <w:numId w:val="12"/>
-        </w:numPr>
-        <w:rPr>
-          <w:i/>
-          <w:iCs/>
-        </w:rPr>
-      </w:pPr>
-      <w:r>
-        <w:rPr>
-          <w:i/>
-          <w:iCs/>
-        </w:rPr>
-        <w:t xml:space="preserve">Ranges: </w:t>
-      </w:r>
-      <w:r>
-        <w:t>only used for Sanger analysis and represents the subpart of the Sanger reads that is used for event calling</w:t>
-      </w:r>
-    </w:p>
-    <w:p>
-      <w:pPr>
-        <w:pStyle w:val="ListParagraph"/>
-        <w:numPr>
-          <w:ilvl w:val="0"/>
-          <w:numId w:val="12"/>
-        </w:numPr>
-        <w:rPr>
-          <w:i/>
-          <w:iCs/>
-        </w:rPr>
-      </w:pPr>
-      <w:r>
-        <w:rPr>
-          <w:i/>
-          <w:iCs/>
-        </w:rPr>
-        <w:t>Masked:</w:t>
-      </w:r>
-      <w:r>
-        <w:t xml:space="preserve"> only high quality read parts are used and masking of nucleotides is performed that have low base quality. This value should be TRUE.</w:t>
-      </w:r>
-    </w:p>
-    <w:p>
-      <w:pPr>
-        <w:pStyle w:val="ListParagraph"/>
-        <w:numPr>
-          <w:ilvl w:val="0"/>
-          <w:numId w:val="12"/>
-        </w:numPr>
-        <w:rPr>
-          <w:i/>
-          <w:iCs/>
-        </w:rPr>
-      </w:pPr>
-      <w:r>
-        <w:rPr>
-          <w:i/>
-          <w:iCs/>
-        </w:rPr>
-        <w:t xml:space="preserve">Remarks: </w:t>
-      </w:r>
-      <w:r>
-        <w:t>any problems found with this event are written here. Note that for NGS analyses only events without a remark are part of the output. For Sanger sequences there can be an indication of a problem. Any event with a remark should be excluded from further analysis as many fields are not correct.</w:t>
-      </w:r>
-    </w:p>
-    <w:p>
-      <w:pPr>
-        <w:pStyle w:val="ListParagraph"/>
-        <w:numPr>
-          <w:ilvl w:val="0"/>
-          <w:numId w:val="12"/>
-        </w:numPr>
-        <w:rPr>
-          <w:i/>
-          <w:iCs/>
-        </w:rPr>
-      </w:pPr>
-      <w:proofErr w:type="spellStart"/>
-      <w:r>
-        <w:rPr>
-          <w:i/>
-          <w:iCs/>
-        </w:rPr>
-        <w:t>Classname</w:t>
-      </w:r>
-      <w:proofErr w:type="spellEnd"/>
-      <w:r>
-        <w:rPr>
-          <w:i/>
-          <w:iCs/>
-        </w:rPr>
-        <w:t xml:space="preserve">: </w:t>
-      </w:r>
-      <w:r>
-        <w:t xml:space="preserve">a </w:t>
-      </w:r>
-      <w:r>
-        <w:t>short notation of this event</w:t>
-      </w:r>
-      <w:r>
-        <w:t xml:space="preserve">. Not used by </w:t>
-      </w:r>
-      <w:proofErr w:type="spellStart"/>
-      <w:r>
-        <w:t>SIQPlotteR</w:t>
-      </w:r>
-      <w:proofErr w:type="spellEnd"/>
-      <w:r>
-        <w:t xml:space="preserve"> at the moment.</w:t>
-      </w:r>
-    </w:p>
-    <w:p>
-      <w:pPr>
-        <w:pStyle w:val="ListParagraph"/>
-        <w:numPr>
-          <w:ilvl w:val="0"/>
-          <w:numId w:val="12"/>
-        </w:numPr>
-        <w:rPr>
-          <w:i/>
-          <w:iCs/>
-        </w:rPr>
-      </w:pPr>
-      <w:proofErr w:type="spellStart"/>
-      <w:r>
-        <w:rPr>
-          <w:i/>
-          <w:iCs/>
-        </w:rPr>
-        <w:t>InZone</w:t>
-      </w:r>
-      <w:proofErr w:type="spellEnd"/>
-      <w:r>
-        <w:rPr>
-          <w:i/>
-          <w:iCs/>
-        </w:rPr>
-        <w:t xml:space="preserve">: </w:t>
-      </w:r>
-      <w:r>
-        <w:t>Experimental column, will likely disappear from subsequent versions</w:t>
-      </w:r>
-    </w:p>
-    <w:p>
-      <w:pPr>
-        <w:pStyle w:val="ListParagraph"/>
-        <w:numPr>
-          <w:ilvl w:val="0"/>
-          <w:numId w:val="12"/>
-        </w:numPr>
-        <w:rPr>
-          <w:i/>
-          <w:iCs/>
-        </w:rPr>
-      </w:pPr>
-      <w:proofErr w:type="spellStart"/>
-      <w:r>
-        <w:rPr>
-          <w:i/>
-          <w:iCs/>
-        </w:rPr>
-        <w:lastRenderedPageBreak/>
-        <w:t>leftFlankMatch</w:t>
-      </w:r>
-      <w:proofErr w:type="spellEnd"/>
-      <w:r>
-        <w:rPr>
-          <w:i/>
-          <w:iCs/>
-        </w:rPr>
-        <w:t xml:space="preserve">: </w:t>
-      </w:r>
-      <w:r>
-        <w:t>which part of the raw read matches the reference DNA to the left side of the junction.</w:t>
-      </w:r>
-    </w:p>
-    <w:p>
-      <w:pPr>
-        <w:pStyle w:val="ListParagraph"/>
-        <w:numPr>
-          <w:ilvl w:val="0"/>
-          <w:numId w:val="12"/>
-        </w:numPr>
-        <w:rPr>
-          <w:i/>
-          <w:iCs/>
-        </w:rPr>
-      </w:pPr>
-      <w:proofErr w:type="spellStart"/>
-      <w:r>
-        <w:rPr>
-          <w:i/>
-          <w:iCs/>
-        </w:rPr>
-        <w:t>rightFlankMatch</w:t>
-      </w:r>
-      <w:proofErr w:type="spellEnd"/>
-      <w:r>
-        <w:rPr>
-          <w:i/>
-          <w:iCs/>
-        </w:rPr>
-        <w:t xml:space="preserve">: </w:t>
-      </w:r>
-      <w:r>
-        <w:t>which part of the raw read matches the reference DNA to the right side of the junction.</w:t>
-      </w:r>
-    </w:p>
-    <w:p>
-      <w:pPr>
-        <w:pStyle w:val="ListParagraph"/>
-        <w:numPr>
-          <w:ilvl w:val="0"/>
-          <w:numId w:val="12"/>
-        </w:numPr>
-        <w:rPr>
-          <w:i/>
-          <w:iCs/>
-        </w:rPr>
-      </w:pPr>
-      <w:proofErr w:type="spellStart"/>
-      <w:r>
-        <w:rPr>
-          <w:i/>
-          <w:iCs/>
-        </w:rPr>
-        <w:t>matchStart</w:t>
-      </w:r>
-      <w:proofErr w:type="spellEnd"/>
-      <w:r>
-        <w:rPr>
-          <w:i/>
-          <w:iCs/>
-        </w:rPr>
-        <w:t xml:space="preserve">: </w:t>
-      </w:r>
-      <w:r>
-        <w:t>the start locat</w:t>
-      </w:r>
-      <w:r>
-        <w:t>ion of the read in the reference DNA</w:t>
-      </w:r>
-    </w:p>
-    <w:p>
-      <w:pPr>
-        <w:pStyle w:val="ListParagraph"/>
-        <w:numPr>
-          <w:ilvl w:val="0"/>
-          <w:numId w:val="12"/>
-        </w:numPr>
-        <w:rPr>
-          <w:i/>
-          <w:iCs/>
-        </w:rPr>
-      </w:pPr>
-      <w:proofErr w:type="spellStart"/>
-      <w:r>
-        <w:rPr>
-          <w:i/>
-          <w:iCs/>
-        </w:rPr>
-        <w:t>matchEnd</w:t>
-      </w:r>
-      <w:proofErr w:type="spellEnd"/>
-      <w:r>
-        <w:rPr>
-          <w:i/>
-          <w:iCs/>
-        </w:rPr>
-        <w:t xml:space="preserve">: </w:t>
-      </w:r>
-      <w:r>
-        <w:t>the end location of the read in the reference DNA</w:t>
-      </w:r>
-    </w:p>
-    <w:p>
-      <w:pPr>
-        <w:pStyle w:val="ListParagraph"/>
-        <w:numPr>
-          <w:ilvl w:val="0"/>
-          <w:numId w:val="12"/>
-        </w:numPr>
-        <w:rPr>
-          <w:i/>
-          <w:iCs/>
-        </w:rPr>
-      </w:pPr>
-      <w:proofErr w:type="spellStart"/>
-      <w:r>
-        <w:rPr>
-          <w:i/>
-          <w:iCs/>
-        </w:rPr>
-        <w:t>jumpedLeft</w:t>
-      </w:r>
-      <w:proofErr w:type="spellEnd"/>
-      <w:r>
-        <w:rPr>
-          <w:i/>
-          <w:iCs/>
-        </w:rPr>
-        <w:t xml:space="preserve">, </w:t>
-      </w:r>
-      <w:proofErr w:type="spellStart"/>
-      <w:r>
-        <w:rPr>
-          <w:i/>
-          <w:iCs/>
-        </w:rPr>
-        <w:t>jumpedRight</w:t>
-      </w:r>
-      <w:proofErr w:type="spellEnd"/>
-      <w:r>
-        <w:rPr>
-          <w:i/>
-          <w:iCs/>
-        </w:rPr>
-        <w:t xml:space="preserve">: </w:t>
-      </w:r>
-      <w:r>
-        <w:t>PacBio and Sanger reads are generally so long that they will always contain a difference with the reference sequence. Therefore SIQ jumps over these variations as long as they are not in the vicinity of the specified target site.</w:t>
-      </w:r>
-    </w:p>
-    <w:p>
-      <w:pPr>
-        <w:pStyle w:val="ListParagraph"/>
-        <w:numPr>
-          <w:ilvl w:val="0"/>
-          <w:numId w:val="12"/>
-        </w:numPr>
-        <w:rPr>
-          <w:i/>
-          <w:iCs/>
-        </w:rPr>
-      </w:pPr>
-      <w:proofErr w:type="spellStart"/>
-      <w:r>
-        <w:rPr>
-          <w:i/>
-          <w:iCs/>
-        </w:rPr>
-        <w:t>entireQueryused</w:t>
-      </w:r>
-      <w:proofErr w:type="spellEnd"/>
-      <w:r>
-        <w:rPr>
-          <w:i/>
-          <w:iCs/>
-        </w:rPr>
-        <w:t xml:space="preserve">: </w:t>
-      </w:r>
-      <w:r>
-        <w:t>column currently not in use</w:t>
-      </w:r>
-    </w:p>
-    <w:p>
-      <w:pPr>
-        <w:ind w:left="360"/>
-      </w:pPr>
-      <w:r>
-        <w:t>The remaining</w:t>
-      </w:r>
-      <w:r>
-        <w:t xml:space="preserve"> columns are only there to give information on the presence of an insert and how much of that can be found back in the reference DNA</w:t>
-      </w:r>
-    </w:p>
-    <w:p>
-      <w:pPr>
-        <w:pStyle w:val="ListParagraph"/>
-        <w:numPr>
-          <w:ilvl w:val="0"/>
-          <w:numId w:val="13"/>
-        </w:numPr>
-        <w:rPr>
-          <w:rFonts w:ascii="Calibri" w:eastAsia="Times New Roman" w:hAnsi="Calibri" w:cs="Calibri"/>
-          <w:i/>
-          <w:iCs/>
-          <w:color w:val="000000"/>
-          <w:lang w:val="en-US" w:eastAsia="nl-NL"/>
-        </w:rPr>
-      </w:pPr>
-      <w:proofErr w:type="spellStart"/>
-      <w:r>
-        <w:rPr>
-          <w:rFonts w:ascii="Calibri" w:eastAsia="Times New Roman" w:hAnsi="Calibri" w:cs="Calibri"/>
-          <w:i/>
-          <w:iCs/>
-          <w:color w:val="000000"/>
-          <w:lang w:val="en-US" w:eastAsia="nl-NL"/>
-        </w:rPr>
-        <w:t>isGetLargestMatch</w:t>
-      </w:r>
-      <w:proofErr w:type="spellEnd"/>
+        <w:t>is a representation of the ma</w:t>
+      </w:r>
       <w:r>
         <w:rPr>
           <w:rFonts w:ascii="Calibri" w:eastAsia="Times New Roman" w:hAnsi="Calibri" w:cs="Calibri"/>
           <w:color w:val="000000"/>
           <w:lang w:val="en-US" w:eastAsia="nl-NL"/>
         </w:rPr>
-        <w:t>: size of largest match of the detected insert in the reference sequence</w:t>
-      </w:r>
-    </w:p>
-    <w:p>
-      <w:pPr>
-        <w:pStyle w:val="ListParagraph"/>
-        <w:numPr>
-          <w:ilvl w:val="0"/>
-          <w:numId w:val="13"/>
-        </w:numPr>
-        <w:rPr>
-          <w:rFonts w:ascii="Calibri" w:eastAsia="Times New Roman" w:hAnsi="Calibri" w:cs="Calibri"/>
-          <w:i/>
-          <w:iCs/>
-          <w:color w:val="000000"/>
-          <w:lang w:val="en-US" w:eastAsia="nl-NL"/>
-        </w:rPr>
-      </w:pPr>
-      <w:proofErr w:type="spellStart"/>
-      <w:r>
-        <w:rPr>
-          <w:rFonts w:ascii="Calibri" w:eastAsia="Times New Roman" w:hAnsi="Calibri" w:cs="Calibri"/>
-          <w:i/>
-          <w:iCs/>
-          <w:color w:val="000000"/>
-          <w:lang w:val="en-US" w:eastAsia="nl-NL"/>
-        </w:rPr>
-        <w:t>isGetLargestMatchString</w:t>
-      </w:r>
-      <w:proofErr w:type="spellEnd"/>
-      <w:r>
-        <w:rPr>
-          <w:rFonts w:ascii="Calibri" w:eastAsia="Times New Roman" w:hAnsi="Calibri" w:cs="Calibri"/>
-          <w:i/>
-          <w:iCs/>
-          <w:color w:val="000000"/>
-          <w:lang w:val="en-US" w:eastAsia="nl-NL"/>
-        </w:rPr>
-        <w:t xml:space="preserve">: </w:t>
+        <w:t>t</w:t>
       </w:r>
       <w:r>
         <w:rPr>
@@ -8561,7 +8253,43 @@
           <w:color w:val="000000"/>
           <w:lang w:val="en-US" w:eastAsia="nl-NL"/>
         </w:rPr>
-        <w:t xml:space="preserve">the </w:t>
+        <w:t>ching DNA. All matches nucleotides are in uppercase. Any remaining nucleotides are kept in lowercase.</w:t>
+      </w:r>
+    </w:p>
+    <w:p>
+      <w:pPr>
+        <w:pStyle w:val="ListParagraph"/>
+        <w:numPr>
+          <w:ilvl w:val="0"/>
+          <w:numId w:val="13"/>
+        </w:numPr>
+        <w:rPr>
+          <w:rFonts w:ascii="Calibri" w:eastAsia="Times New Roman" w:hAnsi="Calibri" w:cs="Calibri"/>
+          <w:i/>
+          <w:iCs/>
+          <w:color w:val="000000"/>
+          <w:lang w:val="en-US" w:eastAsia="nl-NL"/>
+        </w:rPr>
+      </w:pPr>
+      <w:r>
+        <w:rPr>
+          <w:rFonts w:ascii="Calibri" w:eastAsia="Times New Roman" w:hAnsi="Calibri" w:cs="Calibri"/>
+          <w:i/>
+          <w:iCs/>
+          <w:color w:val="000000"/>
+          <w:lang w:val="en-US" w:eastAsia="nl-NL"/>
+        </w:rPr>
+        <w:t>isGetSubS2</w:t>
+      </w:r>
+      <w:r>
+        <w:rPr>
+          <w:rFonts w:ascii="Calibri" w:eastAsia="Times New Roman" w:hAnsi="Calibri" w:cs="Calibri"/>
+          <w:i/>
+          <w:iCs/>
+          <w:color w:val="000000"/>
+          <w:lang w:val="en-US" w:eastAsia="nl-NL"/>
+        </w:rPr>
+        <w:t xml:space="preserve">: </w:t>
       </w:r>
       <w:r>
         <w:rPr>
@@ -8569,45 +8297,7 @@
           <w:color w:val="000000"/>
           <w:lang w:val="en-US" w:eastAsia="nl-NL"/>
         </w:rPr>
-        <w:t>largest matching DNA</w:t>
-      </w:r>
-    </w:p>
-    <w:p>
-      <w:pPr>
-        <w:pStyle w:val="ListParagraph"/>
-        <w:numPr>
-          <w:ilvl w:val="0"/>
-          <w:numId w:val="13"/>
-        </w:numPr>
-        <w:rPr>
-          <w:rFonts w:ascii="Calibri" w:eastAsia="Times New Roman" w:hAnsi="Calibri" w:cs="Calibri"/>
-          <w:i/>
-          <w:iCs/>
-          <w:color w:val="000000"/>
-          <w:lang w:val="en-US" w:eastAsia="nl-NL"/>
-        </w:rPr>
-      </w:pPr>
-      <w:proofErr w:type="spellStart"/>
-      <w:r>
-        <w:rPr>
-          <w:rFonts w:ascii="Calibri" w:eastAsia="Times New Roman" w:hAnsi="Calibri" w:cs="Calibri"/>
-          <w:i/>
-          <w:iCs/>
-          <w:color w:val="000000"/>
-          <w:lang w:val="en-US" w:eastAsia="nl-NL"/>
-        </w:rPr>
-        <w:t>isGetSubS</w:t>
-      </w:r>
-      <w:proofErr w:type="spellEnd"/>
-      <w:r>
-        <w:rPr>
-          <w:rFonts w:ascii="Calibri" w:eastAsia="Times New Roman" w:hAnsi="Calibri" w:cs="Calibri"/>
-          <w:i/>
-          <w:iCs/>
-          <w:color w:val="000000"/>
-          <w:lang w:val="en-US" w:eastAsia="nl-NL"/>
-        </w:rPr>
-        <w:t xml:space="preserve">: </w:t>
+        <w:t xml:space="preserve">This </w:t>
       </w:r>
       <w:r>
         <w:rPr>
@@ -8615,7 +8305,7 @@
           <w:color w:val="000000"/>
           <w:lang w:val="en-US" w:eastAsia="nl-NL"/>
         </w:rPr>
-        <w:t xml:space="preserve">This </w:t>
+        <w:t>is a representation of the ma</w:t>
       </w:r>
       <w:r>
         <w:rPr>
@@ -8623,7 +8313,7 @@
           <w:color w:val="000000"/>
           <w:lang w:val="en-US" w:eastAsia="nl-NL"/>
         </w:rPr>
-        <w:t>is a representation of the ma</w:t>
+        <w:t>t</w:t>
       </w:r>
       <w:r>
         <w:rPr>
@@ -8631,7 +8321,7 @@
           <w:color w:val="000000"/>
           <w:lang w:val="en-US" w:eastAsia="nl-NL"/>
         </w:rPr>
-        <w:t>t</w:t>
+        <w:t>ching DNA. &lt;R0&gt; means the largest match was found on the right. &lt;0</w:t>
       </w:r>
       <w:r>
         <w:rPr>
@@ -8639,43 +8329,7 @@
           <w:color w:val="000000"/>
           <w:lang w:val="en-US" w:eastAsia="nl-NL"/>
         </w:rPr>
-        <w:t>ching DNA. All matches nucleotides are in uppercase. Any remaining nucleotides are kept in lowercase.</w:t>
-      </w:r>
-    </w:p>
-    <w:p>
-      <w:pPr>
-        <w:pStyle w:val="ListParagraph"/>
-        <w:numPr>
-          <w:ilvl w:val="0"/>
-          <w:numId w:val="13"/>
-        </w:numPr>
-        <w:rPr>
-          <w:rFonts w:ascii="Calibri" w:eastAsia="Times New Roman" w:hAnsi="Calibri" w:cs="Calibri"/>
-          <w:i/>
-          <w:iCs/>
-          <w:color w:val="000000"/>
-          <w:lang w:val="en-US" w:eastAsia="nl-NL"/>
-        </w:rPr>
-      </w:pPr>
-      <w:r>
-        <w:rPr>
-          <w:rFonts w:ascii="Calibri" w:eastAsia="Times New Roman" w:hAnsi="Calibri" w:cs="Calibri"/>
-          <w:i/>
-          <w:iCs/>
-          <w:color w:val="000000"/>
-          <w:lang w:val="en-US" w:eastAsia="nl-NL"/>
-        </w:rPr>
-        <w:t>isGetSubS2</w:t>
-      </w:r>
-      <w:r>
-        <w:rPr>
-          <w:rFonts w:ascii="Calibri" w:eastAsia="Times New Roman" w:hAnsi="Calibri" w:cs="Calibri"/>
-          <w:i/>
-          <w:iCs/>
-          <w:color w:val="000000"/>
-          <w:lang w:val="en-US" w:eastAsia="nl-NL"/>
-        </w:rPr>
-        <w:t xml:space="preserve">: </w:t>
+        <w:t>L</w:t>
       </w:r>
       <w:r>
         <w:rPr>
@@ -8683,7 +8337,7 @@
           <w:color w:val="000000"/>
           <w:lang w:val="en-US" w:eastAsia="nl-NL"/>
         </w:rPr>
-        <w:t xml:space="preserve">This </w:t>
+        <w:t>&gt; the largest match on the left. &lt;R1&gt; the second largest match from the right</w:t>
       </w:r>
       <w:r>
         <w:rPr>
@@ -8691,7 +8345,7 @@
           <w:color w:val="000000"/>
           <w:lang w:val="en-US" w:eastAsia="nl-NL"/>
         </w:rPr>
-        <w:t>is a representation of the ma</w:t>
+        <w:t>. Matching is performed as long as the remaining insert part is long enough (&gt;5 nucleotides)</w:t>
       </w:r>
       <w:r>
         <w:rPr>
@@ -8699,7 +8353,7 @@
           <w:color w:val="000000"/>
           <w:lang w:val="en-US" w:eastAsia="nl-NL"/>
         </w:rPr>
-        <w:t>t</w:t>
+        <w:t>. Any remaining nucleotides are kept</w:t>
       </w:r>
       <w:r>
         <w:rPr>
@@ -8707,7 +8361,43 @@
           <w:color w:val="000000"/>
           <w:lang w:val="en-US" w:eastAsia="nl-NL"/>
         </w:rPr>
-        <w:t>ching DNA. &lt;R0&gt; means the largest match was found on the right. &lt;0</w:t>
+        <w:t xml:space="preserve"> in lowercase.</w:t>
+      </w:r>
+    </w:p>
+    <w:p>
+      <w:pPr>
+        <w:pStyle w:val="ListParagraph"/>
+        <w:numPr>
+          <w:ilvl w:val="0"/>
+          <w:numId w:val="13"/>
+        </w:numPr>
+        <w:rPr>
+          <w:rFonts w:ascii="Calibri" w:eastAsia="Times New Roman" w:hAnsi="Calibri" w:cs="Calibri"/>
+          <w:i/>
+          <w:iCs/>
+          <w:color w:val="000000"/>
+          <w:lang w:val="en-US" w:eastAsia="nl-NL"/>
+        </w:rPr>
+      </w:pPr>
+      <w:r>
+        <w:rPr>
+          <w:rFonts w:ascii="Calibri" w:eastAsia="Times New Roman" w:hAnsi="Calibri" w:cs="Calibri"/>
+          <w:i/>
+          <w:iCs/>
+          <w:color w:val="000000"/>
+          <w:lang w:val="en-US" w:eastAsia="nl-NL"/>
+        </w:rPr>
+        <w:t>isGetType</w:t>
+      </w:r>
+      <w:r>
+        <w:rPr>
+          <w:rFonts w:ascii="Calibri" w:eastAsia="Times New Roman" w:hAnsi="Calibri" w:cs="Calibri"/>
+          <w:i/>
+          <w:iCs/>
+          <w:color w:val="000000"/>
+          <w:lang w:val="en-US" w:eastAsia="nl-NL"/>
+        </w:rPr>
+        <w:t xml:space="preserve">: </w:t>
       </w:r>
       <w:r>
         <w:rPr>
@@ -8715,7 +8405,7 @@
           <w:color w:val="000000"/>
           <w:lang w:val="en-US" w:eastAsia="nl-NL"/>
         </w:rPr>
-        <w:t>L</w:t>
+        <w:t xml:space="preserve">If the entire insert is found the type is </w:t>
       </w:r>
       <w:r>
         <w:rPr>
@@ -8723,7 +8413,43 @@
           <w:color w:val="000000"/>
           <w:lang w:val="en-US" w:eastAsia="nl-NL"/>
         </w:rPr>
-        <w:t>&gt; the largest match on the left. &lt;R1&gt; the second largest match from the right</w:t>
+        <w:t>SOLVED, if some nucleotides remain it is either PARTIALLY SOLVED or ALMOST SOLVED. This field is not further used.</w:t>
+      </w:r>
+    </w:p>
+    <w:p>
+      <w:pPr>
+        <w:pStyle w:val="ListParagraph"/>
+        <w:numPr>
+          <w:ilvl w:val="0"/>
+          <w:numId w:val="13"/>
+        </w:numPr>
+        <w:rPr>
+          <w:rFonts w:ascii="Calibri" w:eastAsia="Times New Roman" w:hAnsi="Calibri" w:cs="Calibri"/>
+          <w:i/>
+          <w:iCs/>
+          <w:color w:val="000000"/>
+          <w:lang w:val="en-US" w:eastAsia="nl-NL"/>
+        </w:rPr>
+      </w:pPr>
+      <w:r>
+        <w:rPr>
+          <w:rFonts w:ascii="Calibri" w:eastAsia="Times New Roman" w:hAnsi="Calibri" w:cs="Calibri"/>
+          <w:i/>
+          <w:iCs/>
+          <w:color w:val="000000"/>
+          <w:lang w:val="en-US" w:eastAsia="nl-NL"/>
+        </w:rPr>
+        <w:t>isGetLengthS</w:t>
+      </w:r>
+      <w:r>
+        <w:rPr>
+          <w:rFonts w:ascii="Calibri" w:eastAsia="Times New Roman" w:hAnsi="Calibri" w:cs="Calibri"/>
+          <w:i/>
+          <w:iCs/>
+          <w:color w:val="000000"/>
+          <w:lang w:val="en-US" w:eastAsia="nl-NL"/>
+        </w:rPr>
+        <w:t xml:space="preserve">: </w:t>
       </w:r>
       <w:r>
         <w:rPr>
@@ -8731,7 +8457,7 @@
           <w:color w:val="000000"/>
           <w:lang w:val="en-US" w:eastAsia="nl-NL"/>
         </w:rPr>
-        <w:t>. Matching is performed as long as the remaining insert part is long enough (&gt;5 nucleotides)</w:t>
+        <w:t xml:space="preserve">the </w:t>
       </w:r>
       <w:r>
         <w:rPr>
@@ -8739,7 +8465,7 @@
           <w:color w:val="000000"/>
           <w:lang w:val="en-US" w:eastAsia="nl-NL"/>
         </w:rPr>
-        <w:t>. Any remaining nucleotides are kept</w:t>
+        <w:t xml:space="preserve">matching lengths of the insert. </w:t>
       </w:r>
       <w:r>
         <w:rPr>
@@ -8747,7 +8473,7 @@
           <w:color w:val="000000"/>
           <w:lang w:val="en-US" w:eastAsia="nl-NL"/>
         </w:rPr>
-        <w:t xml:space="preserve"> in lowercase.</w:t>
+        <w:t>Ordered from largest to smaller</w:t>
       </w:r>
     </w:p>
     <w:p>
@@ -8765,7 +8491,6 @@
           <w:lang w:val="en-US" w:eastAsia="nl-NL"/>
         </w:rPr>
       </w:pPr>
-      <w:proofErr w:type="spellStart"/>
       <w:r>
         <w:rPr>
           <w:rFonts w:ascii="Calibri" w:eastAsia="Times New Roman" w:hAnsi="Calibri" w:cs="Calibri"/>
@@ -8774,9 +8499,8 @@
           <w:color w:val="000000"/>
           <w:lang w:val="en-US" w:eastAsia="nl-NL"/>
         </w:rPr>
-        <w:t>isGetType</w:t>
-      </w:r>
-      <w:proofErr w:type="spellEnd"/>
+        <w:t>isPosS</w:t>
+      </w:r>
       <w:r>
         <w:rPr>
           <w:rFonts w:ascii="Calibri" w:eastAsia="Times New Roman" w:hAnsi="Calibri" w:cs="Calibri"/>
@@ -8793,7 +8517,7 @@
           <w:color w:val="000000"/>
           <w:lang w:val="en-US" w:eastAsia="nl-NL"/>
         </w:rPr>
-        <w:t xml:space="preserve">If the entire insert is found the type is </w:t>
+        <w:t xml:space="preserve">the </w:t>
       </w:r>
       <w:r>
         <w:rPr>
@@ -8801,7 +8525,7 @@
           <w:color w:val="000000"/>
           <w:lang w:val="en-US" w:eastAsia="nl-NL"/>
         </w:rPr>
-        <w:t>SOLVED, if some nucleotides remain it is either PARTIALLY SOLVED or ALMOST SOLVED. This field is not further used.</w:t>
+        <w:t>relative positions where the insert match was found</w:t>
       </w:r>
     </w:p>
     <w:p>
@@ -8819,7 +8543,6 @@
           <w:lang w:val="en-US" w:eastAsia="nl-NL"/>
         </w:rPr>
       </w:pPr>
-      <w:proofErr w:type="spellStart"/>
       <w:r>
         <w:rPr>
           <w:rFonts w:ascii="Calibri" w:eastAsia="Times New Roman" w:hAnsi="Calibri" w:cs="Calibri"/>
@@ -8828,9 +8551,8 @@
           <w:color w:val="000000"/>
           <w:lang w:val="en-US" w:eastAsia="nl-NL"/>
         </w:rPr>
-        <w:t>isGetLengthS</w:t>
-      </w:r>
-      <w:proofErr w:type="spellEnd"/>
+        <w:t>isFirstHit</w:t>
+      </w:r>
       <w:r>
         <w:rPr>
           <w:rFonts w:ascii="Calibri" w:eastAsia="Times New Roman" w:hAnsi="Calibri" w:cs="Calibri"/>
@@ -8847,7 +8569,43 @@
           <w:color w:val="000000"/>
           <w:lang w:val="en-US" w:eastAsia="nl-NL"/>
         </w:rPr>
-        <w:t xml:space="preserve">the </w:t>
+        <w:t>the location and orientation of the largest hit: &lt;R0&gt;: right and forward, &lt;rcR0&gt; right reverse complement, &lt;0L&gt;: left and forward, &lt;0Lrc&gt;: left and reverse complement</w:t>
+      </w:r>
+    </w:p>
+    <w:p>
+      <w:pPr>
+        <w:pStyle w:val="ListParagraph"/>
+        <w:numPr>
+          <w:ilvl w:val="0"/>
+          <w:numId w:val="13"/>
+        </w:numPr>
+        <w:rPr>
+          <w:rFonts w:ascii="Calibri" w:eastAsia="Times New Roman" w:hAnsi="Calibri" w:cs="Calibri"/>
+          <w:i/>
+          <w:iCs/>
+          <w:color w:val="000000"/>
+          <w:lang w:val="en-US" w:eastAsia="nl-NL"/>
+        </w:rPr>
+      </w:pPr>
+      <w:r>
+        <w:rPr>
+          <w:rFonts w:ascii="Calibri" w:eastAsia="Times New Roman" w:hAnsi="Calibri" w:cs="Calibri"/>
+          <w:i/>
+          <w:iCs/>
+          <w:color w:val="000000"/>
+          <w:lang w:val="en-US" w:eastAsia="nl-NL"/>
+        </w:rPr>
+        <w:t>getFirstPos</w:t>
+      </w:r>
+      <w:r>
+        <w:rPr>
+          <w:rFonts w:ascii="Calibri" w:eastAsia="Times New Roman" w:hAnsi="Calibri" w:cs="Calibri"/>
+          <w:i/>
+          <w:iCs/>
+          <w:color w:val="000000"/>
+          <w:lang w:val="en-US" w:eastAsia="nl-NL"/>
+        </w:rPr>
+        <w:t xml:space="preserve">: </w:t>
       </w:r>
       <w:r>
         <w:rPr>
@@ -8855,7 +8613,43 @@
           <w:color w:val="000000"/>
           <w:lang w:val="en-US" w:eastAsia="nl-NL"/>
         </w:rPr>
-        <w:t xml:space="preserve">matching lengths of the insert. </w:t>
+        <w:t>the location of the largest match relative to the junction</w:t>
+      </w:r>
+    </w:p>
+    <w:p>
+      <w:pPr>
+        <w:pStyle w:val="ListParagraph"/>
+        <w:numPr>
+          <w:ilvl w:val="0"/>
+          <w:numId w:val="13"/>
+        </w:numPr>
+        <w:rPr>
+          <w:rFonts w:ascii="Calibri" w:eastAsia="Times New Roman" w:hAnsi="Calibri" w:cs="Calibri"/>
+          <w:i/>
+          <w:iCs/>
+          <w:color w:val="000000"/>
+          <w:lang w:val="en-US" w:eastAsia="nl-NL"/>
+        </w:rPr>
+      </w:pPr>
+      <w:r>
+        <w:rPr>
+          <w:rFonts w:ascii="Calibri" w:eastAsia="Times New Roman" w:hAnsi="Calibri" w:cs="Calibri"/>
+          <w:i/>
+          <w:iCs/>
+          <w:color w:val="000000"/>
+          <w:lang w:val="en-US" w:eastAsia="nl-NL"/>
+        </w:rPr>
+        <w:t>isStartPos</w:t>
+      </w:r>
+      <w:r>
+        <w:rPr>
+          <w:rFonts w:ascii="Calibri" w:eastAsia="Times New Roman" w:hAnsi="Calibri" w:cs="Calibri"/>
+          <w:i/>
+          <w:iCs/>
+          <w:color w:val="000000"/>
+          <w:lang w:val="en-US" w:eastAsia="nl-NL"/>
+        </w:rPr>
+        <w:t xml:space="preserve">: </w:t>
       </w:r>
       <w:r>
         <w:rPr>
@@ -8863,45 +8657,7 @@
           <w:color w:val="000000"/>
           <w:lang w:val="en-US" w:eastAsia="nl-NL"/>
         </w:rPr>
-        <w:t>Ordered from largest to smaller</w:t>
-      </w:r>
-    </w:p>
-    <w:p>
-      <w:pPr>
-        <w:pStyle w:val="ListParagraph"/>
-        <w:numPr>
-          <w:ilvl w:val="0"/>
-          <w:numId w:val="13"/>
-        </w:numPr>
-        <w:rPr>
-          <w:rFonts w:ascii="Calibri" w:eastAsia="Times New Roman" w:hAnsi="Calibri" w:cs="Calibri"/>
-          <w:i/>
-          <w:iCs/>
-          <w:color w:val="000000"/>
-          <w:lang w:val="en-US" w:eastAsia="nl-NL"/>
-        </w:rPr>
-      </w:pPr>
-      <w:proofErr w:type="spellStart"/>
-      <w:r>
-        <w:rPr>
-          <w:rFonts w:ascii="Calibri" w:eastAsia="Times New Roman" w:hAnsi="Calibri" w:cs="Calibri"/>
-          <w:i/>
-          <w:iCs/>
-          <w:color w:val="000000"/>
-          <w:lang w:val="en-US" w:eastAsia="nl-NL"/>
-        </w:rPr>
-        <w:t>isPosS</w:t>
-      </w:r>
-      <w:proofErr w:type="spellEnd"/>
-      <w:r>
-        <w:rPr>
-          <w:rFonts w:ascii="Calibri" w:eastAsia="Times New Roman" w:hAnsi="Calibri" w:cs="Calibri"/>
-          <w:i/>
-          <w:iCs/>
-          <w:color w:val="000000"/>
-          <w:lang w:val="en-US" w:eastAsia="nl-NL"/>
-        </w:rPr>
-        <w:t xml:space="preserve">: </w:t>
+        <w:t>the</w:t>
       </w:r>
       <w:r>
         <w:rPr>
@@ -8909,7 +8665,43 @@
           <w:color w:val="000000"/>
           <w:lang w:val="en-US" w:eastAsia="nl-NL"/>
         </w:rPr>
-        <w:t xml:space="preserve">the </w:t>
+        <w:t xml:space="preserve"> start location of the largest match relative to the junction</w:t>
+      </w:r>
+    </w:p>
+    <w:p>
+      <w:pPr>
+        <w:pStyle w:val="ListParagraph"/>
+        <w:numPr>
+          <w:ilvl w:val="0"/>
+          <w:numId w:val="13"/>
+        </w:numPr>
+        <w:rPr>
+          <w:rFonts w:ascii="Calibri" w:eastAsia="Times New Roman" w:hAnsi="Calibri" w:cs="Calibri"/>
+          <w:i/>
+          <w:iCs/>
+          <w:color w:val="000000"/>
+          <w:lang w:val="en-US" w:eastAsia="nl-NL"/>
+        </w:rPr>
+      </w:pPr>
+      <w:r>
+        <w:rPr>
+          <w:rFonts w:ascii="Calibri" w:eastAsia="Times New Roman" w:hAnsi="Calibri" w:cs="Calibri"/>
+          <w:i/>
+          <w:iCs/>
+          <w:color w:val="000000"/>
+          <w:lang w:val="en-US" w:eastAsia="nl-NL"/>
+        </w:rPr>
+        <w:t>isEndPos</w:t>
+      </w:r>
+      <w:r>
+        <w:rPr>
+          <w:rFonts w:ascii="Calibri" w:eastAsia="Times New Roman" w:hAnsi="Calibri" w:cs="Calibri"/>
+          <w:i/>
+          <w:iCs/>
+          <w:color w:val="000000"/>
+          <w:lang w:val="en-US" w:eastAsia="nl-NL"/>
+        </w:rPr>
+        <w:t xml:space="preserve">: </w:t>
       </w:r>
       <w:r>
         <w:rPr>
@@ -8917,45 +8709,7 @@
           <w:color w:val="000000"/>
           <w:lang w:val="en-US" w:eastAsia="nl-NL"/>
         </w:rPr>
-        <w:t>relative positions where the insert match was found</w:t>
-      </w:r>
-    </w:p>
-    <w:p>
-      <w:pPr>
-        <w:pStyle w:val="ListParagraph"/>
-        <w:numPr>
-          <w:ilvl w:val="0"/>
-          <w:numId w:val="13"/>
-        </w:numPr>
-        <w:rPr>
-          <w:rFonts w:ascii="Calibri" w:eastAsia="Times New Roman" w:hAnsi="Calibri" w:cs="Calibri"/>
-          <w:i/>
-          <w:iCs/>
-          <w:color w:val="000000"/>
-          <w:lang w:val="en-US" w:eastAsia="nl-NL"/>
-        </w:rPr>
-      </w:pPr>
-      <w:proofErr w:type="spellStart"/>
-      <w:r>
-        <w:rPr>
-          <w:rFonts w:ascii="Calibri" w:eastAsia="Times New Roman" w:hAnsi="Calibri" w:cs="Calibri"/>
-          <w:i/>
-          <w:iCs/>
-          <w:color w:val="000000"/>
-          <w:lang w:val="en-US" w:eastAsia="nl-NL"/>
-        </w:rPr>
-        <w:t>isFirstHit</w:t>
-      </w:r>
-      <w:proofErr w:type="spellEnd"/>
-      <w:r>
-        <w:rPr>
-          <w:rFonts w:ascii="Calibri" w:eastAsia="Times New Roman" w:hAnsi="Calibri" w:cs="Calibri"/>
-          <w:i/>
-          <w:iCs/>
-          <w:color w:val="000000"/>
-          <w:lang w:val="en-US" w:eastAsia="nl-NL"/>
-        </w:rPr>
-        <w:t xml:space="preserve">: </w:t>
+        <w:t>the end location of the</w:t>
       </w:r>
       <w:r>
         <w:rPr>
@@ -8963,7 +8717,7 @@
           <w:color w:val="000000"/>
           <w:lang w:val="en-US" w:eastAsia="nl-NL"/>
         </w:rPr>
-        <w:t>the location and orientation of the largest hit: &lt;R0&gt;: right and forward, &lt;rcR0&gt; right reverse complement, &lt;0L&gt;: left and forward, &lt;0Lrc&gt;: left and reverse complement</w:t>
+        <w:t xml:space="preserve"> largest match relative to the junction</w:t>
       </w:r>
     </w:p>
     <w:p>
@@ -8974,14 +8728,20 @@
           <w:numId w:val="13"/>
         </w:numPr>
         <w:rPr>
+          <w:i/>
+          <w:iCs/>
+        </w:rPr>
+      </w:pPr>
+      <w:r>
+        <w:rPr>
           <w:rFonts w:ascii="Calibri" w:eastAsia="Times New Roman" w:hAnsi="Calibri" w:cs="Calibri"/>
           <w:i/>
           <w:iCs/>
           <w:color w:val="000000"/>
           <w:lang w:val="en-US" w:eastAsia="nl-NL"/>
         </w:rPr>
-      </w:pPr>
-      <w:proofErr w:type="spellStart"/>
+        <w:t>isStartPosRe</w:t>
+      </w:r>
       <w:r>
         <w:rPr>
           <w:rFonts w:ascii="Calibri" w:eastAsia="Times New Roman" w:hAnsi="Calibri" w:cs="Calibri"/>
@@ -8990,18 +8750,7 @@
           <w:color w:val="000000"/>
           <w:lang w:val="en-US" w:eastAsia="nl-NL"/>
         </w:rPr>
-        <w:t>getFirstPos</w:t>
-      </w:r>
-      <w:proofErr w:type="spellEnd"/>
-      <w:r>
-        <w:rPr>
-          <w:rFonts w:ascii="Calibri" w:eastAsia="Times New Roman" w:hAnsi="Calibri" w:cs="Calibri"/>
-          <w:i/>
-          <w:iCs/>
-          <w:color w:val="000000"/>
-          <w:lang w:val="en-US" w:eastAsia="nl-NL"/>
-        </w:rPr>
-        <w:t xml:space="preserve">: </w:t>
+        <w:t>l</w:t>
       </w:r>
       <w:r>
         <w:rPr>
@@ -9009,16 +8758,9 @@
           <w:color w:val="000000"/>
           <w:lang w:val="en-US" w:eastAsia="nl-NL"/>
         </w:rPr>
-        <w:t>the location of the largest match relative to the junction</w:t>
-      </w:r>
-    </w:p>
-    <w:p>
-      <w:pPr>
-        <w:pStyle w:val="ListParagraph"/>
-        <w:numPr>
-          <w:ilvl w:val="0"/>
-          <w:numId w:val="13"/>
-        </w:numPr>
+        <w:t>:</w:t>
+      </w:r>
+      <w:r>
         <w:rPr>
           <w:rFonts w:ascii="Calibri" w:eastAsia="Times New Roman" w:hAnsi="Calibri" w:cs="Calibri"/>
           <w:i/>
@@ -9026,28 +8768,7 @@
           <w:color w:val="000000"/>
           <w:lang w:val="en-US" w:eastAsia="nl-NL"/>
         </w:rPr>
-      </w:pPr>
-      <w:proofErr w:type="spellStart"/>
-      <w:r>
-        <w:rPr>
-          <w:rFonts w:ascii="Calibri" w:eastAsia="Times New Roman" w:hAnsi="Calibri" w:cs="Calibri"/>
-          <w:i/>
-          <w:iCs/>
-          <w:color w:val="000000"/>
-          <w:lang w:val="en-US" w:eastAsia="nl-NL"/>
-        </w:rPr>
-        <w:t>isStartPos</w:t>
-      </w:r>
-      <w:proofErr w:type="spellEnd"/>
-      <w:r>
-        <w:rPr>
-          <w:rFonts w:ascii="Calibri" w:eastAsia="Times New Roman" w:hAnsi="Calibri" w:cs="Calibri"/>
-          <w:i/>
-          <w:iCs/>
-          <w:color w:val="000000"/>
-          <w:lang w:val="en-US" w:eastAsia="nl-NL"/>
-        </w:rPr>
-        <w:t xml:space="preserve">: </w:t>
+        <w:t xml:space="preserve"> </w:t>
       </w:r>
       <w:r>
         <w:rPr>
@@ -9055,7 +8776,7 @@
           <w:color w:val="000000"/>
           <w:lang w:val="en-US" w:eastAsia="nl-NL"/>
         </w:rPr>
-        <w:t>the</w:t>
+        <w:t xml:space="preserve">same as isStartPos, but now relative to the </w:t>
       </w:r>
       <w:r>
         <w:rPr>
@@ -9063,7 +8784,7 @@
           <w:color w:val="000000"/>
           <w:lang w:val="en-US" w:eastAsia="nl-NL"/>
         </w:rPr>
-        <w:t xml:space="preserve"> start location of the largest match relative to the junction</w:t>
+        <w:t>target site</w:t>
       </w:r>
     </w:p>
     <w:p>
@@ -9074,34 +8795,19 @@
           <w:numId w:val="13"/>
         </w:numPr>
         <w:rPr>
+          <w:i/>
+          <w:iCs/>
+        </w:rPr>
+      </w:pPr>
+      <w:r>
+        <w:rPr>
           <w:rFonts w:ascii="Calibri" w:eastAsia="Times New Roman" w:hAnsi="Calibri" w:cs="Calibri"/>
           <w:i/>
           <w:iCs/>
           <w:color w:val="000000"/>
           <w:lang w:val="en-US" w:eastAsia="nl-NL"/>
         </w:rPr>
-      </w:pPr>
-      <w:proofErr w:type="spellStart"/>
-      <w:r>
-        <w:rPr>
-          <w:rFonts w:ascii="Calibri" w:eastAsia="Times New Roman" w:hAnsi="Calibri" w:cs="Calibri"/>
-          <w:i/>
-          <w:iCs/>
-          <w:color w:val="000000"/>
-          <w:lang w:val="en-US" w:eastAsia="nl-NL"/>
-        </w:rPr>
-        <w:t>isEndPos</w:t>
-      </w:r>
-      <w:proofErr w:type="spellEnd"/>
-      <w:r>
-        <w:rPr>
-          <w:rFonts w:ascii="Calibri" w:eastAsia="Times New Roman" w:hAnsi="Calibri" w:cs="Calibri"/>
-          <w:i/>
-          <w:iCs/>
-          <w:color w:val="000000"/>
-          <w:lang w:val="en-US" w:eastAsia="nl-NL"/>
-        </w:rPr>
-        <w:t xml:space="preserve">: </w:t>
+        <w:t>isEndPosRel</w:t>
       </w:r>
       <w:r>
         <w:rPr>
@@ -9109,7 +8815,7 @@
           <w:color w:val="000000"/>
           <w:lang w:val="en-US" w:eastAsia="nl-NL"/>
         </w:rPr>
-        <w:t>the end location of the</w:t>
+        <w:t xml:space="preserve">: same as isEndPos, but now relative to the </w:t>
       </w:r>
       <w:r>
         <w:rPr>
@@ -9117,155 +8823,9 @@
           <w:color w:val="000000"/>
           <w:lang w:val="en-US" w:eastAsia="nl-NL"/>
         </w:rPr>
-        <w:t xml:space="preserve"> largest match relative to the junction</w:t>
-      </w:r>
-    </w:p>
-    <w:p>
-      <w:pPr>
-        <w:pStyle w:val="ListParagraph"/>
-        <w:numPr>
-          <w:ilvl w:val="0"/>
-          <w:numId w:val="13"/>
-        </w:numPr>
-        <w:rPr>
-          <w:i/>
-          <w:iCs/>
-        </w:rPr>
-      </w:pPr>
-      <w:proofErr w:type="spellStart"/>
-      <w:r>
-        <w:rPr>
-          <w:rFonts w:ascii="Calibri" w:eastAsia="Times New Roman" w:hAnsi="Calibri" w:cs="Calibri"/>
-          <w:i/>
-          <w:iCs/>
-          <w:color w:val="000000"/>
-          <w:lang w:val="en-US" w:eastAsia="nl-NL"/>
-        </w:rPr>
-        <w:t>isStartPosRe</w:t>
-      </w:r>
-      <w:r>
-        <w:rPr>
-          <w:rFonts w:ascii="Calibri" w:eastAsia="Times New Roman" w:hAnsi="Calibri" w:cs="Calibri"/>
-          <w:i/>
-          <w:iCs/>
-          <w:color w:val="000000"/>
-          <w:lang w:val="en-US" w:eastAsia="nl-NL"/>
-        </w:rPr>
-        <w:t>l</w:t>
-      </w:r>
-      <w:proofErr w:type="spellEnd"/>
-      <w:r>
-        <w:rPr>
-          <w:rFonts w:ascii="Calibri" w:eastAsia="Times New Roman" w:hAnsi="Calibri" w:cs="Calibri"/>
-          <w:color w:val="000000"/>
-          <w:lang w:val="en-US" w:eastAsia="nl-NL"/>
-        </w:rPr>
-        <w:t>:</w:t>
-      </w:r>
-      <w:r>
-        <w:rPr>
-          <w:rFonts w:ascii="Calibri" w:eastAsia="Times New Roman" w:hAnsi="Calibri" w:cs="Calibri"/>
-          <w:i/>
-          <w:iCs/>
-          <w:color w:val="000000"/>
-          <w:lang w:val="en-US" w:eastAsia="nl-NL"/>
-        </w:rPr>
-        <w:t xml:space="preserve"> </w:t>
-      </w:r>
-      <w:r>
-        <w:rPr>
-          <w:rFonts w:ascii="Calibri" w:eastAsia="Times New Roman" w:hAnsi="Calibri" w:cs="Calibri"/>
-          <w:color w:val="000000"/>
-          <w:lang w:val="en-US" w:eastAsia="nl-NL"/>
-        </w:rPr>
-        <w:t xml:space="preserve">same as </w:t>
-      </w:r>
-      <w:proofErr w:type="spellStart"/>
-      <w:r>
-        <w:rPr>
-          <w:rFonts w:ascii="Calibri" w:eastAsia="Times New Roman" w:hAnsi="Calibri" w:cs="Calibri"/>
-          <w:color w:val="000000"/>
-          <w:lang w:val="en-US" w:eastAsia="nl-NL"/>
-        </w:rPr>
-        <w:t>isStartPos</w:t>
-      </w:r>
-      <w:proofErr w:type="spellEnd"/>
-      <w:r>
-        <w:rPr>
-          <w:rFonts w:ascii="Calibri" w:eastAsia="Times New Roman" w:hAnsi="Calibri" w:cs="Calibri"/>
-          <w:color w:val="000000"/>
-          <w:lang w:val="en-US" w:eastAsia="nl-NL"/>
-        </w:rPr>
-        <w:t xml:space="preserve">, but now relative to the </w:t>
-      </w:r>
-      <w:r>
-        <w:rPr>
-          <w:rFonts w:ascii="Calibri" w:eastAsia="Times New Roman" w:hAnsi="Calibri" w:cs="Calibri"/>
-          <w:color w:val="000000"/>
-          <w:lang w:val="en-US" w:eastAsia="nl-NL"/>
-        </w:rPr>
         <w:t>target site</w:t>
       </w:r>
     </w:p>
-    <w:p>
-      <w:pPr>
-        <w:pStyle w:val="ListParagraph"/>
-        <w:numPr>
-          <w:ilvl w:val="0"/>
-          <w:numId w:val="13"/>
-        </w:numPr>
-        <w:rPr>
-          <w:i/>
-          <w:iCs/>
-        </w:rPr>
-      </w:pPr>
-      <w:proofErr w:type="spellStart"/>
-      <w:r>
-        <w:rPr>
-          <w:rFonts w:ascii="Calibri" w:eastAsia="Times New Roman" w:hAnsi="Calibri" w:cs="Calibri"/>
-          <w:i/>
-          <w:iCs/>
-          <w:color w:val="000000"/>
-          <w:lang w:val="en-US" w:eastAsia="nl-NL"/>
-        </w:rPr>
-        <w:t>isEndPosRel</w:t>
-      </w:r>
-      <w:proofErr w:type="spellEnd"/>
-      <w:r>
-        <w:rPr>
-          <w:rFonts w:ascii="Calibri" w:eastAsia="Times New Roman" w:hAnsi="Calibri" w:cs="Calibri"/>
-          <w:color w:val="000000"/>
-          <w:lang w:val="en-US" w:eastAsia="nl-NL"/>
-        </w:rPr>
-        <w:t xml:space="preserve">: same as </w:t>
-      </w:r>
-      <w:proofErr w:type="spellStart"/>
-      <w:r>
-        <w:rPr>
-          <w:rFonts w:ascii="Calibri" w:eastAsia="Times New Roman" w:hAnsi="Calibri" w:cs="Calibri"/>
-          <w:color w:val="000000"/>
-          <w:lang w:val="en-US" w:eastAsia="nl-NL"/>
-        </w:rPr>
-        <w:t>isEndPos</w:t>
-      </w:r>
-      <w:proofErr w:type="spellEnd"/>
-      <w:r>
-        <w:rPr>
-          <w:rFonts w:ascii="Calibri" w:eastAsia="Times New Roman" w:hAnsi="Calibri" w:cs="Calibri"/>
-          <w:color w:val="000000"/>
-          <w:lang w:val="en-US" w:eastAsia="nl-NL"/>
-        </w:rPr>
-        <w:t xml:space="preserve">, but now relative to the </w:t>
-      </w:r>
-      <w:r>
-        <w:rPr>
-          <w:rFonts w:ascii="Calibri" w:eastAsia="Times New Roman" w:hAnsi="Calibri" w:cs="Calibri"/>
-          <w:color w:val="000000"/>
-          <w:lang w:val="en-US" w:eastAsia="nl-NL"/>
-        </w:rPr>
-        <w:t>target site</w:t>
-      </w:r>
-    </w:p>
     <w:p/>
     <w:p>
       <w:pPr>
@@ -9279,25 +8839,15 @@
     </w:p>
     <w:p>
       <w:r>
-        <w:t xml:space="preserve">This sheet contains information about the total number of reads analysed, the number of merged reads and the reads that failed various filters. This sheet is used to create the </w:t>
-      </w:r>
-      <w:proofErr w:type="spellStart"/>
-      <w:r>
-        <w:t>SampleInfo</w:t>
-      </w:r>
-      <w:proofErr w:type="spellEnd"/>
-      <w:r>
-        <w:t xml:space="preserve"> tab in </w:t>
+        <w:t xml:space="preserve">This sheet contains information about the total number of reads analysed, the number of merged reads and the reads that failed various filters. This sheet is used to create the SampleInfo tab in </w:t>
       </w:r>
       <w:hyperlink w:anchor="_SIQPlotteR_1" w:history="1">
-        <w:proofErr w:type="spellStart"/>
         <w:r>
           <w:rPr>
             <w:rStyle w:val="Hyperlink"/>
           </w:rPr>
           <w:t>SIQPlotteR</w:t>
         </w:r>
-        <w:proofErr w:type="spellEnd"/>
       </w:hyperlink>
       <w:r>
         <w:t>.</w:t>
@@ -9308,12 +8858,10 @@
         <w:pStyle w:val="Heading2"/>
       </w:pPr>
       <w:bookmarkStart w:id="26" w:name="_Toc107830741"/>
-      <w:proofErr w:type="spellStart"/>
       <w:r>
         <w:t>RunInfo</w:t>
       </w:r>
       <w:bookmarkEnd w:id="26"/>
-      <w:proofErr w:type="spellEnd"/>
     </w:p>
     <w:p>
       <w:r>
@@ -9373,24 +8921,29 @@
       <w:r>
         <w:t xml:space="preserve">Figure </w:t>
       </w:r>
-      <w:fldSimple w:instr=" SEQ Figure \* ARABIC ">
-        <w:r>
-          <w:rPr>
-            <w:noProof/>
-          </w:rPr>
-          <w:t>24</w:t>
-        </w:r>
-      </w:fldSimple>
-      <w:r>
-        <w:t xml:space="preserve"> </w:t>
-      </w:r>
-      <w:proofErr w:type="spellStart"/>
-      <w:r>
-        <w:t>RunInfo</w:t>
-      </w:r>
-      <w:proofErr w:type="spellEnd"/>
-      <w:r>
-        <w:t xml:space="preserve"> sheet from a SIQ output file</w:t>
+      <w:r>
+        <w:fldChar w:fldCharType="begin"/>
+      </w:r>
+      <w:r>
+        <w:instrText xml:space="preserve"> SEQ Figure \* ARABIC </w:instrText>
+      </w:r>
+      <w:r>
+        <w:fldChar w:fldCharType="separate"/>
+      </w:r>
+      <w:r>
+        <w:rPr>
+          <w:noProof/>
+        </w:rPr>
+        <w:t>24</w:t>
+      </w:r>
+      <w:r>
+        <w:rPr>
+          <w:noProof/>
+        </w:rPr>
+        <w:fldChar w:fldCharType="end"/>
+      </w:r>
+      <w:r>
+        <w:t xml:space="preserve"> RunInfo sheet from a SIQ output file</w:t>
       </w:r>
     </w:p>
     <w:p>
@@ -9450,32 +9003,29 @@
       <w:r>
         <w:t xml:space="preserve">Figure </w:t>
       </w:r>
-      <w:fldSimple w:instr=" SEQ Figure \* ARABIC ">
-        <w:r>
-          <w:rPr>
-            <w:noProof/>
-          </w:rPr>
-          <w:t>25</w:t>
-        </w:r>
-      </w:fldSimple>
-      <w:r>
-        <w:t xml:space="preserve"> entire </w:t>
-      </w:r>
-      <w:proofErr w:type="spellStart"/>
-      <w:r>
-        <w:t>RunInfo</w:t>
-      </w:r>
-      <w:proofErr w:type="spellEnd"/>
-      <w:r>
-        <w:t xml:space="preserve"> sheet was </w:t>
-      </w:r>
-      <w:proofErr w:type="spellStart"/>
-      <w:r>
-        <w:t>copy&amp;paste</w:t>
-      </w:r>
-      <w:proofErr w:type="spellEnd"/>
-      <w:r>
-        <w:t xml:space="preserve"> to SIQ, which can now reanaly</w:t>
+      <w:r>
+        <w:fldChar w:fldCharType="begin"/>
+      </w:r>
+      <w:r>
+        <w:instrText xml:space="preserve"> SEQ Figure \* ARABIC </w:instrText>
+      </w:r>
+      <w:r>
+        <w:fldChar w:fldCharType="separate"/>
+      </w:r>
+      <w:r>
+        <w:rPr>
+          <w:noProof/>
+        </w:rPr>
+        <w:t>25</w:t>
+      </w:r>
+      <w:r>
+        <w:rPr>
+          <w:noProof/>
+        </w:rPr>
+        <w:fldChar w:fldCharType="end"/>
+      </w:r>
+      <w:r>
+        <w:t xml:space="preserve"> entire RunInfo sheet was copy&amp;paste to SIQ, which can now reanaly</w:t>
       </w:r>
       <w:r>
         <w:t>s</w:t>
@@ -9589,12 +9139,10 @@
       <w:bookmarkStart w:id="28" w:name="_SIQPlotteR_1"/>
       <w:bookmarkStart w:id="29" w:name="_Toc107830743"/>
       <w:bookmarkEnd w:id="28"/>
-      <w:proofErr w:type="spellStart"/>
       <w:r>
         <w:t>SIQPlotteR</w:t>
       </w:r>
       <w:bookmarkEnd w:id="29"/>
-      <w:proofErr w:type="spellEnd"/>
     </w:p>
     <w:p/>
     <w:p>
@@ -9608,48 +9156,11 @@
       </w:hyperlink>
     </w:p>
     <w:p>
-      <w:proofErr w:type="spellStart"/>
-      <w:r>
-        <w:t>SIQPlotteR</w:t>
-      </w:r>
-      <w:proofErr w:type="spellEnd"/>
-      <w:r>
-        <w:t xml:space="preserve"> is the interactive visualisation tool of SIQ. </w:t>
-      </w:r>
-      <w:proofErr w:type="spellStart"/>
-      <w:r>
-        <w:t>SIQPlotteR</w:t>
-      </w:r>
-      <w:proofErr w:type="spellEnd"/>
-      <w:r>
-        <w:t xml:space="preserve"> allows you to visualize mutation profiles according to your own requirements. </w:t>
-      </w:r>
-      <w:proofErr w:type="spellStart"/>
-      <w:r>
-        <w:t>SIQPlotteR</w:t>
-      </w:r>
-      <w:proofErr w:type="spellEnd"/>
-      <w:r>
-        <w:t xml:space="preserve"> can visualize multiple samples and multiple target sites simultaneously. Below we will shortly explain all the visualisations which are at the moment present in </w:t>
-      </w:r>
-      <w:proofErr w:type="spellStart"/>
-      <w:r>
-        <w:t>SIQPlotteR</w:t>
-      </w:r>
-      <w:proofErr w:type="spellEnd"/>
-      <w:r>
-        <w:t xml:space="preserve">. We might extend the type of visualisations based on our own insight or based on user request. </w:t>
-      </w:r>
-      <w:r>
-        <w:t xml:space="preserve">If you experience any difficulties or problems with </w:t>
-      </w:r>
-      <w:proofErr w:type="spellStart"/>
-      <w:r>
-        <w:t>SIQPlotteR</w:t>
-      </w:r>
-      <w:proofErr w:type="spellEnd"/>
-      <w:r>
-        <w:t>, please let us know:</w:t>
+      <w:r>
+        <w:t xml:space="preserve">SIQPlotteR is the interactive visualisation tool of SIQ. SIQPlotteR allows you to visualize mutation profiles according to your own requirements. SIQPlotteR can visualize multiple samples and multiple target sites simultaneously. Below we will shortly explain all the visualisations which are at the moment present in SIQPlotteR. We might extend the type of visualisations based on our own insight or based on user request. </w:t>
+      </w:r>
+      <w:r>
+        <w:t>If you experience any difficulties or problems with SIQPlotteR, please let us know:</w:t>
       </w:r>
     </w:p>
     <w:p>
@@ -9660,13 +9171,8 @@
           <w:numId w:val="7"/>
         </w:numPr>
       </w:pPr>
-      <w:proofErr w:type="spellStart"/>
-      <w:r>
-        <w:t>Github</w:t>
-      </w:r>
-      <w:proofErr w:type="spellEnd"/>
-      <w:r>
-        <w:t xml:space="preserve">: </w:t>
+      <w:r>
+        <w:t xml:space="preserve">Github: </w:t>
       </w:r>
       <w:hyperlink r:id="rId44" w:history="1">
         <w:r>
@@ -9699,31 +9205,7 @@
     </w:p>
     <w:p>
       <w:r>
-        <w:t xml:space="preserve">In addition it could be that old SIQ </w:t>
-      </w:r>
-      <w:proofErr w:type="spellStart"/>
-      <w:r>
-        <w:t>analyzed</w:t>
-      </w:r>
-      <w:proofErr w:type="spellEnd"/>
-      <w:r>
-        <w:t xml:space="preserve"> files no longer work correctly in </w:t>
-      </w:r>
-      <w:proofErr w:type="spellStart"/>
-      <w:r>
-        <w:t>SIQPlotteR</w:t>
-      </w:r>
-      <w:proofErr w:type="spellEnd"/>
-      <w:r>
-        <w:t>. Before contacting us it is always a good idea to first rerun SIQ on your input (see Excel Worksheet ‘</w:t>
-      </w:r>
-      <w:proofErr w:type="spellStart"/>
-      <w:r>
-        <w:t>RunInfo</w:t>
-      </w:r>
-      <w:proofErr w:type="spellEnd"/>
-      <w:r>
-        <w:t>’ and copy that to SIQ).</w:t>
+        <w:t>In addition it could be that old SIQ analyzed files no longer work correctly in SIQPlotteR. Before contacting us it is always a good idea to first rerun SIQ on your input (see Excel Worksheet ‘RunInfo’ and copy that to SIQ).</w:t>
       </w:r>
     </w:p>
     <w:p>
@@ -9731,24 +9213,14 @@
         <w:pStyle w:val="Heading2"/>
       </w:pPr>
       <w:bookmarkStart w:id="30" w:name="_Toc107830744"/>
-      <w:proofErr w:type="spellStart"/>
-      <w:r>
-        <w:t>SIQPlotteR</w:t>
-      </w:r>
-      <w:proofErr w:type="spellEnd"/>
-      <w:r>
-        <w:t xml:space="preserve"> input</w:t>
+      <w:r>
+        <w:t>SIQPlotteR input</w:t>
       </w:r>
       <w:bookmarkEnd w:id="30"/>
     </w:p>
     <w:p>
-      <w:proofErr w:type="spellStart"/>
-      <w:r>
-        <w:t>SIQPlotteR</w:t>
-      </w:r>
-      <w:proofErr w:type="spellEnd"/>
-      <w:r>
-        <w:t xml:space="preserve"> requires input from SIQ analysed data in the following format:</w:t>
+      <w:r>
+        <w:t>SIQPlotteR requires input from SIQ analysed data in the following format:</w:t>
       </w:r>
     </w:p>
     <w:p>
@@ -9937,15 +9409,7 @@
         </w:numPr>
       </w:pPr>
       <w:r>
-        <w:t xml:space="preserve">You can </w:t>
-      </w:r>
-      <w:proofErr w:type="spellStart"/>
-      <w:r>
-        <w:t>subselect</w:t>
-      </w:r>
-      <w:proofErr w:type="spellEnd"/>
-      <w:r>
-        <w:t xml:space="preserve"> the mutation types that you want to include in the plot. E.g. you can remove WT or SNV events as desired</w:t>
+        <w:t>You can subselect the mutation types that you want to include in the plot. E.g. you can remove WT or SNV events as desired</w:t>
       </w:r>
     </w:p>
     <w:p>
@@ -9969,15 +9433,7 @@
         </w:numPr>
       </w:pPr>
       <w:r>
-        <w:t xml:space="preserve">Select the samples that you want to be displayed. The selectable Samples depend on the selected target(s). If there are &gt;100 samples they will not be automatically selected to prevent </w:t>
-      </w:r>
-      <w:proofErr w:type="spellStart"/>
-      <w:r>
-        <w:t>SIQPlotteR</w:t>
-      </w:r>
-      <w:proofErr w:type="spellEnd"/>
-      <w:r>
-        <w:t xml:space="preserve"> </w:t>
+        <w:t xml:space="preserve">Select the samples that you want to be displayed. The selectable Samples depend on the selected target(s). If there are &gt;100 samples they will not be automatically selected to prevent SIQPlotteR </w:t>
       </w:r>
       <w:r>
         <w:t xml:space="preserve">from </w:t>
@@ -10055,23 +9511,7 @@
         </w:numPr>
       </w:pPr>
       <w:r>
-        <w:t xml:space="preserve">In most cases you only want to include events that overlap with the expected cut site (as defined by </w:t>
-      </w:r>
-      <w:proofErr w:type="spellStart"/>
-      <w:r>
-        <w:t>leftFlank</w:t>
-      </w:r>
-      <w:proofErr w:type="spellEnd"/>
-      <w:r>
-        <w:t xml:space="preserve"> and </w:t>
-      </w:r>
-      <w:proofErr w:type="spellStart"/>
-      <w:r>
-        <w:t>rightFlank</w:t>
-      </w:r>
-      <w:proofErr w:type="spellEnd"/>
-      <w:r>
-        <w:t xml:space="preserve"> in SIQ). This filter allows you to do so. For most plots </w:t>
+        <w:t xml:space="preserve">In most cases you only want to include events that overlap with the expected cut site (as defined by leftFlank and rightFlank in SIQ). This filter allows you to do so. For most plots </w:t>
       </w:r>
       <w:r>
         <w:rPr>
@@ -10291,15 +9731,7 @@
         </w:numPr>
       </w:pPr>
       <w:r>
-        <w:t xml:space="preserve">Select </w:t>
-      </w:r>
-      <w:proofErr w:type="spellStart"/>
-      <w:r>
-        <w:t>colors</w:t>
-      </w:r>
-      <w:proofErr w:type="spellEnd"/>
-      <w:r>
-        <w:t>:</w:t>
+        <w:t>Select colors:</w:t>
       </w:r>
     </w:p>
     <w:p>
@@ -10311,15 +9743,7 @@
         </w:numPr>
       </w:pPr>
       <w:r>
-        <w:t xml:space="preserve">Choose the desired </w:t>
-      </w:r>
-      <w:proofErr w:type="spellStart"/>
-      <w:r>
-        <w:t>color</w:t>
-      </w:r>
-      <w:proofErr w:type="spellEnd"/>
-      <w:r>
-        <w:t xml:space="preserve"> per mutation type.</w:t>
+        <w:t>Choose the desired color per mutation type.</w:t>
       </w:r>
     </w:p>
     <w:p>
@@ -10331,15 +9755,7 @@
         </w:numPr>
       </w:pPr>
       <w:r>
-        <w:t xml:space="preserve">You can also alter the homology </w:t>
-      </w:r>
-      <w:proofErr w:type="spellStart"/>
-      <w:r>
-        <w:t>colors</w:t>
-      </w:r>
-      <w:proofErr w:type="spellEnd"/>
-      <w:r>
-        <w:t xml:space="preserve"> here</w:t>
+        <w:t>You can also alter the homology colors here</w:t>
       </w:r>
     </w:p>
     <w:p>
@@ -11171,15 +10587,7 @@
         <w:t>Plot type:</w:t>
       </w:r>
       <w:r>
-        <w:t xml:space="preserve"> Combined plot puts all SNVs in a single plot. For a limited number of samples this works fine, but combining many samples looks a bit messy. The alternative is to plot per Alias (per sample). SNVs are then </w:t>
-      </w:r>
-      <w:proofErr w:type="spellStart"/>
-      <w:r>
-        <w:t>color</w:t>
-      </w:r>
-      <w:proofErr w:type="spellEnd"/>
-      <w:r>
-        <w:t xml:space="preserve"> coded into separate bar graphs.</w:t>
+        <w:t xml:space="preserve"> Combined plot puts all SNVs in a single plot. For a limited number of samples this works fine, but combining many samples looks a bit messy. The alternative is to plot per Alias (per sample). SNVs are then color coded into separate bar graphs.</w:t>
       </w:r>
     </w:p>
     <w:p>
@@ -11431,15 +10839,7 @@
     </w:p>
     <w:p>
       <w:r>
-        <w:t xml:space="preserve">This is the most experimental plot of </w:t>
-      </w:r>
-      <w:proofErr w:type="spellStart"/>
-      <w:r>
-        <w:t>SIQPlotteR</w:t>
-      </w:r>
-      <w:proofErr w:type="spellEnd"/>
-      <w:r>
-        <w:t>. It is not described in the paper, but the goal is to directly compare the outcome of multiple samples. This can be done by setting one or more samples as a control. Currently there are a few possibilities to make comparison plots:</w:t>
+        <w:t>This is the most experimental plot of SIQPlotteR. It is not described in the paper, but the goal is to directly compare the outcome of multiple samples. This can be done by setting one or more samples as a control. Currently there are a few possibilities to make comparison plots:</w:t>
       </w:r>
     </w:p>
     <w:p>
@@ -11451,15 +10851,7 @@
         </w:numPr>
       </w:pPr>
       <w:r>
-        <w:t xml:space="preserve">Line: the top X outcomes from the controls are plotted with their respective frequencies. Any sample that deviates (by number of SDs) is shown in </w:t>
-      </w:r>
-      <w:proofErr w:type="spellStart"/>
-      <w:r>
-        <w:t>color</w:t>
-      </w:r>
-      <w:proofErr w:type="spellEnd"/>
-      <w:r>
-        <w:t>.</w:t>
+        <w:t>Line: the top X outcomes from the controls are plotted with their respective frequencies. Any sample that deviates (by number of SDs) is shown in color.</w:t>
       </w:r>
     </w:p>
     <w:p>
@@ -11482,13 +10874,8 @@
           <w:numId w:val="21"/>
         </w:numPr>
       </w:pPr>
-      <w:proofErr w:type="spellStart"/>
-      <w:r>
-        <w:t>Pca</w:t>
-      </w:r>
-      <w:proofErr w:type="spellEnd"/>
-      <w:r>
-        <w:t>: principal component analysis. Here the top X outcomes from the controls are used to asses differences between the samples. Similar samples are clustered closer to each other. Underneath a vector plot is shown which displays the contribution of each event</w:t>
+      <w:r>
+        <w:t>Pca: principal component analysis. Here the top X outcomes from the controls are used to asses differences between the samples. Similar samples are clustered closer to each other. Underneath a vector plot is shown which displays the contribution of each event</w:t>
       </w:r>
       <w:r>
         <w:t xml:space="preserve"> class</w:t>
@@ -11517,46 +10904,9 @@
           <w:numId w:val="21"/>
         </w:numPr>
       </w:pPr>
-      <w:proofErr w:type="spellStart"/>
       <w:r>
         <w:lastRenderedPageBreak/>
-        <w:t>Umap</w:t>
-      </w:r>
-      <w:proofErr w:type="spellEnd"/>
-      <w:r>
-        <w:t xml:space="preserve">: similar to the </w:t>
-      </w:r>
-      <w:proofErr w:type="spellStart"/>
-      <w:r>
-        <w:t>pca</w:t>
-      </w:r>
-      <w:proofErr w:type="spellEnd"/>
-      <w:r>
-        <w:t xml:space="preserve"> analysis, only a </w:t>
-      </w:r>
-      <w:proofErr w:type="spellStart"/>
-      <w:r>
-        <w:t>umap</w:t>
-      </w:r>
-      <w:proofErr w:type="spellEnd"/>
-      <w:r>
-        <w:t xml:space="preserve"> reduction is performed on the </w:t>
-      </w:r>
-      <w:proofErr w:type="spellStart"/>
-      <w:r>
-        <w:t>topX</w:t>
-      </w:r>
-      <w:proofErr w:type="spellEnd"/>
-      <w:r>
-        <w:t xml:space="preserve"> outcomes. Like the </w:t>
-      </w:r>
-      <w:proofErr w:type="spellStart"/>
-      <w:r>
-        <w:t>pca</w:t>
-      </w:r>
-      <w:proofErr w:type="spellEnd"/>
-      <w:r>
-        <w:t xml:space="preserve"> plot, this plot tries to capture differences between samples in a single XY plot. The idea is that the further samples lie apart, the more different they are.</w:t>
+        <w:t>Umap: similar to the pca analysis, only a umap reduction is performed on the topX outcomes. Like the pca plot, this plot tries to capture differences between samples in a single XY plot. The idea is that the further samples lie apart, the more different they are.</w:t>
       </w:r>
     </w:p>
     <w:p>
@@ -11623,15 +10973,7 @@
         <w:t>ere you can find details</w:t>
       </w:r>
       <w:r>
-        <w:t xml:space="preserve"> on </w:t>
-      </w:r>
-      <w:proofErr w:type="spellStart"/>
-      <w:r>
-        <w:t>SIQPlotteR</w:t>
-      </w:r>
-      <w:proofErr w:type="spellEnd"/>
-      <w:r>
-        <w:t xml:space="preserve"> such as the current version</w:t>
+        <w:t xml:space="preserve"> on SIQPlotteR such as the current version</w:t>
       </w:r>
       <w:r>
         <w:t xml:space="preserve"> and contact information.</w:t>
@@ -11649,15 +10991,7 @@
     </w:p>
     <w:p>
       <w:r>
-        <w:t xml:space="preserve">Please see if your issue is already listed here and you can hopefully solve it. If not, please contact us via Twitter: @RobinVSchendel or via </w:t>
-      </w:r>
-      <w:proofErr w:type="spellStart"/>
-      <w:r>
-        <w:t>github</w:t>
-      </w:r>
-      <w:proofErr w:type="spellEnd"/>
-      <w:r>
-        <w:t xml:space="preserve"> </w:t>
+        <w:t xml:space="preserve">Please see if your issue is already listed here and you can hopefully solve it. If not, please contact us via Twitter: @RobinVSchendel or via github </w:t>
       </w:r>
       <w:hyperlink r:id="rId46" w:history="1">
         <w:r>
@@ -11782,14 +11116,27 @@
       <w:r>
         <w:t xml:space="preserve">Figure </w:t>
       </w:r>
-      <w:fldSimple w:instr=" SEQ Figure \* ARABIC ">
-        <w:r>
-          <w:rPr>
-            <w:noProof/>
-          </w:rPr>
-          <w:t>26</w:t>
-        </w:r>
-      </w:fldSimple>
+      <w:r>
+        <w:fldChar w:fldCharType="begin"/>
+      </w:r>
+      <w:r>
+        <w:instrText xml:space="preserve"> SEQ Figure \* ARABIC </w:instrText>
+      </w:r>
+      <w:r>
+        <w:fldChar w:fldCharType="separate"/>
+      </w:r>
+      <w:r>
+        <w:rPr>
+          <w:noProof/>
+        </w:rPr>
+        <w:t>26</w:t>
+      </w:r>
+      <w:r>
+        <w:rPr>
+          <w:noProof/>
+        </w:rPr>
+        <w:fldChar w:fldCharType="end"/>
+      </w:r>
       <w:r>
         <w:t xml:space="preserve"> FLASH is working correctly (Windows)</w:t>
       </w:r>
@@ -11852,14 +11199,27 @@
       <w:r>
         <w:t xml:space="preserve">Figure </w:t>
       </w:r>
-      <w:fldSimple w:instr=" SEQ Figure \* ARABIC ">
-        <w:r>
-          <w:rPr>
-            <w:noProof/>
-          </w:rPr>
-          <w:t>27</w:t>
-        </w:r>
-      </w:fldSimple>
+      <w:r>
+        <w:fldChar w:fldCharType="begin"/>
+      </w:r>
+      <w:r>
+        <w:instrText xml:space="preserve"> SEQ Figure \* ARABIC </w:instrText>
+      </w:r>
+      <w:r>
+        <w:fldChar w:fldCharType="separate"/>
+      </w:r>
+      <w:r>
+        <w:rPr>
+          <w:noProof/>
+        </w:rPr>
+        <w:t>27</w:t>
+      </w:r>
+      <w:r>
+        <w:rPr>
+          <w:noProof/>
+        </w:rPr>
+        <w:fldChar w:fldCharType="end"/>
+      </w:r>
       <w:r>
         <w:t xml:space="preserve"> FLASH is working correctly (Linux)</w:t>
       </w:r>
@@ -11876,7 +11236,7 @@
 </file>
 
 <file path=word/endnotes.xml><?xml version="1.0" encoding="utf-8"?>
-<w:endnotes xmlns:wpc="http://schemas.microsoft.com/office/word/2010/wordprocessingCanvas" xmlns:cx="http://schemas.microsoft.com/office/drawing/2014/chartex" xmlns:cx1="http://schemas.microsoft.com/office/drawing/2015/9/8/chartex" xmlns:cx2="http://schemas.microsoft.com/office/drawing/2015/10/21/chartex" xmlns:cx3="http://schemas.microsoft.com/office/drawing/2016/5/9/chartex" xmlns:cx4="http://schemas.microsoft.com/office/drawing/2016/5/10/chartex" xmlns:cx5="http://schemas.microsoft.com/office/drawing/2016/5/11/chartex" xmlns:cx6="http://schemas.microsoft.com/office/drawing/2016/5/12/chartex" xmlns:cx7="http://schemas.microsoft.com/office/drawing/2016/5/13/chartex" xmlns:cx8="http://schemas.microsoft.com/office/drawing/2016/5/14/chartex" xmlns:mc="http://schemas.openxmlformats.org/markup-compatibility/2006" xmlns:aink="http://schemas.microsoft.com/office/drawing/2016/ink" xmlns:am3d="http://schemas.microsoft.com/office/drawing/2017/model3d" xmlns:o="urn:schemas-microsoft-com:office:office" xmlns:r="http://schemas.openxmlformats.org/officeDocument/2006/relationships" xmlns:m="http://schemas.openxmlformats.org/officeDocument/2006/math" xmlns:v="urn:schemas-microsoft-com:vml" xmlns:wp14="http://schemas.microsoft.com/office/word/2010/wordprocessingDrawing" xmlns:wp="http://schemas.openxmlformats.org/drawingml/2006/wordprocessingDrawing" xmlns:w10="urn:schemas-microsoft-com:office:word" xmlns:w="http://schemas.openxmlformats.org/wordprocessingml/2006/main" xmlns:w14="http://schemas.microsoft.com/office/word/2010/wordml" xmlns:w15="http://schemas.microsoft.com/office/word/2012/wordml" xmlns:w16cex="http://schemas.microsoft.com/office/word/2018/wordml/cex" xmlns:w16cid="http://schemas.microsoft.com/office/word/2016/wordml/cid" xmlns:w16="http://schemas.microsoft.com/office/word/2018/wordml" xmlns:w16sdtdh="http://schemas.microsoft.com/office/word/2020/wordml/sdtdatahash" xmlns:w16se="http://schemas.microsoft.com/office/word/2015/wordml/symex" xmlns:wpg="http://schemas.microsoft.com/office/word/2010/wordprocessingGroup" xmlns:wpi="http://schemas.microsoft.com/office/word/2010/wordprocessingInk" xmlns:wne="http://schemas.microsoft.com/office/word/2006/wordml" xmlns:wps="http://schemas.microsoft.com/office/word/2010/wordprocessingShape" mc:Ignorable="w14 w15 w16se w16cid w16 w16cex w16sdtdh wp14">
+<w:endnotes xmlns:wpc="http://schemas.microsoft.com/office/word/2010/wordprocessingCanvas" xmlns:cx="http://schemas.microsoft.com/office/drawing/2014/chartex" xmlns:cx1="http://schemas.microsoft.com/office/drawing/2015/9/8/chartex" xmlns:cx2="http://schemas.microsoft.com/office/drawing/2015/10/21/chartex" xmlns:cx3="http://schemas.microsoft.com/office/drawing/2016/5/9/chartex" xmlns:cx4="http://schemas.microsoft.com/office/drawing/2016/5/10/chartex" xmlns:cx5="http://schemas.microsoft.com/office/drawing/2016/5/11/chartex" xmlns:cx6="http://schemas.microsoft.com/office/drawing/2016/5/12/chartex" xmlns:cx7="http://schemas.microsoft.com/office/drawing/2016/5/13/chartex" xmlns:cx8="http://schemas.microsoft.com/office/drawing/2016/5/14/chartex" xmlns:mc="http://schemas.openxmlformats.org/markup-compatibility/2006" xmlns:aink="http://schemas.microsoft.com/office/drawing/2016/ink" xmlns:am3d="http://schemas.microsoft.com/office/drawing/2017/model3d" xmlns:o="urn:schemas-microsoft-com:office:office" xmlns:oel="http://schemas.microsoft.com/office/2019/extlst" xmlns:r="http://schemas.openxmlformats.org/officeDocument/2006/relationships" xmlns:m="http://schemas.openxmlformats.org/officeDocument/2006/math" xmlns:v="urn:schemas-microsoft-com:vml" xmlns:wp14="http://schemas.microsoft.com/office/word/2010/wordprocessingDrawing" xmlns:wp="http://schemas.openxmlformats.org/drawingml/2006/wordprocessingDrawing" xmlns:w10="urn:schemas-microsoft-com:office:word" xmlns:w="http://schemas.openxmlformats.org/wordprocessingml/2006/main" xmlns:w14="http://schemas.microsoft.com/office/word/2010/wordml" xmlns:w15="http://schemas.microsoft.com/office/word/2012/wordml" xmlns:w16cex="http://schemas.microsoft.com/office/word/2018/wordml/cex" xmlns:w16cid="http://schemas.microsoft.com/office/word/2016/wordml/cid" xmlns:w16="http://schemas.microsoft.com/office/word/2018/wordml" xmlns:w16du="http://schemas.microsoft.com/office/word/2023/wordml/word16du" xmlns:w16sdtdh="http://schemas.microsoft.com/office/word/2020/wordml/sdtdatahash" xmlns:w16sdtfl="http://schemas.microsoft.com/office/word/2024/wordml/sdtformatlock" xmlns:w16se="http://schemas.microsoft.com/office/word/2015/wordml/symex" xmlns:wpg="http://schemas.microsoft.com/office/word/2010/wordprocessingGroup" xmlns:wpi="http://schemas.microsoft.com/office/word/2010/wordprocessingInk" xmlns:wne="http://schemas.microsoft.com/office/word/2006/wordml" xmlns:wps="http://schemas.microsoft.com/office/word/2010/wordprocessingShape" mc:Ignorable="w14 w15 w16se w16cid w16 w16cex w16sdtdh w16sdtfl w16du wp14">
   <w:endnote w:type="separator" w:id="-1">
     <w:p>
       <w:pPr>
@@ -11901,7 +11261,7 @@
 </file>
 
 <file path=word/footer1.xml><?xml version="1.0" encoding="utf-8"?>
-<w:ftr xmlns:wpc="http://schemas.microsoft.com/office/word/2010/wordprocessingCanvas" xmlns:cx="http://schemas.microsoft.com/office/drawing/2014/chartex" xmlns:cx1="http://schemas.microsoft.com/office/drawing/2015/9/8/chartex" xmlns:cx2="http://schemas.microsoft.com/office/drawing/2015/10/21/chartex" xmlns:cx3="http://schemas.microsoft.com/office/drawing/2016/5/9/chartex" xmlns:cx4="http://schemas.microsoft.com/office/drawing/2016/5/10/chartex" xmlns:cx5="http://schemas.microsoft.com/office/drawing/2016/5/11/chartex" xmlns:cx6="http://schemas.microsoft.com/office/drawing/2016/5/12/chartex" xmlns:cx7="http://schemas.microsoft.com/office/drawing/2016/5/13/chartex" xmlns:cx8="http://schemas.microsoft.com/office/drawing/2016/5/14/chartex" xmlns:mc="http://schemas.openxmlformats.org/markup-compatibility/2006" xmlns:aink="http://schemas.microsoft.com/office/drawing/2016/ink" xmlns:am3d="http://schemas.microsoft.com/office/drawing/2017/model3d" xmlns:o="urn:schemas-microsoft-com:office:office" xmlns:r="http://schemas.openxmlformats.org/officeDocument/2006/relationships" xmlns:m="http://schemas.openxmlformats.org/officeDocument/2006/math" xmlns:v="urn:schemas-microsoft-com:vml" xmlns:wp14="http://schemas.microsoft.com/office/word/2010/wordprocessingDrawing" xmlns:wp="http://schemas.openxmlformats.org/drawingml/2006/wordprocessingDrawing" xmlns:w10="urn:schemas-microsoft-com:office:word" xmlns:w="http://schemas.openxmlformats.org/wordprocessingml/2006/main" xmlns:w14="http://schemas.microsoft.com/office/word/2010/wordml" xmlns:w15="http://schemas.microsoft.com/office/word/2012/wordml" xmlns:w16cex="http://schemas.microsoft.com/office/word/2018/wordml/cex" xmlns:w16cid="http://schemas.microsoft.com/office/word/2016/wordml/cid" xmlns:w16="http://schemas.microsoft.com/office/word/2018/wordml" xmlns:w16sdtdh="http://schemas.microsoft.com/office/word/2020/wordml/sdtdatahash" xmlns:w16se="http://schemas.microsoft.com/office/word/2015/wordml/symex" xmlns:wpg="http://schemas.microsoft.com/office/word/2010/wordprocessingGroup" xmlns:wpi="http://schemas.microsoft.com/office/word/2010/wordprocessingInk" xmlns:wne="http://schemas.microsoft.com/office/word/2006/wordml" xmlns:wps="http://schemas.microsoft.com/office/word/2010/wordprocessingShape" mc:Ignorable="w14 w15 w16se w16cid w16 w16cex w16sdtdh wp14">
+<w:ftr xmlns:wpc="http://schemas.microsoft.com/office/word/2010/wordprocessingCanvas" xmlns:cx="http://schemas.microsoft.com/office/drawing/2014/chartex" xmlns:cx1="http://schemas.microsoft.com/office/drawing/2015/9/8/chartex" xmlns:cx2="http://schemas.microsoft.com/office/drawing/2015/10/21/chartex" xmlns:cx3="http://schemas.microsoft.com/office/drawing/2016/5/9/chartex" xmlns:cx4="http://schemas.microsoft.com/office/drawing/2016/5/10/chartex" xmlns:cx5="http://schemas.microsoft.com/office/drawing/2016/5/11/chartex" xmlns:cx6="http://schemas.microsoft.com/office/drawing/2016/5/12/chartex" xmlns:cx7="http://schemas.microsoft.com/office/drawing/2016/5/13/chartex" xmlns:cx8="http://schemas.microsoft.com/office/drawing/2016/5/14/chartex" xmlns:mc="http://schemas.openxmlformats.org/markup-compatibility/2006" xmlns:aink="http://schemas.microsoft.com/office/drawing/2016/ink" xmlns:am3d="http://schemas.microsoft.com/office/drawing/2017/model3d" xmlns:o="urn:schemas-microsoft-com:office:office" xmlns:oel="http://schemas.microsoft.com/office/2019/extlst" xmlns:r="http://schemas.openxmlformats.org/officeDocument/2006/relationships" xmlns:m="http://schemas.openxmlformats.org/officeDocument/2006/math" xmlns:v="urn:schemas-microsoft-com:vml" xmlns:wp14="http://schemas.microsoft.com/office/word/2010/wordprocessingDrawing" xmlns:wp="http://schemas.openxmlformats.org/drawingml/2006/wordprocessingDrawing" xmlns:w10="urn:schemas-microsoft-com:office:word" xmlns:w="http://schemas.openxmlformats.org/wordprocessingml/2006/main" xmlns:w14="http://schemas.microsoft.com/office/word/2010/wordml" xmlns:w15="http://schemas.microsoft.com/office/word/2012/wordml" xmlns:w16cex="http://schemas.microsoft.com/office/word/2018/wordml/cex" xmlns:w16cid="http://schemas.microsoft.com/office/word/2016/wordml/cid" xmlns:w16="http://schemas.microsoft.com/office/word/2018/wordml" xmlns:w16du="http://schemas.microsoft.com/office/word/2023/wordml/word16du" xmlns:w16sdtdh="http://schemas.microsoft.com/office/word/2020/wordml/sdtdatahash" xmlns:w16sdtfl="http://schemas.microsoft.com/office/word/2024/wordml/sdtformatlock" xmlns:w16se="http://schemas.microsoft.com/office/word/2015/wordml/symex" xmlns:wpg="http://schemas.microsoft.com/office/word/2010/wordprocessingGroup" xmlns:wpi="http://schemas.microsoft.com/office/word/2010/wordprocessingInk" xmlns:wne="http://schemas.microsoft.com/office/word/2006/wordml" xmlns:wps="http://schemas.microsoft.com/office/word/2010/wordprocessingShape" mc:Ignorable="w14 w15 w16se w16cid w16 w16cex w16sdtdh w16sdtfl w16du wp14">
   <w:sdt>
     <w:sdtPr>
       <w:id w:val="753636277"/>
@@ -11947,7 +11307,7 @@
 </file>
 
 <file path=word/footnotes.xml><?xml version="1.0" encoding="utf-8"?>
-<w:footnotes xmlns:wpc="http://schemas.microsoft.com/office/word/2010/wordprocessingCanvas" xmlns:cx="http://schemas.microsoft.com/office/drawing/2014/chartex" xmlns:cx1="http://schemas.microsoft.com/office/drawing/2015/9/8/chartex" xmlns:cx2="http://schemas.microsoft.com/office/drawing/2015/10/21/chartex" xmlns:cx3="http://schemas.microsoft.com/office/drawing/2016/5/9/chartex" xmlns:cx4="http://schemas.microsoft.com/office/drawing/2016/5/10/chartex" xmlns:cx5="http://schemas.microsoft.com/office/drawing/2016/5/11/chartex" xmlns:cx6="http://schemas.microsoft.com/office/drawing/2016/5/12/chartex" xmlns:cx7="http://schemas.microsoft.com/office/drawing/2016/5/13/chartex" xmlns:cx8="http://schemas.microsoft.com/office/drawing/2016/5/14/chartex" xmlns:mc="http://schemas.openxmlformats.org/markup-compatibility/2006" xmlns:aink="http://schemas.microsoft.com/office/drawing/2016/ink" xmlns:am3d="http://schemas.microsoft.com/office/drawing/2017/model3d" xmlns:o="urn:schemas-microsoft-com:office:office" xmlns:r="http://schemas.openxmlformats.org/officeDocument/2006/relationships" xmlns:m="http://schemas.openxmlformats.org/officeDocument/2006/math" xmlns:v="urn:schemas-microsoft-com:vml" xmlns:wp14="http://schemas.microsoft.com/office/word/2010/wordprocessingDrawing" xmlns:wp="http://schemas.openxmlformats.org/drawingml/2006/wordprocessingDrawing" xmlns:w10="urn:schemas-microsoft-com:office:word" xmlns:w="http://schemas.openxmlformats.org/wordprocessingml/2006/main" xmlns:w14="http://schemas.microsoft.com/office/word/2010/wordml" xmlns:w15="http://schemas.microsoft.com/office/word/2012/wordml" xmlns:w16cex="http://schemas.microsoft.com/office/word/2018/wordml/cex" xmlns:w16cid="http://schemas.microsoft.com/office/word/2016/wordml/cid" xmlns:w16="http://schemas.microsoft.com/office/word/2018/wordml" xmlns:w16sdtdh="http://schemas.microsoft.com/office/word/2020/wordml/sdtdatahash" xmlns:w16se="http://schemas.microsoft.com/office/word/2015/wordml/symex" xmlns:wpg="http://schemas.microsoft.com/office/word/2010/wordprocessingGroup" xmlns:wpi="http://schemas.microsoft.com/office/word/2010/wordprocessingInk" xmlns:wne="http://schemas.microsoft.com/office/word/2006/wordml" xmlns:wps="http://schemas.microsoft.com/office/word/2010/wordprocessingShape" mc:Ignorable="w14 w15 w16se w16cid w16 w16cex w16sdtdh wp14">
+<w:footnotes xmlns:wpc="http://schemas.microsoft.com/office/word/2010/wordprocessingCanvas" xmlns:cx="http://schemas.microsoft.com/office/drawing/2014/chartex" xmlns:cx1="http://schemas.microsoft.com/office/drawing/2015/9/8/chartex" xmlns:cx2="http://schemas.microsoft.com/office/drawing/2015/10/21/chartex" xmlns:cx3="http://schemas.microsoft.com/office/drawing/2016/5/9/chartex" xmlns:cx4="http://schemas.microsoft.com/office/drawing/2016/5/10/chartex" xmlns:cx5="http://schemas.microsoft.com/office/drawing/2016/5/11/chartex" xmlns:cx6="http://schemas.microsoft.com/office/drawing/2016/5/12/chartex" xmlns:cx7="http://schemas.microsoft.com/office/drawing/2016/5/13/chartex" xmlns:cx8="http://schemas.microsoft.com/office/drawing/2016/5/14/chartex" xmlns:mc="http://schemas.openxmlformats.org/markup-compatibility/2006" xmlns:aink="http://schemas.microsoft.com/office/drawing/2016/ink" xmlns:am3d="http://schemas.microsoft.com/office/drawing/2017/model3d" xmlns:o="urn:schemas-microsoft-com:office:office" xmlns:oel="http://schemas.microsoft.com/office/2019/extlst" xmlns:r="http://schemas.openxmlformats.org/officeDocument/2006/relationships" xmlns:m="http://schemas.openxmlformats.org/officeDocument/2006/math" xmlns:v="urn:schemas-microsoft-com:vml" xmlns:wp14="http://schemas.microsoft.com/office/word/2010/wordprocessingDrawing" xmlns:wp="http://schemas.openxmlformats.org/drawingml/2006/wordprocessingDrawing" xmlns:w10="urn:schemas-microsoft-com:office:word" xmlns:w="http://schemas.openxmlformats.org/wordprocessingml/2006/main" xmlns:w14="http://schemas.microsoft.com/office/word/2010/wordml" xmlns:w15="http://schemas.microsoft.com/office/word/2012/wordml" xmlns:w16cex="http://schemas.microsoft.com/office/word/2018/wordml/cex" xmlns:w16cid="http://schemas.microsoft.com/office/word/2016/wordml/cid" xmlns:w16="http://schemas.microsoft.com/office/word/2018/wordml" xmlns:w16du="http://schemas.microsoft.com/office/word/2023/wordml/word16du" xmlns:w16sdtdh="http://schemas.microsoft.com/office/word/2020/wordml/sdtdatahash" xmlns:w16sdtfl="http://schemas.microsoft.com/office/word/2024/wordml/sdtformatlock" xmlns:w16se="http://schemas.microsoft.com/office/word/2015/wordml/symex" xmlns:wpg="http://schemas.microsoft.com/office/word/2010/wordprocessingGroup" xmlns:wpi="http://schemas.microsoft.com/office/word/2010/wordprocessingInk" xmlns:wne="http://schemas.microsoft.com/office/word/2006/wordml" xmlns:wps="http://schemas.microsoft.com/office/word/2010/wordprocessingShape" mc:Ignorable="w14 w15 w16se w16cid w16 w16cex w16sdtdh w16sdtfl w16du wp14">
   <w:footnote w:type="separator" w:id="-1">
     <w:p>
       <w:pPr>
@@ -11972,7 +11332,7 @@
 </file>
 
 <file path=word/numbering.xml><?xml version="1.0" encoding="utf-8"?>
-<w:numbering xmlns:wpc="http://schemas.microsoft.com/office/word/2010/wordprocessingCanvas" xmlns:cx="http://schemas.microsoft.com/office/drawing/2014/chartex" xmlns:cx1="http://schemas.microsoft.com/office/drawing/2015/9/8/chartex" xmlns:cx2="http://schemas.microsoft.com/office/drawing/2015/10/21/chartex" xmlns:cx3="http://schemas.microsoft.com/office/drawing/2016/5/9/chartex" xmlns:cx4="http://schemas.microsoft.com/office/drawing/2016/5/10/chartex" xmlns:cx5="http://schemas.microsoft.com/office/drawing/2016/5/11/chartex" xmlns:cx6="http://schemas.microsoft.com/office/drawing/2016/5/12/chartex" xmlns:cx7="http://schemas.microsoft.com/office/drawing/2016/5/13/chartex" xmlns:cx8="http://schemas.microsoft.com/office/drawing/2016/5/14/chartex" xmlns:mc="http://schemas.openxmlformats.org/markup-compatibility/2006" xmlns:aink="http://schemas.microsoft.com/office/drawing/2016/ink" xmlns:am3d="http://schemas.microsoft.com/office/drawing/2017/model3d" xmlns:o="urn:schemas-microsoft-com:office:office" xmlns:r="http://schemas.openxmlformats.org/officeDocument/2006/relationships" xmlns:m="http://schemas.openxmlformats.org/officeDocument/2006/math" xmlns:v="urn:schemas-microsoft-com:vml" xmlns:wp14="http://schemas.microsoft.com/office/word/2010/wordprocessingDrawing" xmlns:wp="http://schemas.openxmlformats.org/drawingml/2006/wordprocessingDrawing" xmlns:w10="urn:schemas-microsoft-com:office:word" xmlns:w="http://schemas.openxmlformats.org/wordprocessingml/2006/main" xmlns:w14="http://schemas.microsoft.com/office/word/2010/wordml" xmlns:w15="http://schemas.microsoft.com/office/word/2012/wordml" xmlns:w16cex="http://schemas.microsoft.com/office/word/2018/wordml/cex" xmlns:w16cid="http://schemas.microsoft.com/office/word/2016/wordml/cid" xmlns:w16="http://schemas.microsoft.com/office/word/2018/wordml" xmlns:w16sdtdh="http://schemas.microsoft.com/office/word/2020/wordml/sdtdatahash" xmlns:w16se="http://schemas.microsoft.com/office/word/2015/wordml/symex" xmlns:wpg="http://schemas.microsoft.com/office/word/2010/wordprocessingGroup" xmlns:wpi="http://schemas.microsoft.com/office/word/2010/wordprocessingInk" xmlns:wne="http://schemas.microsoft.com/office/word/2006/wordml" xmlns:wps="http://schemas.microsoft.com/office/word/2010/wordprocessingShape" mc:Ignorable="w14 w15 w16se w16cid w16 w16cex w16sdtdh wp14">
+<w:numbering xmlns:wpc="http://schemas.microsoft.com/office/word/2010/wordprocessingCanvas" xmlns:cx="http://schemas.microsoft.com/office/drawing/2014/chartex" xmlns:cx1="http://schemas.microsoft.com/office/drawing/2015/9/8/chartex" xmlns:cx2="http://schemas.microsoft.com/office/drawing/2015/10/21/chartex" xmlns:cx3="http://schemas.microsoft.com/office/drawing/2016/5/9/chartex" xmlns:cx4="http://schemas.microsoft.com/office/drawing/2016/5/10/chartex" xmlns:cx5="http://schemas.microsoft.com/office/drawing/2016/5/11/chartex" xmlns:cx6="http://schemas.microsoft.com/office/drawing/2016/5/12/chartex" xmlns:cx7="http://schemas.microsoft.com/office/drawing/2016/5/13/chartex" xmlns:cx8="http://schemas.microsoft.com/office/drawing/2016/5/14/chartex" xmlns:mc="http://schemas.openxmlformats.org/markup-compatibility/2006" xmlns:aink="http://schemas.microsoft.com/office/drawing/2016/ink" xmlns:am3d="http://schemas.microsoft.com/office/drawing/2017/model3d" xmlns:o="urn:schemas-microsoft-com:office:office" xmlns:oel="http://schemas.microsoft.com/office/2019/extlst" xmlns:r="http://schemas.openxmlformats.org/officeDocument/2006/relationships" xmlns:m="http://schemas.openxmlformats.org/officeDocument/2006/math" xmlns:v="urn:schemas-microsoft-com:vml" xmlns:wp14="http://schemas.microsoft.com/office/word/2010/wordprocessingDrawing" xmlns:wp="http://schemas.openxmlformats.org/drawingml/2006/wordprocessingDrawing" xmlns:w10="urn:schemas-microsoft-com:office:word" xmlns:w="http://schemas.openxmlformats.org/wordprocessingml/2006/main" xmlns:w14="http://schemas.microsoft.com/office/word/2010/wordml" xmlns:w15="http://schemas.microsoft.com/office/word/2012/wordml" xmlns:w16cex="http://schemas.microsoft.com/office/word/2018/wordml/cex" xmlns:w16cid="http://schemas.microsoft.com/office/word/2016/wordml/cid" xmlns:w16="http://schemas.microsoft.com/office/word/2018/wordml" xmlns:w16du="http://schemas.microsoft.com/office/word/2023/wordml/word16du" xmlns:w16sdtdh="http://schemas.microsoft.com/office/word/2020/wordml/sdtdatahash" xmlns:w16sdtfl="http://schemas.microsoft.com/office/word/2024/wordml/sdtformatlock" xmlns:w16se="http://schemas.microsoft.com/office/word/2015/wordml/symex" xmlns:wpg="http://schemas.microsoft.com/office/word/2010/wordprocessingGroup" xmlns:wpi="http://schemas.microsoft.com/office/word/2010/wordprocessingInk" xmlns:wne="http://schemas.microsoft.com/office/word/2006/wordml" xmlns:wps="http://schemas.microsoft.com/office/word/2010/wordprocessingShape" mc:Ignorable="w14 w15 w16se w16cid w16 w16cex w16sdtdh w16sdtfl w16du wp14">
   <w:abstractNum w:abstractNumId="0" w15:restartNumberingAfterBreak="0">
     <w:nsid w:val="01D62F2A"/>
     <w:multiLevelType w:val="hybridMultilevel"/>
@@ -14449,77 +13809,77 @@
       </w:rPr>
     </w:lvl>
   </w:abstractNum>
-  <w:num w:numId="1">
+  <w:num w:numId="1" w16cid:durableId="909536137">
     <w:abstractNumId w:val="8"/>
   </w:num>
-  <w:num w:numId="2">
+  <w:num w:numId="2" w16cid:durableId="996570399">
     <w:abstractNumId w:val="12"/>
   </w:num>
-  <w:num w:numId="3">
+  <w:num w:numId="3" w16cid:durableId="954752490">
     <w:abstractNumId w:val="3"/>
   </w:num>
-  <w:num w:numId="4">
+  <w:num w:numId="4" w16cid:durableId="562721288">
     <w:abstractNumId w:val="0"/>
   </w:num>
-  <w:num w:numId="5">
+  <w:num w:numId="5" w16cid:durableId="1634942629">
     <w:abstractNumId w:val="21"/>
   </w:num>
-  <w:num w:numId="6">
+  <w:num w:numId="6" w16cid:durableId="1205561704">
     <w:abstractNumId w:val="10"/>
   </w:num>
-  <w:num w:numId="7">
+  <w:num w:numId="7" w16cid:durableId="784426228">
     <w:abstractNumId w:val="13"/>
   </w:num>
-  <w:num w:numId="8">
+  <w:num w:numId="8" w16cid:durableId="231745621">
     <w:abstractNumId w:val="6"/>
   </w:num>
-  <w:num w:numId="9">
+  <w:num w:numId="9" w16cid:durableId="1399984149">
     <w:abstractNumId w:val="19"/>
   </w:num>
-  <w:num w:numId="10">
+  <w:num w:numId="10" w16cid:durableId="1549730486">
     <w:abstractNumId w:val="2"/>
   </w:num>
-  <w:num w:numId="11">
+  <w:num w:numId="11" w16cid:durableId="1278291293">
     <w:abstractNumId w:val="5"/>
   </w:num>
-  <w:num w:numId="12">
+  <w:num w:numId="12" w16cid:durableId="1427847382">
     <w:abstractNumId w:val="1"/>
   </w:num>
-  <w:num w:numId="13">
+  <w:num w:numId="13" w16cid:durableId="546720346">
     <w:abstractNumId w:val="16"/>
   </w:num>
-  <w:num w:numId="14">
+  <w:num w:numId="14" w16cid:durableId="142896621">
     <w:abstractNumId w:val="9"/>
   </w:num>
-  <w:num w:numId="15">
+  <w:num w:numId="15" w16cid:durableId="1347058671">
     <w:abstractNumId w:val="11"/>
   </w:num>
-  <w:num w:numId="16">
+  <w:num w:numId="16" w16cid:durableId="1767573423">
     <w:abstractNumId w:val="4"/>
   </w:num>
-  <w:num w:numId="17">
+  <w:num w:numId="17" w16cid:durableId="1161432800">
     <w:abstractNumId w:val="17"/>
   </w:num>
-  <w:num w:numId="18">
+  <w:num w:numId="18" w16cid:durableId="2110851750">
     <w:abstractNumId w:val="14"/>
   </w:num>
-  <w:num w:numId="19">
+  <w:num w:numId="19" w16cid:durableId="997462103">
     <w:abstractNumId w:val="15"/>
   </w:num>
-  <w:num w:numId="20">
+  <w:num w:numId="20" w16cid:durableId="635066776">
     <w:abstractNumId w:val="18"/>
   </w:num>
-  <w:num w:numId="21">
+  <w:num w:numId="21" w16cid:durableId="119232526">
     <w:abstractNumId w:val="20"/>
   </w:num>
-  <w:num w:numId="22">
+  <w:num w:numId="22" w16cid:durableId="499005007">
     <w:abstractNumId w:val="7"/>
   </w:num>
 </w:numbering>
 </file>
 
 <file path=word/styles.xml><?xml version="1.0" encoding="utf-8"?>
-<w:styles xmlns:mc="http://schemas.openxmlformats.org/markup-compatibility/2006" xmlns:r="http://schemas.openxmlformats.org/officeDocument/2006/relationships" xmlns:w="http://schemas.openxmlformats.org/wordprocessingml/2006/main" xmlns:w14="http://schemas.microsoft.com/office/word/2010/wordml" xmlns:w15="http://schemas.microsoft.com/office/word/2012/wordml" xmlns:w16cex="http://schemas.microsoft.com/office/word/2018/wordml/cex" xmlns:w16cid="http://schemas.microsoft.com/office/word/2016/wordml/cid" xmlns:w16="http://schemas.microsoft.com/office/word/2018/wordml" xmlns:w16sdtdh="http://schemas.microsoft.com/office/word/2020/wordml/sdtdatahash" xmlns:w16se="http://schemas.microsoft.com/office/word/2015/wordml/symex" mc:Ignorable="w14 w15 w16se w16cid w16 w16cex w16sdtdh">
+<w:styles xmlns:mc="http://schemas.openxmlformats.org/markup-compatibility/2006" xmlns:r="http://schemas.openxmlformats.org/officeDocument/2006/relationships" xmlns:w="http://schemas.openxmlformats.org/wordprocessingml/2006/main" xmlns:w14="http://schemas.microsoft.com/office/word/2010/wordml" xmlns:w15="http://schemas.microsoft.com/office/word/2012/wordml" xmlns:w16cex="http://schemas.microsoft.com/office/word/2018/wordml/cex" xmlns:w16cid="http://schemas.microsoft.com/office/word/2016/wordml/cid" xmlns:w16="http://schemas.microsoft.com/office/word/2018/wordml" xmlns:w16du="http://schemas.microsoft.com/office/word/2023/wordml/word16du" xmlns:w16sdtdh="http://schemas.microsoft.com/office/word/2020/wordml/sdtdatahash" xmlns:w16sdtfl="http://schemas.microsoft.com/office/word/2024/wordml/sdtformatlock" xmlns:w16se="http://schemas.microsoft.com/office/word/2015/wordml/symex" mc:Ignorable="w14 w15 w16se w16cid w16 w16cex w16sdtdh w16sdtfl w16du">
   <w:docDefaults>
     <w:rPrDefault>
       <w:rPr>
